--- a/论文与演讲稿/气象报文卫星通信传输问题/气象报文卫星通信传输论文.docx
+++ b/论文与演讲稿/气象报文卫星通信传输问题/气象报文卫星通信传输论文.docx
@@ -9,7 +9,7 @@
       </w:pPr>
       <w:r>
         <w:rPr>
-          <w:rFonts w:ascii="SimHei" w:cs="SimHei" w:eastAsia="SimHei" w:hAnsi="SimHei"/>
+          <w:rFonts w:ascii="黑体" w:cs="黑体" w:eastAsia="黑体" w:hAnsi="黑体"/>
           <w:b/>
           <w:bCs/>
           <w:sz w:val="44"/>
@@ -25,7 +25,7 @@
       </w:pPr>
       <w:r>
         <w:rPr>
-          <w:rFonts w:ascii="SimHei" w:cs="SimHei" w:eastAsia="SimHei" w:hAnsi="SimHei"/>
+          <w:rFonts w:ascii="黑体" w:cs="黑体" w:eastAsia="黑体" w:hAnsi="黑体"/>
           <w:sz w:val="32"/>
           <w:szCs w:val="32"/>
         </w:rPr>
@@ -39,7 +39,7 @@
       </w:pPr>
       <w:r>
         <w:rPr>
-          <w:rFonts w:ascii="SimHei" w:cs="SimHei" w:eastAsia="SimHei" w:hAnsi="SimHei"/>
+          <w:rFonts w:ascii="黑体" w:cs="黑体" w:eastAsia="黑体" w:hAnsi="黑体"/>
           <w:b/>
           <w:bCs/>
           <w:sz w:val="28"/>
@@ -55,7 +55,7 @@
       </w:pPr>
       <w:r>
         <w:rPr>
-          <w:rFonts w:ascii="SimSun" w:cs="SimSun" w:eastAsia="SimSun" w:hAnsi="SimSun"/>
+          <w:rFonts w:ascii="宋体" w:cs="宋体" w:eastAsia="宋体" w:hAnsi="宋体"/>
           <w:sz w:val="24"/>
           <w:szCs w:val="24"/>
         </w:rPr>
@@ -69,7 +69,7 @@
       </w:pPr>
       <w:r>
         <w:rPr>
-          <w:rFonts w:ascii="SimSun" w:cs="SimSun" w:eastAsia="SimSun" w:hAnsi="SimSun"/>
+          <w:rFonts w:ascii="宋体" w:cs="宋体" w:eastAsia="宋体" w:hAnsi="宋体"/>
           <w:sz w:val="24"/>
           <w:szCs w:val="24"/>
         </w:rPr>
@@ -83,7 +83,7 @@
       </w:pPr>
       <w:r>
         <w:rPr>
-          <w:rFonts w:ascii="SimSun" w:cs="SimSun" w:eastAsia="SimSun" w:hAnsi="SimSun"/>
+          <w:rFonts w:ascii="宋体" w:cs="宋体" w:eastAsia="宋体" w:hAnsi="宋体"/>
           <w:sz w:val="24"/>
           <w:szCs w:val="24"/>
         </w:rPr>
@@ -96,7 +96,7 @@
       </w:pPr>
       <w:r>
         <w:rPr>
-          <w:rFonts w:ascii="SimHei" w:cs="SimHei" w:eastAsia="SimHei" w:hAnsi="SimHei"/>
+          <w:rFonts w:ascii="黑体" w:cs="黑体" w:eastAsia="黑体" w:hAnsi="黑体"/>
           <w:b/>
           <w:bCs/>
           <w:sz w:val="24"/>
@@ -106,7 +106,7 @@
       </w:r>
       <w:r>
         <w:rPr>
-          <w:rFonts w:ascii="SimSun" w:cs="SimSun" w:eastAsia="SimSun" w:hAnsi="SimSun"/>
+          <w:rFonts w:ascii="宋体" w:cs="宋体" w:eastAsia="宋体" w:hAnsi="宋体"/>
           <w:sz w:val="24"/>
           <w:szCs w:val="24"/>
         </w:rPr>
@@ -120,7 +120,7 @@
       </w:pPr>
       <w:r>
         <w:rPr>
-          <w:rFonts w:ascii="SimHei" w:cs="SimHei" w:eastAsia="SimHei" w:hAnsi="SimHei"/>
+          <w:rFonts w:ascii="黑体" w:cs="黑体" w:eastAsia="黑体" w:hAnsi="黑体"/>
           <w:b/>
           <w:bCs/>
           <w:sz w:val="32"/>
@@ -136,7 +136,7 @@
       </w:pPr>
       <w:r>
         <w:rPr>
-          <w:rFonts w:ascii="SimSun" w:cs="SimSun" w:eastAsia="SimSun" w:hAnsi="SimSun"/>
+          <w:rFonts w:ascii="宋体" w:cs="宋体" w:eastAsia="宋体" w:hAnsi="宋体"/>
           <w:sz w:val="24"/>
           <w:szCs w:val="24"/>
         </w:rPr>
@@ -150,7 +150,7 @@
       </w:pPr>
       <w:r>
         <w:rPr>
-          <w:rFonts w:ascii="SimSun" w:cs="SimSun" w:eastAsia="SimSun" w:hAnsi="SimSun"/>
+          <w:rFonts w:ascii="宋体" w:cs="宋体" w:eastAsia="宋体" w:hAnsi="宋体"/>
           <w:sz w:val="24"/>
           <w:szCs w:val="24"/>
         </w:rPr>
@@ -172,7 +172,7 @@
       </w:r>
       <w:r>
         <w:rPr>
-          <w:rFonts w:ascii="SimSun" w:cs="SimSun" w:eastAsia="SimSun" w:hAnsi="SimSun"/>
+          <w:rFonts w:ascii="宋体" w:cs="宋体" w:eastAsia="宋体" w:hAnsi="宋体"/>
           <w:sz w:val="24"/>
           <w:szCs w:val="24"/>
         </w:rPr>
@@ -194,7 +194,7 @@
       </w:r>
       <w:r>
         <w:rPr>
-          <w:rFonts w:ascii="SimSun" w:cs="SimSun" w:eastAsia="SimSun" w:hAnsi="SimSun"/>
+          <w:rFonts w:ascii="宋体" w:cs="宋体" w:eastAsia="宋体" w:hAnsi="宋体"/>
           <w:sz w:val="24"/>
           <w:szCs w:val="24"/>
         </w:rPr>
@@ -216,7 +216,7 @@
       </w:r>
       <w:r>
         <w:rPr>
-          <w:rFonts w:ascii="SimSun" w:cs="SimSun" w:eastAsia="SimSun" w:hAnsi="SimSun"/>
+          <w:rFonts w:ascii="宋体" w:cs="宋体" w:eastAsia="宋体" w:hAnsi="宋体"/>
           <w:sz w:val="24"/>
           <w:szCs w:val="24"/>
         </w:rPr>
@@ -230,7 +230,7 @@
       </w:pPr>
       <w:r>
         <w:rPr>
-          <w:rFonts w:ascii="SimHei" w:cs="SimHei" w:eastAsia="SimHei" w:hAnsi="SimHei"/>
+          <w:rFonts w:ascii="黑体" w:cs="黑体" w:eastAsia="黑体" w:hAnsi="黑体"/>
           <w:b/>
           <w:bCs/>
           <w:sz w:val="32"/>
@@ -246,7 +246,7 @@
       </w:pPr>
       <w:r>
         <w:rPr>
-          <w:rFonts w:ascii="SimHei" w:cs="SimHei" w:eastAsia="SimHei" w:hAnsi="SimHei"/>
+          <w:rFonts w:ascii="黑体" w:cs="黑体" w:eastAsia="黑体" w:hAnsi="黑体"/>
           <w:b/>
           <w:bCs/>
           <w:sz w:val="28"/>
@@ -262,7 +262,7 @@
       </w:pPr>
       <w:r>
         <w:rPr>
-          <w:rFonts w:ascii="SimSun" w:cs="SimSun" w:eastAsia="SimSun" w:hAnsi="SimSun"/>
+          <w:rFonts w:ascii="宋体" w:cs="宋体" w:eastAsia="宋体" w:hAnsi="宋体"/>
           <w:sz w:val="24"/>
           <w:szCs w:val="24"/>
         </w:rPr>
@@ -270,7 +270,7 @@
       </w:r>
       <w:r>
         <w:rPr>
-          <w:rFonts w:ascii="SimSun" w:cs="SimSun" w:eastAsia="SimSun" w:hAnsi="SimSun"/>
+          <w:rFonts w:ascii="宋体" w:cs="宋体" w:eastAsia="宋体" w:hAnsi="宋体"/>
           <w:sz w:val="24"/>
           <w:szCs w:val="24"/>
         </w:rPr>
@@ -284,7 +284,7 @@
       </w:pPr>
       <w:r>
         <w:rPr>
-          <w:rFonts w:ascii="SimSun" w:cs="SimSun" w:eastAsia="SimSun" w:hAnsi="SimSun"/>
+          <w:rFonts w:ascii="宋体" w:cs="宋体" w:eastAsia="宋体" w:hAnsi="宋体"/>
           <w:sz w:val="24"/>
           <w:szCs w:val="24"/>
         </w:rPr>
@@ -292,7 +292,7 @@
       </w:r>
       <w:r>
         <w:rPr>
-          <w:rFonts w:ascii="SimSun" w:cs="SimSun" w:eastAsia="SimSun" w:hAnsi="SimSun"/>
+          <w:rFonts w:ascii="宋体" w:cs="宋体" w:eastAsia="宋体" w:hAnsi="宋体"/>
           <w:sz w:val="24"/>
           <w:szCs w:val="24"/>
         </w:rPr>
@@ -306,7 +306,7 @@
       </w:pPr>
       <w:r>
         <w:rPr>
-          <w:rFonts w:ascii="SimSun" w:cs="SimSun" w:eastAsia="SimSun" w:hAnsi="SimSun"/>
+          <w:rFonts w:ascii="宋体" w:cs="宋体" w:eastAsia="宋体" w:hAnsi="宋体"/>
           <w:sz w:val="24"/>
           <w:szCs w:val="24"/>
         </w:rPr>
@@ -314,7 +314,7 @@
       </w:r>
       <w:r>
         <w:rPr>
-          <w:rFonts w:ascii="SimSun" w:cs="SimSun" w:eastAsia="SimSun" w:hAnsi="SimSun"/>
+          <w:rFonts w:ascii="宋体" w:cs="宋体" w:eastAsia="宋体" w:hAnsi="宋体"/>
           <w:sz w:val="24"/>
           <w:szCs w:val="24"/>
         </w:rPr>
@@ -328,7 +328,7 @@
       </w:pPr>
       <w:r>
         <w:rPr>
-          <w:rFonts w:ascii="SimSun" w:cs="SimSun" w:eastAsia="SimSun" w:hAnsi="SimSun"/>
+          <w:rFonts w:ascii="宋体" w:cs="宋体" w:eastAsia="宋体" w:hAnsi="宋体"/>
           <w:sz w:val="24"/>
           <w:szCs w:val="24"/>
         </w:rPr>
@@ -336,7 +336,7 @@
       </w:r>
       <w:r>
         <w:rPr>
-          <w:rFonts w:ascii="SimSun" w:cs="SimSun" w:eastAsia="SimSun" w:hAnsi="SimSun"/>
+          <w:rFonts w:ascii="宋体" w:cs="宋体" w:eastAsia="宋体" w:hAnsi="宋体"/>
           <w:sz w:val="24"/>
           <w:szCs w:val="24"/>
         </w:rPr>
@@ -350,7 +350,7 @@
       </w:pPr>
       <w:r>
         <w:rPr>
-          <w:rFonts w:ascii="SimSun" w:cs="SimSun" w:eastAsia="SimSun" w:hAnsi="SimSun"/>
+          <w:rFonts w:ascii="宋体" w:cs="宋体" w:eastAsia="宋体" w:hAnsi="宋体"/>
           <w:sz w:val="24"/>
           <w:szCs w:val="24"/>
         </w:rPr>
@@ -358,7 +358,7 @@
       </w:r>
       <w:r>
         <w:rPr>
-          <w:rFonts w:ascii="SimSun" w:cs="SimSun" w:eastAsia="SimSun" w:hAnsi="SimSun"/>
+          <w:rFonts w:ascii="宋体" w:cs="宋体" w:eastAsia="宋体" w:hAnsi="宋体"/>
           <w:sz w:val="24"/>
           <w:szCs w:val="24"/>
         </w:rPr>
@@ -372,7 +372,7 @@
       </w:pPr>
       <w:r>
         <w:rPr>
-          <w:rFonts w:ascii="SimSun" w:cs="SimSun" w:eastAsia="SimSun" w:hAnsi="SimSun"/>
+          <w:rFonts w:ascii="宋体" w:cs="宋体" w:eastAsia="宋体" w:hAnsi="宋体"/>
           <w:sz w:val="24"/>
           <w:szCs w:val="24"/>
         </w:rPr>
@@ -380,7 +380,7 @@
       </w:r>
       <w:r>
         <w:rPr>
-          <w:rFonts w:ascii="SimSun" w:cs="SimSun" w:eastAsia="SimSun" w:hAnsi="SimSun"/>
+          <w:rFonts w:ascii="宋体" w:cs="宋体" w:eastAsia="宋体" w:hAnsi="宋体"/>
           <w:sz w:val="24"/>
           <w:szCs w:val="24"/>
         </w:rPr>
@@ -394,7 +394,7 @@
       </w:pPr>
       <w:r>
         <w:rPr>
-          <w:rFonts w:ascii="SimSun" w:cs="SimSun" w:eastAsia="SimSun" w:hAnsi="SimSun"/>
+          <w:rFonts w:ascii="宋体" w:cs="宋体" w:eastAsia="宋体" w:hAnsi="宋体"/>
           <w:sz w:val="24"/>
           <w:szCs w:val="24"/>
         </w:rPr>
@@ -402,7 +402,7 @@
       </w:r>
       <w:r>
         <w:rPr>
-          <w:rFonts w:ascii="SimSun" w:cs="SimSun" w:eastAsia="SimSun" w:hAnsi="SimSun"/>
+          <w:rFonts w:ascii="宋体" w:cs="宋体" w:eastAsia="宋体" w:hAnsi="宋体"/>
           <w:sz w:val="24"/>
           <w:szCs w:val="24"/>
         </w:rPr>
@@ -416,7 +416,7 @@
       </w:pPr>
       <w:r>
         <w:rPr>
-          <w:rFonts w:ascii="SimHei" w:cs="SimHei" w:eastAsia="SimHei" w:hAnsi="SimHei"/>
+          <w:rFonts w:ascii="黑体" w:cs="黑体" w:eastAsia="黑体" w:hAnsi="黑体"/>
           <w:b/>
           <w:bCs/>
           <w:sz w:val="28"/>
@@ -429,12 +429,8 @@
       <w:tblPr>
         <w:tblW w:type="pct" w:w="100%"/>
         <w:tblBorders>
-          <w:top w:val="single" w:color="auto" w:sz="4"/>
-          <w:left w:val="single" w:color="auto" w:sz="4"/>
-          <w:bottom w:val="single" w:color="auto" w:sz="4"/>
-          <w:right w:val="single" w:color="auto" w:sz="4"/>
-          <w:insideH w:val="single" w:color="auto" w:sz="4"/>
-          <w:insideV w:val="single" w:color="auto" w:sz="4"/>
+          <w:top w:val="single" w:sz="12" w:space="0" w:color="000000"/>
+          <w:bottom w:val="single" w:sz="12" w:space="0" w:color="000000"/>
         </w:tblBorders>
       </w:tblPr>
       <w:tblGrid>
@@ -444,13 +440,10 @@
       <w:tr>
         <w:tc>
           <w:tcPr>
+            <w:tcBorders>
+              <w:bottom w:val="single" w:sz="6" w:space="0" w:color="000000"/>
+            </w:tcBorders>
             <w:tcW w:type="dxa" w:w="2000"/>
-            <w:tcBorders>
-              <w:top w:val="single" w:color="000000" w:sz="18"/>
-              <w:left w:val="none" w:color="FFFFFF" w:sz="0"/>
-              <w:bottom w:val="single" w:color="000000" w:sz="6"/>
-              <w:right w:val="none" w:color="FFFFFF" w:sz="0"/>
-            </w:tcBorders>
             <w:vAlign w:val="center"/>
           </w:tcPr>
           <w:p>
@@ -460,7 +453,7 @@
             </w:pPr>
             <w:r>
               <w:rPr>
-                <w:rFonts w:ascii="SimHei" w:cs="SimHei" w:eastAsia="SimHei" w:hAnsi="SimHei"/>
+                <w:rFonts w:ascii="黑体" w:cs="黑体" w:eastAsia="黑体" w:hAnsi="黑体"/>
                 <w:b/>
                 <w:bCs/>
                 <w:sz w:val="20"/>
@@ -472,13 +465,10 @@
         </w:tc>
         <w:tc>
           <w:tcPr>
+            <w:tcBorders>
+              <w:bottom w:val="single" w:sz="6" w:space="0" w:color="000000"/>
+            </w:tcBorders>
             <w:tcW w:type="dxa" w:w="7000"/>
-            <w:tcBorders>
-              <w:top w:val="single" w:color="000000" w:sz="18"/>
-              <w:left w:val="none" w:color="FFFFFF" w:sz="0"/>
-              <w:bottom w:val="single" w:color="000000" w:sz="6"/>
-              <w:right w:val="none" w:color="FFFFFF" w:sz="0"/>
-            </w:tcBorders>
             <w:vAlign w:val="center"/>
           </w:tcPr>
           <w:p>
@@ -488,7 +478,7 @@
             </w:pPr>
             <w:r>
               <w:rPr>
-                <w:rFonts w:ascii="SimHei" w:cs="SimHei" w:eastAsia="SimHei" w:hAnsi="SimHei"/>
+                <w:rFonts w:ascii="黑体" w:cs="黑体" w:eastAsia="黑体" w:hAnsi="黑体"/>
                 <w:b/>
                 <w:bCs/>
                 <w:sz w:val="20"/>
@@ -502,13 +492,10 @@
       <w:tr>
         <w:tc>
           <w:tcPr>
+            <w:tcBorders>
+              <w:bottom w:val="single" w:sz="6" w:space="0" w:color="000000"/>
+            </w:tcBorders>
             <w:tcW w:type="dxa" w:w="2000"/>
-            <w:tcBorders>
-              <w:top w:val="none" w:color="FFFFFF" w:sz="0"/>
-              <w:left w:val="none" w:color="FFFFFF" w:sz="0"/>
-              <w:bottom w:val="none" w:color="FFFFFF" w:sz="0"/>
-              <w:right w:val="none" w:color="FFFFFF" w:sz="0"/>
-            </w:tcBorders>
             <w:vAlign w:val="center"/>
           </w:tcPr>
           <w:p>
@@ -528,13 +515,10 @@
         </w:tc>
         <w:tc>
           <w:tcPr>
+            <w:tcBorders>
+              <w:bottom w:val="single" w:sz="6" w:space="0" w:color="000000"/>
+            </w:tcBorders>
             <w:tcW w:type="dxa" w:w="7000"/>
-            <w:tcBorders>
-              <w:top w:val="none" w:color="FFFFFF" w:sz="0"/>
-              <w:left w:val="none" w:color="FFFFFF" w:sz="0"/>
-              <w:bottom w:val="none" w:color="FFFFFF" w:sz="0"/>
-              <w:right w:val="none" w:color="FFFFFF" w:sz="0"/>
-            </w:tcBorders>
             <w:vAlign w:val="center"/>
           </w:tcPr>
           <w:p>
@@ -556,13 +540,10 @@
       <w:tr>
         <w:tc>
           <w:tcPr>
+            <w:tcBorders>
+              <w:bottom w:val="single" w:sz="6" w:space="0" w:color="000000"/>
+            </w:tcBorders>
             <w:tcW w:type="dxa" w:w="2000"/>
-            <w:tcBorders>
-              <w:top w:val="none" w:color="FFFFFF" w:sz="0"/>
-              <w:left w:val="none" w:color="FFFFFF" w:sz="0"/>
-              <w:bottom w:val="none" w:color="FFFFFF" w:sz="0"/>
-              <w:right w:val="none" w:color="FFFFFF" w:sz="0"/>
-            </w:tcBorders>
             <w:vAlign w:val="center"/>
           </w:tcPr>
           <w:p>
@@ -582,13 +563,10 @@
         </w:tc>
         <w:tc>
           <w:tcPr>
+            <w:tcBorders>
+              <w:bottom w:val="single" w:sz="6" w:space="0" w:color="000000"/>
+            </w:tcBorders>
             <w:tcW w:type="dxa" w:w="7000"/>
-            <w:tcBorders>
-              <w:top w:val="none" w:color="FFFFFF" w:sz="0"/>
-              <w:left w:val="none" w:color="FFFFFF" w:sz="0"/>
-              <w:bottom w:val="none" w:color="FFFFFF" w:sz="0"/>
-              <w:right w:val="none" w:color="FFFFFF" w:sz="0"/>
-            </w:tcBorders>
             <w:vAlign w:val="center"/>
           </w:tcPr>
           <w:p>
@@ -610,13 +588,10 @@
       <w:tr>
         <w:tc>
           <w:tcPr>
+            <w:tcBorders>
+              <w:bottom w:val="single" w:sz="6" w:space="0" w:color="000000"/>
+            </w:tcBorders>
             <w:tcW w:type="dxa" w:w="2000"/>
-            <w:tcBorders>
-              <w:top w:val="none" w:color="FFFFFF" w:sz="0"/>
-              <w:left w:val="none" w:color="FFFFFF" w:sz="0"/>
-              <w:bottom w:val="none" w:color="FFFFFF" w:sz="0"/>
-              <w:right w:val="none" w:color="FFFFFF" w:sz="0"/>
-            </w:tcBorders>
             <w:vAlign w:val="center"/>
           </w:tcPr>
           <w:p>
@@ -636,13 +611,10 @@
         </w:tc>
         <w:tc>
           <w:tcPr>
+            <w:tcBorders>
+              <w:bottom w:val="single" w:sz="6" w:space="0" w:color="000000"/>
+            </w:tcBorders>
             <w:tcW w:type="dxa" w:w="7000"/>
-            <w:tcBorders>
-              <w:top w:val="none" w:color="FFFFFF" w:sz="0"/>
-              <w:left w:val="none" w:color="FFFFFF" w:sz="0"/>
-              <w:bottom w:val="none" w:color="FFFFFF" w:sz="0"/>
-              <w:right w:val="none" w:color="FFFFFF" w:sz="0"/>
-            </w:tcBorders>
             <w:vAlign w:val="center"/>
           </w:tcPr>
           <w:p>
@@ -664,13 +636,10 @@
       <w:tr>
         <w:tc>
           <w:tcPr>
+            <w:tcBorders>
+              <w:bottom w:val="single" w:sz="6" w:space="0" w:color="000000"/>
+            </w:tcBorders>
             <w:tcW w:type="dxa" w:w="2000"/>
-            <w:tcBorders>
-              <w:top w:val="none" w:color="FFFFFF" w:sz="0"/>
-              <w:left w:val="none" w:color="FFFFFF" w:sz="0"/>
-              <w:bottom w:val="none" w:color="FFFFFF" w:sz="0"/>
-              <w:right w:val="none" w:color="FFFFFF" w:sz="0"/>
-            </w:tcBorders>
             <w:vAlign w:val="center"/>
           </w:tcPr>
           <w:p>
@@ -690,13 +659,10 @@
         </w:tc>
         <w:tc>
           <w:tcPr>
+            <w:tcBorders>
+              <w:bottom w:val="single" w:sz="6" w:space="0" w:color="000000"/>
+            </w:tcBorders>
             <w:tcW w:type="dxa" w:w="7000"/>
-            <w:tcBorders>
-              <w:top w:val="none" w:color="FFFFFF" w:sz="0"/>
-              <w:left w:val="none" w:color="FFFFFF" w:sz="0"/>
-              <w:bottom w:val="none" w:color="FFFFFF" w:sz="0"/>
-              <w:right w:val="none" w:color="FFFFFF" w:sz="0"/>
-            </w:tcBorders>
             <w:vAlign w:val="center"/>
           </w:tcPr>
           <w:p>
@@ -718,13 +684,10 @@
       <w:tr>
         <w:tc>
           <w:tcPr>
+            <w:tcBorders>
+              <w:bottom w:val="single" w:sz="6" w:space="0" w:color="000000"/>
+            </w:tcBorders>
             <w:tcW w:type="dxa" w:w="2000"/>
-            <w:tcBorders>
-              <w:top w:val="none" w:color="FFFFFF" w:sz="0"/>
-              <w:left w:val="none" w:color="FFFFFF" w:sz="0"/>
-              <w:bottom w:val="none" w:color="FFFFFF" w:sz="0"/>
-              <w:right w:val="none" w:color="FFFFFF" w:sz="0"/>
-            </w:tcBorders>
             <w:vAlign w:val="center"/>
           </w:tcPr>
           <w:p>
@@ -744,13 +707,10 @@
         </w:tc>
         <w:tc>
           <w:tcPr>
+            <w:tcBorders>
+              <w:bottom w:val="single" w:sz="6" w:space="0" w:color="000000"/>
+            </w:tcBorders>
             <w:tcW w:type="dxa" w:w="7000"/>
-            <w:tcBorders>
-              <w:top w:val="none" w:color="FFFFFF" w:sz="0"/>
-              <w:left w:val="none" w:color="FFFFFF" w:sz="0"/>
-              <w:bottom w:val="none" w:color="FFFFFF" w:sz="0"/>
-              <w:right w:val="none" w:color="FFFFFF" w:sz="0"/>
-            </w:tcBorders>
             <w:vAlign w:val="center"/>
           </w:tcPr>
           <w:p>
@@ -772,13 +732,10 @@
       <w:tr>
         <w:tc>
           <w:tcPr>
+            <w:tcBorders>
+              <w:bottom w:val="single" w:sz="6" w:space="0" w:color="000000"/>
+            </w:tcBorders>
             <w:tcW w:type="dxa" w:w="2000"/>
-            <w:tcBorders>
-              <w:top w:val="none" w:color="FFFFFF" w:sz="0"/>
-              <w:left w:val="none" w:color="FFFFFF" w:sz="0"/>
-              <w:bottom w:val="none" w:color="FFFFFF" w:sz="0"/>
-              <w:right w:val="none" w:color="FFFFFF" w:sz="0"/>
-            </w:tcBorders>
             <w:vAlign w:val="center"/>
           </w:tcPr>
           <w:p>
@@ -798,13 +755,10 @@
         </w:tc>
         <w:tc>
           <w:tcPr>
+            <w:tcBorders>
+              <w:bottom w:val="single" w:sz="6" w:space="0" w:color="000000"/>
+            </w:tcBorders>
             <w:tcW w:type="dxa" w:w="7000"/>
-            <w:tcBorders>
-              <w:top w:val="none" w:color="FFFFFF" w:sz="0"/>
-              <w:left w:val="none" w:color="FFFFFF" w:sz="0"/>
-              <w:bottom w:val="none" w:color="FFFFFF" w:sz="0"/>
-              <w:right w:val="none" w:color="FFFFFF" w:sz="0"/>
-            </w:tcBorders>
             <w:vAlign w:val="center"/>
           </w:tcPr>
           <w:p>
@@ -826,13 +780,10 @@
       <w:tr>
         <w:tc>
           <w:tcPr>
+            <w:tcBorders>
+              <w:bottom w:val="single" w:sz="6" w:space="0" w:color="000000"/>
+            </w:tcBorders>
             <w:tcW w:type="dxa" w:w="2000"/>
-            <w:tcBorders>
-              <w:top w:val="none" w:color="FFFFFF" w:sz="0"/>
-              <w:left w:val="none" w:color="FFFFFF" w:sz="0"/>
-              <w:bottom w:val="none" w:color="FFFFFF" w:sz="0"/>
-              <w:right w:val="none" w:color="FFFFFF" w:sz="0"/>
-            </w:tcBorders>
             <w:vAlign w:val="center"/>
           </w:tcPr>
           <w:p>
@@ -852,13 +803,10 @@
         </w:tc>
         <w:tc>
           <w:tcPr>
+            <w:tcBorders>
+              <w:bottom w:val="single" w:sz="6" w:space="0" w:color="000000"/>
+            </w:tcBorders>
             <w:tcW w:type="dxa" w:w="7000"/>
-            <w:tcBorders>
-              <w:top w:val="none" w:color="FFFFFF" w:sz="0"/>
-              <w:left w:val="none" w:color="FFFFFF" w:sz="0"/>
-              <w:bottom w:val="none" w:color="FFFFFF" w:sz="0"/>
-              <w:right w:val="none" w:color="FFFFFF" w:sz="0"/>
-            </w:tcBorders>
             <w:vAlign w:val="center"/>
           </w:tcPr>
           <w:p>
@@ -880,13 +828,10 @@
       <w:tr>
         <w:tc>
           <w:tcPr>
+            <w:tcBorders>
+              <w:bottom w:val="single" w:sz="6" w:space="0" w:color="000000"/>
+            </w:tcBorders>
             <w:tcW w:type="dxa" w:w="2000"/>
-            <w:tcBorders>
-              <w:top w:val="none" w:color="FFFFFF" w:sz="0"/>
-              <w:left w:val="none" w:color="FFFFFF" w:sz="0"/>
-              <w:bottom w:val="none" w:color="FFFFFF" w:sz="0"/>
-              <w:right w:val="none" w:color="FFFFFF" w:sz="0"/>
-            </w:tcBorders>
             <w:vAlign w:val="center"/>
           </w:tcPr>
           <w:p>
@@ -906,13 +851,10 @@
         </w:tc>
         <w:tc>
           <w:tcPr>
+            <w:tcBorders>
+              <w:bottom w:val="single" w:sz="6" w:space="0" w:color="000000"/>
+            </w:tcBorders>
             <w:tcW w:type="dxa" w:w="7000"/>
-            <w:tcBorders>
-              <w:top w:val="none" w:color="FFFFFF" w:sz="0"/>
-              <w:left w:val="none" w:color="FFFFFF" w:sz="0"/>
-              <w:bottom w:val="none" w:color="FFFFFF" w:sz="0"/>
-              <w:right w:val="none" w:color="FFFFFF" w:sz="0"/>
-            </w:tcBorders>
             <w:vAlign w:val="center"/>
           </w:tcPr>
           <w:p>
@@ -934,13 +876,10 @@
       <w:tr>
         <w:tc>
           <w:tcPr>
+            <w:tcBorders>
+              <w:bottom w:val="single" w:sz="6" w:space="0" w:color="000000"/>
+            </w:tcBorders>
             <w:tcW w:type="dxa" w:w="2000"/>
-            <w:tcBorders>
-              <w:top w:val="none" w:color="FFFFFF" w:sz="0"/>
-              <w:left w:val="none" w:color="FFFFFF" w:sz="0"/>
-              <w:bottom w:val="none" w:color="FFFFFF" w:sz="0"/>
-              <w:right w:val="none" w:color="FFFFFF" w:sz="0"/>
-            </w:tcBorders>
             <w:vAlign w:val="center"/>
           </w:tcPr>
           <w:p>
@@ -960,13 +899,10 @@
         </w:tc>
         <w:tc>
           <w:tcPr>
+            <w:tcBorders>
+              <w:bottom w:val="single" w:sz="6" w:space="0" w:color="000000"/>
+            </w:tcBorders>
             <w:tcW w:type="dxa" w:w="7000"/>
-            <w:tcBorders>
-              <w:top w:val="none" w:color="FFFFFF" w:sz="0"/>
-              <w:left w:val="none" w:color="FFFFFF" w:sz="0"/>
-              <w:bottom w:val="none" w:color="FFFFFF" w:sz="0"/>
-              <w:right w:val="none" w:color="FFFFFF" w:sz="0"/>
-            </w:tcBorders>
             <w:vAlign w:val="center"/>
           </w:tcPr>
           <w:p>
@@ -988,13 +924,10 @@
       <w:tr>
         <w:tc>
           <w:tcPr>
+            <w:tcBorders>
+              <w:bottom w:val="single" w:sz="6" w:space="0" w:color="000000"/>
+            </w:tcBorders>
             <w:tcW w:type="dxa" w:w="2000"/>
-            <w:tcBorders>
-              <w:top w:val="none" w:color="FFFFFF" w:sz="0"/>
-              <w:left w:val="none" w:color="FFFFFF" w:sz="0"/>
-              <w:bottom w:val="single" w:color="000000" w:sz="18"/>
-              <w:right w:val="none" w:color="FFFFFF" w:sz="0"/>
-            </w:tcBorders>
             <w:vAlign w:val="center"/>
           </w:tcPr>
           <w:p>
@@ -1014,13 +947,10 @@
         </w:tc>
         <w:tc>
           <w:tcPr>
+            <w:tcBorders>
+              <w:bottom w:val="single" w:sz="6" w:space="0" w:color="000000"/>
+            </w:tcBorders>
             <w:tcW w:type="dxa" w:w="7000"/>
-            <w:tcBorders>
-              <w:top w:val="none" w:color="FFFFFF" w:sz="0"/>
-              <w:left w:val="none" w:color="FFFFFF" w:sz="0"/>
-              <w:bottom w:val="single" w:color="000000" w:sz="18"/>
-              <w:right w:val="none" w:color="FFFFFF" w:sz="0"/>
-            </w:tcBorders>
             <w:vAlign w:val="center"/>
           </w:tcPr>
           <w:p>
@@ -1052,7 +982,7 @@
       </w:pPr>
       <w:r>
         <w:rPr>
-          <w:rFonts w:ascii="SimHei" w:cs="SimHei" w:eastAsia="SimHei" w:hAnsi="SimHei"/>
+          <w:rFonts w:ascii="黑体" w:cs="黑体" w:eastAsia="黑体" w:hAnsi="黑体"/>
           <w:b/>
           <w:bCs/>
           <w:sz w:val="32"/>
@@ -1068,7 +998,7 @@
       </w:pPr>
       <w:r>
         <w:rPr>
-          <w:rFonts w:ascii="SimHei" w:cs="SimHei" w:eastAsia="SimHei" w:hAnsi="SimHei"/>
+          <w:rFonts w:ascii="黑体" w:cs="黑体" w:eastAsia="黑体" w:hAnsi="黑体"/>
           <w:b/>
           <w:bCs/>
           <w:sz w:val="28"/>
@@ -1084,7 +1014,7 @@
       </w:pPr>
       <w:r>
         <w:rPr>
-          <w:rFonts w:ascii="SimSun" w:cs="SimSun" w:eastAsia="SimSun" w:hAnsi="SimSun"/>
+          <w:rFonts w:ascii="宋体" w:cs="宋体" w:eastAsia="宋体" w:hAnsi="宋体"/>
           <w:sz w:val="24"/>
           <w:szCs w:val="24"/>
         </w:rPr>
@@ -1098,7 +1028,7 @@
       </w:pPr>
       <w:r>
         <w:rPr>
-          <w:rFonts w:ascii="SimHei" w:cs="SimHei" w:eastAsia="SimHei" w:hAnsi="SimHei"/>
+          <w:rFonts w:ascii="黑体" w:cs="黑体" w:eastAsia="黑体" w:hAnsi="黑体"/>
           <w:b/>
           <w:bCs/>
           <w:sz w:val="24"/>
@@ -1114,7 +1044,7 @@
       </w:pPr>
       <w:r>
         <w:rPr>
-          <w:rFonts w:ascii="SimSun" w:cs="SimSun" w:eastAsia="SimSun" w:hAnsi="SimSun"/>
+          <w:rFonts w:ascii="宋体" w:cs="宋体" w:eastAsia="宋体" w:hAnsi="宋体"/>
           <w:sz w:val="24"/>
           <w:szCs w:val="24"/>
         </w:rPr>
@@ -1128,7 +1058,7 @@
       </w:pPr>
       <w:r>
         <w:rPr>
-          <w:rFonts w:ascii="SimSun" w:cs="SimSun" w:eastAsia="SimSun" w:hAnsi="SimSun"/>
+          <w:rFonts w:ascii="宋体" w:cs="宋体" w:eastAsia="宋体" w:hAnsi="宋体"/>
           <w:sz w:val="24"/>
           <w:szCs w:val="24"/>
         </w:rPr>
@@ -1136,7 +1066,7 @@
       </w:r>
       <w:r>
         <w:rPr>
-          <w:rFonts w:ascii="SimSun" w:cs="SimSun" w:eastAsia="SimSun" w:hAnsi="SimSun"/>
+          <w:rFonts w:ascii="宋体" w:cs="宋体" w:eastAsia="宋体" w:hAnsi="宋体"/>
           <w:sz w:val="24"/>
           <w:szCs w:val="24"/>
         </w:rPr>
@@ -1150,7 +1080,7 @@
       </w:pPr>
       <w:r>
         <w:rPr>
-          <w:rFonts w:ascii="SimSun" w:cs="SimSun" w:eastAsia="SimSun" w:hAnsi="SimSun"/>
+          <w:rFonts w:ascii="宋体" w:cs="宋体" w:eastAsia="宋体" w:hAnsi="宋体"/>
           <w:sz w:val="24"/>
           <w:szCs w:val="24"/>
         </w:rPr>
@@ -1158,7 +1088,7 @@
       </w:r>
       <w:r>
         <w:rPr>
-          <w:rFonts w:ascii="SimSun" w:cs="SimSun" w:eastAsia="SimSun" w:hAnsi="SimSun"/>
+          <w:rFonts w:ascii="宋体" w:cs="宋体" w:eastAsia="宋体" w:hAnsi="宋体"/>
           <w:sz w:val="24"/>
           <w:szCs w:val="24"/>
         </w:rPr>
@@ -1172,7 +1102,7 @@
       </w:pPr>
       <w:r>
         <w:rPr>
-          <w:rFonts w:ascii="SimSun" w:cs="SimSun" w:eastAsia="SimSun" w:hAnsi="SimSun"/>
+          <w:rFonts w:ascii="宋体" w:cs="宋体" w:eastAsia="宋体" w:hAnsi="宋体"/>
           <w:sz w:val="24"/>
           <w:szCs w:val="24"/>
         </w:rPr>
@@ -1186,7 +1116,7 @@
       </w:pPr>
       <w:r>
         <w:rPr>
-          <w:rFonts w:ascii="SimHei" w:cs="SimHei" w:eastAsia="SimHei" w:hAnsi="SimHei"/>
+          <w:rFonts w:ascii="黑体" w:cs="黑体" w:eastAsia="黑体" w:hAnsi="黑体"/>
           <w:b/>
           <w:bCs/>
           <w:sz w:val="24"/>
@@ -1202,7 +1132,7 @@
       </w:pPr>
       <w:r>
         <w:rPr>
-          <w:rFonts w:ascii="SimSun" w:cs="SimSun" w:eastAsia="SimSun" w:hAnsi="SimSun"/>
+          <w:rFonts w:ascii="宋体" w:cs="宋体" w:eastAsia="宋体" w:hAnsi="宋体"/>
           <w:sz w:val="24"/>
           <w:szCs w:val="24"/>
         </w:rPr>
@@ -1215,7 +1145,7 @@
       </w:pPr>
       <w:r>
         <w:rPr>
-          <w:rFonts w:ascii="SimSun" w:cs="SimSun" w:eastAsia="SimSun" w:hAnsi="SimSun"/>
+          <w:rFonts w:ascii="宋体" w:cs="宋体" w:eastAsia="宋体" w:hAnsi="宋体"/>
           <w:sz w:val="24"/>
           <w:szCs w:val="24"/>
         </w:rPr>
@@ -1228,7 +1158,7 @@
       </w:pPr>
       <w:r>
         <w:rPr>
-          <w:rFonts w:ascii="SimSun" w:cs="SimSun" w:eastAsia="SimSun" w:hAnsi="SimSun"/>
+          <w:rFonts w:ascii="宋体" w:cs="宋体" w:eastAsia="宋体" w:hAnsi="宋体"/>
           <w:sz w:val="24"/>
           <w:szCs w:val="24"/>
         </w:rPr>
@@ -1242,7 +1172,7 @@
       </w:pPr>
       <w:r>
         <w:rPr>
-          <w:rFonts w:ascii="SimSun" w:cs="SimSun" w:eastAsia="SimSun" w:hAnsi="SimSun"/>
+          <w:rFonts w:ascii="宋体" w:cs="宋体" w:eastAsia="宋体" w:hAnsi="宋体"/>
           <w:sz w:val="24"/>
           <w:szCs w:val="24"/>
         </w:rPr>
@@ -1256,7 +1186,7 @@
       </w:pPr>
       <w:r>
         <w:rPr>
-          <w:rFonts w:ascii="SimSun" w:cs="SimSun" w:eastAsia="SimSun" w:hAnsi="SimSun"/>
+          <w:rFonts w:ascii="宋体" w:cs="宋体" w:eastAsia="宋体" w:hAnsi="宋体"/>
           <w:sz w:val="24"/>
           <w:szCs w:val="24"/>
         </w:rPr>
@@ -1270,7 +1200,7 @@
       </w:pPr>
       <w:r>
         <w:rPr>
-          <w:rFonts w:ascii="SimSun" w:cs="SimSun" w:eastAsia="SimSun" w:hAnsi="SimSun"/>
+          <w:rFonts w:ascii="宋体" w:cs="宋体" w:eastAsia="宋体" w:hAnsi="宋体"/>
           <w:sz w:val="24"/>
           <w:szCs w:val="24"/>
         </w:rPr>
@@ -1283,7 +1213,7 @@
       </w:pPr>
       <w:r>
         <w:rPr>
-          <w:rFonts w:ascii="SimSun" w:cs="SimSun" w:eastAsia="SimSun" w:hAnsi="SimSun"/>
+          <w:rFonts w:ascii="宋体" w:cs="宋体" w:eastAsia="宋体" w:hAnsi="宋体"/>
           <w:sz w:val="24"/>
           <w:szCs w:val="24"/>
         </w:rPr>
@@ -1296,7 +1226,7 @@
       </w:pPr>
       <w:r>
         <w:rPr>
-          <w:rFonts w:ascii="SimSun" w:cs="SimSun" w:eastAsia="SimSun" w:hAnsi="SimSun"/>
+          <w:rFonts w:ascii="宋体" w:cs="宋体" w:eastAsia="宋体" w:hAnsi="宋体"/>
           <w:sz w:val="24"/>
           <w:szCs w:val="24"/>
         </w:rPr>
@@ -1309,7 +1239,7 @@
       </w:pPr>
       <w:r>
         <w:rPr>
-          <w:rFonts w:ascii="SimSun" w:cs="SimSun" w:eastAsia="SimSun" w:hAnsi="SimSun"/>
+          <w:rFonts w:ascii="宋体" w:cs="宋体" w:eastAsia="宋体" w:hAnsi="宋体"/>
           <w:sz w:val="24"/>
           <w:szCs w:val="24"/>
         </w:rPr>
@@ -1323,7 +1253,7 @@
       </w:pPr>
       <w:r>
         <w:rPr>
-          <w:rFonts w:ascii="SimHei" w:cs="SimHei" w:eastAsia="SimHei" w:hAnsi="SimHei"/>
+          <w:rFonts w:ascii="黑体" w:cs="黑体" w:eastAsia="黑体" w:hAnsi="黑体"/>
           <w:b/>
           <w:bCs/>
           <w:sz w:val="24"/>
@@ -1339,7 +1269,7 @@
       </w:pPr>
       <w:r>
         <w:rPr>
-          <w:rFonts w:ascii="SimSun" w:cs="SimSun" w:eastAsia="SimSun" w:hAnsi="SimSun"/>
+          <w:rFonts w:ascii="宋体" w:cs="宋体" w:eastAsia="宋体" w:hAnsi="宋体"/>
           <w:sz w:val="24"/>
           <w:szCs w:val="24"/>
         </w:rPr>
@@ -1353,7 +1283,7 @@
       </w:pPr>
       <w:r>
         <w:rPr>
-          <w:rFonts w:ascii="SimSun" w:cs="SimSun" w:eastAsia="SimSun" w:hAnsi="SimSun"/>
+          <w:rFonts w:ascii="宋体" w:cs="宋体" w:eastAsia="宋体" w:hAnsi="宋体"/>
           <w:sz w:val="24"/>
           <w:szCs w:val="24"/>
         </w:rPr>
@@ -1367,7 +1297,7 @@
       </w:pPr>
       <w:r>
         <w:rPr>
-          <w:rFonts w:ascii="SimSun" w:cs="SimSun" w:eastAsia="SimSun" w:hAnsi="SimSun"/>
+          <w:rFonts w:ascii="宋体" w:cs="宋体" w:eastAsia="宋体" w:hAnsi="宋体"/>
           <w:sz w:val="24"/>
           <w:szCs w:val="24"/>
         </w:rPr>
@@ -1381,7 +1311,7 @@
       </w:pPr>
       <w:r>
         <w:rPr>
-          <w:rFonts w:ascii="SimSun" w:cs="SimSun" w:eastAsia="SimSun" w:hAnsi="SimSun"/>
+          <w:rFonts w:ascii="宋体" w:cs="宋体" w:eastAsia="宋体" w:hAnsi="宋体"/>
           <w:sz w:val="24"/>
           <w:szCs w:val="24"/>
         </w:rPr>
@@ -1427,7 +1357,7 @@
       </w:pPr>
       <w:r>
         <w:rPr>
-          <w:rFonts w:ascii="SimSun" w:cs="SimSun" w:eastAsia="SimSun" w:hAnsi="SimSun"/>
+          <w:rFonts w:ascii="宋体" w:cs="宋体" w:eastAsia="宋体" w:hAnsi="宋体"/>
           <w:sz w:val="24"/>
           <w:szCs w:val="24"/>
         </w:rPr>
@@ -1441,7 +1371,7 @@
       </w:pPr>
       <w:r>
         <w:rPr>
-          <w:rFonts w:ascii="SimHei" w:cs="SimHei" w:eastAsia="SimHei" w:hAnsi="SimHei"/>
+          <w:rFonts w:ascii="黑体" w:cs="黑体" w:eastAsia="黑体" w:hAnsi="黑体"/>
           <w:b/>
           <w:bCs/>
           <w:sz w:val="28"/>
@@ -1457,7 +1387,7 @@
       </w:pPr>
       <w:r>
         <w:rPr>
-          <w:rFonts w:ascii="SimSun" w:cs="SimSun" w:eastAsia="SimSun" w:hAnsi="SimSun"/>
+          <w:rFonts w:ascii="宋体" w:cs="宋体" w:eastAsia="宋体" w:hAnsi="宋体"/>
           <w:sz w:val="24"/>
           <w:szCs w:val="24"/>
         </w:rPr>
@@ -1471,7 +1401,7 @@
       </w:pPr>
       <w:r>
         <w:rPr>
-          <w:rFonts w:ascii="SimHei" w:cs="SimHei" w:eastAsia="SimHei" w:hAnsi="SimHei"/>
+          <w:rFonts w:ascii="黑体" w:cs="黑体" w:eastAsia="黑体" w:hAnsi="黑体"/>
           <w:b/>
           <w:bCs/>
           <w:sz w:val="24"/>
@@ -1487,7 +1417,7 @@
       </w:pPr>
       <w:r>
         <w:rPr>
-          <w:rFonts w:ascii="SimSun" w:cs="SimSun" w:eastAsia="SimSun" w:hAnsi="SimSun"/>
+          <w:rFonts w:ascii="宋体" w:cs="宋体" w:eastAsia="宋体" w:hAnsi="宋体"/>
           <w:sz w:val="24"/>
           <w:szCs w:val="24"/>
         </w:rPr>
@@ -1517,7 +1447,7 @@
       </w:pPr>
       <w:r>
         <w:rPr>
-          <w:rFonts w:ascii="SimHei" w:cs="SimHei" w:eastAsia="SimHei" w:hAnsi="SimHei"/>
+          <w:rFonts w:ascii="黑体" w:cs="黑体" w:eastAsia="黑体" w:hAnsi="黑体"/>
           <w:b/>
           <w:bCs/>
           <w:sz w:val="24"/>
@@ -1533,7 +1463,7 @@
       </w:pPr>
       <w:r>
         <w:rPr>
-          <w:rFonts w:ascii="SimSun" w:cs="SimSun" w:eastAsia="SimSun" w:hAnsi="SimSun"/>
+          <w:rFonts w:ascii="宋体" w:cs="宋体" w:eastAsia="宋体" w:hAnsi="宋体"/>
           <w:sz w:val="24"/>
           <w:szCs w:val="24"/>
         </w:rPr>
@@ -1547,7 +1477,7 @@
       </w:pPr>
       <w:r>
         <w:rPr>
-          <w:rFonts w:ascii="SimSun" w:cs="SimSun" w:eastAsia="SimSun" w:hAnsi="SimSun"/>
+          <w:rFonts w:ascii="宋体" w:cs="宋体" w:eastAsia="宋体" w:hAnsi="宋体"/>
           <w:sz w:val="24"/>
           <w:szCs w:val="24"/>
         </w:rPr>
@@ -1555,7 +1485,7 @@
       </w:r>
       <w:r>
         <w:rPr>
-          <w:rFonts w:ascii="SimSun" w:cs="SimSun" w:eastAsia="SimSun" w:hAnsi="SimSun"/>
+          <w:rFonts w:ascii="宋体" w:cs="宋体" w:eastAsia="宋体" w:hAnsi="宋体"/>
           <w:sz w:val="24"/>
           <w:szCs w:val="24"/>
         </w:rPr>
@@ -1569,7 +1499,7 @@
       </w:pPr>
       <w:r>
         <w:rPr>
-          <w:rFonts w:ascii="SimSun" w:cs="SimSun" w:eastAsia="SimSun" w:hAnsi="SimSun"/>
+          <w:rFonts w:ascii="宋体" w:cs="宋体" w:eastAsia="宋体" w:hAnsi="宋体"/>
           <w:sz w:val="24"/>
           <w:szCs w:val="24"/>
         </w:rPr>
@@ -1577,7 +1507,7 @@
       </w:r>
       <w:r>
         <w:rPr>
-          <w:rFonts w:ascii="SimSun" w:cs="SimSun" w:eastAsia="SimSun" w:hAnsi="SimSun"/>
+          <w:rFonts w:ascii="宋体" w:cs="宋体" w:eastAsia="宋体" w:hAnsi="宋体"/>
           <w:sz w:val="24"/>
           <w:szCs w:val="24"/>
         </w:rPr>
@@ -1591,7 +1521,7 @@
       </w:pPr>
       <w:r>
         <w:rPr>
-          <w:rFonts w:ascii="SimSun" w:cs="SimSun" w:eastAsia="SimSun" w:hAnsi="SimSun"/>
+          <w:rFonts w:ascii="宋体" w:cs="宋体" w:eastAsia="宋体" w:hAnsi="宋体"/>
           <w:sz w:val="24"/>
           <w:szCs w:val="24"/>
         </w:rPr>
@@ -1599,7 +1529,7 @@
       </w:r>
       <w:r>
         <w:rPr>
-          <w:rFonts w:ascii="SimSun" w:cs="SimSun" w:eastAsia="SimSun" w:hAnsi="SimSun"/>
+          <w:rFonts w:ascii="宋体" w:cs="宋体" w:eastAsia="宋体" w:hAnsi="宋体"/>
           <w:sz w:val="24"/>
           <w:szCs w:val="24"/>
         </w:rPr>
@@ -1613,7 +1543,7 @@
       </w:pPr>
       <w:r>
         <w:rPr>
-          <w:rFonts w:ascii="SimSun" w:cs="SimSun" w:eastAsia="SimSun" w:hAnsi="SimSun"/>
+          <w:rFonts w:ascii="宋体" w:cs="宋体" w:eastAsia="宋体" w:hAnsi="宋体"/>
           <w:sz w:val="24"/>
           <w:szCs w:val="24"/>
         </w:rPr>
@@ -1643,7 +1573,7 @@
       </w:pPr>
       <w:r>
         <w:rPr>
-          <w:rFonts w:ascii="SimHei" w:cs="SimHei" w:eastAsia="SimHei" w:hAnsi="SimHei"/>
+          <w:rFonts w:ascii="黑体" w:cs="黑体" w:eastAsia="黑体" w:hAnsi="黑体"/>
           <w:b/>
           <w:bCs/>
           <w:sz w:val="24"/>
@@ -1659,7 +1589,7 @@
       </w:pPr>
       <w:r>
         <w:rPr>
-          <w:rFonts w:ascii="SimSun" w:cs="SimSun" w:eastAsia="SimSun" w:hAnsi="SimSun"/>
+          <w:rFonts w:ascii="宋体" w:cs="宋体" w:eastAsia="宋体" w:hAnsi="宋体"/>
           <w:sz w:val="24"/>
           <w:szCs w:val="24"/>
         </w:rPr>
@@ -1673,7 +1603,7 @@
       </w:pPr>
       <w:r>
         <w:rPr>
-          <w:rFonts w:ascii="SimSun" w:cs="SimSun" w:eastAsia="SimSun" w:hAnsi="SimSun"/>
+          <w:rFonts w:ascii="宋体" w:cs="宋体" w:eastAsia="宋体" w:hAnsi="宋体"/>
           <w:sz w:val="24"/>
           <w:szCs w:val="24"/>
         </w:rPr>
@@ -1681,7 +1611,7 @@
       </w:r>
       <w:r>
         <w:rPr>
-          <w:rFonts w:ascii="SimSun" w:cs="SimSun" w:eastAsia="SimSun" w:hAnsi="SimSun"/>
+          <w:rFonts w:ascii="宋体" w:cs="宋体" w:eastAsia="宋体" w:hAnsi="宋体"/>
           <w:sz w:val="24"/>
           <w:szCs w:val="24"/>
         </w:rPr>
@@ -1695,7 +1625,7 @@
       </w:pPr>
       <w:r>
         <w:rPr>
-          <w:rFonts w:ascii="SimSun" w:cs="SimSun" w:eastAsia="SimSun" w:hAnsi="SimSun"/>
+          <w:rFonts w:ascii="宋体" w:cs="宋体" w:eastAsia="宋体" w:hAnsi="宋体"/>
           <w:sz w:val="24"/>
           <w:szCs w:val="24"/>
         </w:rPr>
@@ -1703,7 +1633,7 @@
       </w:r>
       <w:r>
         <w:rPr>
-          <w:rFonts w:ascii="SimSun" w:cs="SimSun" w:eastAsia="SimSun" w:hAnsi="SimSun"/>
+          <w:rFonts w:ascii="宋体" w:cs="宋体" w:eastAsia="宋体" w:hAnsi="宋体"/>
           <w:sz w:val="24"/>
           <w:szCs w:val="24"/>
         </w:rPr>
@@ -1717,7 +1647,7 @@
       </w:pPr>
       <w:r>
         <w:rPr>
-          <w:rFonts w:ascii="SimSun" w:cs="SimSun" w:eastAsia="SimSun" w:hAnsi="SimSun"/>
+          <w:rFonts w:ascii="宋体" w:cs="宋体" w:eastAsia="宋体" w:hAnsi="宋体"/>
           <w:sz w:val="24"/>
           <w:szCs w:val="24"/>
         </w:rPr>
@@ -1763,7 +1693,7 @@
       </w:pPr>
       <w:r>
         <w:rPr>
-          <w:rFonts w:ascii="SimSun" w:cs="SimSun" w:eastAsia="SimSun" w:hAnsi="SimSun"/>
+          <w:rFonts w:ascii="宋体" w:cs="宋体" w:eastAsia="宋体" w:hAnsi="宋体"/>
           <w:sz w:val="24"/>
           <w:szCs w:val="24"/>
         </w:rPr>
@@ -1809,7 +1739,7 @@
       </w:pPr>
       <w:r>
         <w:rPr>
-          <w:rFonts w:ascii="SimSun" w:cs="SimSun" w:eastAsia="SimSun" w:hAnsi="SimSun"/>
+          <w:rFonts w:ascii="宋体" w:cs="宋体" w:eastAsia="宋体" w:hAnsi="宋体"/>
           <w:sz w:val="24"/>
           <w:szCs w:val="24"/>
         </w:rPr>
@@ -1823,7 +1753,7 @@
       </w:pPr>
       <w:r>
         <w:rPr>
-          <w:rFonts w:ascii="SimHei" w:cs="SimHei" w:eastAsia="SimHei" w:hAnsi="SimHei"/>
+          <w:rFonts w:ascii="黑体" w:cs="黑体" w:eastAsia="黑体" w:hAnsi="黑体"/>
           <w:b/>
           <w:bCs/>
           <w:sz w:val="28"/>
@@ -1839,7 +1769,7 @@
       </w:pPr>
       <w:r>
         <w:rPr>
-          <w:rFonts w:ascii="SimSun" w:cs="SimSun" w:eastAsia="SimSun" w:hAnsi="SimSun"/>
+          <w:rFonts w:ascii="宋体" w:cs="宋体" w:eastAsia="宋体" w:hAnsi="宋体"/>
           <w:sz w:val="24"/>
           <w:szCs w:val="24"/>
         </w:rPr>
@@ -1853,7 +1783,7 @@
       </w:pPr>
       <w:r>
         <w:rPr>
-          <w:rFonts w:ascii="SimSun" w:cs="SimSun" w:eastAsia="SimSun" w:hAnsi="SimSun"/>
+          <w:rFonts w:ascii="宋体" w:cs="宋体" w:eastAsia="宋体" w:hAnsi="宋体"/>
           <w:sz w:val="24"/>
           <w:szCs w:val="24"/>
         </w:rPr>
@@ -1867,7 +1797,7 @@
       </w:pPr>
       <w:r>
         <w:rPr>
-          <w:rFonts w:ascii="SimHei" w:cs="SimHei" w:eastAsia="SimHei" w:hAnsi="SimHei"/>
+          <w:rFonts w:ascii="黑体" w:cs="黑体" w:eastAsia="黑体" w:hAnsi="黑体"/>
           <w:b/>
           <w:bCs/>
           <w:sz w:val="32"/>
@@ -1883,7 +1813,7 @@
       </w:pPr>
       <w:r>
         <w:rPr>
-          <w:rFonts w:ascii="SimHei" w:cs="SimHei" w:eastAsia="SimHei" w:hAnsi="SimHei"/>
+          <w:rFonts w:ascii="黑体" w:cs="黑体" w:eastAsia="黑体" w:hAnsi="黑体"/>
           <w:b/>
           <w:bCs/>
           <w:sz w:val="28"/>
@@ -1899,7 +1829,7 @@
       </w:pPr>
       <w:r>
         <w:rPr>
-          <w:rFonts w:ascii="SimHei" w:cs="SimHei" w:eastAsia="SimHei" w:hAnsi="SimHei"/>
+          <w:rFonts w:ascii="黑体" w:cs="黑体" w:eastAsia="黑体" w:hAnsi="黑体"/>
           <w:b/>
           <w:bCs/>
           <w:sz w:val="24"/>
@@ -1915,7 +1845,7 @@
       </w:pPr>
       <w:r>
         <w:rPr>
-          <w:rFonts w:ascii="SimSun" w:cs="SimSun" w:eastAsia="SimSun" w:hAnsi="SimSun"/>
+          <w:rFonts w:ascii="宋体" w:cs="宋体" w:eastAsia="宋体" w:hAnsi="宋体"/>
           <w:sz w:val="24"/>
           <w:szCs w:val="24"/>
         </w:rPr>
@@ -1945,7 +1875,7 @@
       </w:pPr>
       <w:r>
         <w:rPr>
-          <w:rFonts w:ascii="SimSun" w:cs="SimSun" w:eastAsia="SimSun" w:hAnsi="SimSun"/>
+          <w:rFonts w:ascii="宋体" w:cs="宋体" w:eastAsia="宋体" w:hAnsi="宋体"/>
           <w:sz w:val="24"/>
           <w:szCs w:val="24"/>
         </w:rPr>
@@ -1959,7 +1889,7 @@
       </w:pPr>
       <w:r>
         <w:rPr>
-          <w:rFonts w:ascii="SimHei" w:cs="SimHei" w:eastAsia="SimHei" w:hAnsi="SimHei"/>
+          <w:rFonts w:ascii="黑体" w:cs="黑体" w:eastAsia="黑体" w:hAnsi="黑体"/>
           <w:b/>
           <w:bCs/>
           <w:sz w:val="24"/>
@@ -1975,7 +1905,7 @@
       </w:pPr>
       <w:r>
         <w:rPr>
-          <w:rFonts w:ascii="SimSun" w:cs="SimSun" w:eastAsia="SimSun" w:hAnsi="SimSun"/>
+          <w:rFonts w:ascii="宋体" w:cs="宋体" w:eastAsia="宋体" w:hAnsi="宋体"/>
           <w:sz w:val="24"/>
           <w:szCs w:val="24"/>
         </w:rPr>
@@ -1989,7 +1919,7 @@
       </w:pPr>
       <w:r>
         <w:rPr>
-          <w:rFonts w:ascii="SimSun" w:cs="SimSun" w:eastAsia="SimSun" w:hAnsi="SimSun"/>
+          <w:rFonts w:ascii="宋体" w:cs="宋体" w:eastAsia="宋体" w:hAnsi="宋体"/>
           <w:sz w:val="24"/>
           <w:szCs w:val="24"/>
         </w:rPr>
@@ -2003,7 +1933,7 @@
       </w:pPr>
       <w:r>
         <w:rPr>
-          <w:rFonts w:ascii="SimSun" w:cs="SimSun" w:eastAsia="SimSun" w:hAnsi="SimSun"/>
+          <w:rFonts w:ascii="宋体" w:cs="宋体" w:eastAsia="宋体" w:hAnsi="宋体"/>
           <w:sz w:val="24"/>
           <w:szCs w:val="24"/>
         </w:rPr>
@@ -2014,12 +1944,8 @@
       <w:tblPr>
         <w:tblW w:type="pct" w:w="100%"/>
         <w:tblBorders>
-          <w:top w:val="single" w:color="auto" w:sz="4"/>
-          <w:left w:val="single" w:color="auto" w:sz="4"/>
-          <w:bottom w:val="single" w:color="auto" w:sz="4"/>
-          <w:right w:val="single" w:color="auto" w:sz="4"/>
-          <w:insideH w:val="single" w:color="auto" w:sz="4"/>
-          <w:insideV w:val="single" w:color="auto" w:sz="4"/>
+          <w:top w:val="single" w:sz="12" w:space="0" w:color="000000"/>
+          <w:bottom w:val="single" w:sz="12" w:space="0" w:color="000000"/>
         </w:tblBorders>
       </w:tblPr>
       <w:tblGrid>
@@ -2033,13 +1959,10 @@
       <w:tr>
         <w:tc>
           <w:tcPr>
+            <w:tcBorders>
+              <w:bottom w:val="single" w:sz="6" w:space="0" w:color="000000"/>
+            </w:tcBorders>
             <w:tcW w:type="dxa" w:w="1000"/>
-            <w:tcBorders>
-              <w:top w:val="single" w:color="000000" w:sz="18"/>
-              <w:left w:val="none" w:color="FFFFFF" w:sz="0"/>
-              <w:bottom w:val="single" w:color="000000" w:sz="6"/>
-              <w:right w:val="none" w:color="FFFFFF" w:sz="0"/>
-            </w:tcBorders>
             <w:vAlign w:val="center"/>
           </w:tcPr>
           <w:p>
@@ -2049,7 +1972,7 @@
             </w:pPr>
             <w:r>
               <w:rPr>
-                <w:rFonts w:ascii="SimHei" w:cs="SimHei" w:eastAsia="SimHei" w:hAnsi="SimHei"/>
+                <w:rFonts w:ascii="黑体" w:cs="黑体" w:eastAsia="黑体" w:hAnsi="黑体"/>
                 <w:b/>
                 <w:bCs/>
                 <w:sz w:val="20"/>
@@ -2061,13 +1984,10 @@
         </w:tc>
         <w:tc>
           <w:tcPr>
+            <w:tcBorders>
+              <w:bottom w:val="single" w:sz="6" w:space="0" w:color="000000"/>
+            </w:tcBorders>
             <w:tcW w:type="dxa" w:w="1600"/>
-            <w:tcBorders>
-              <w:top w:val="single" w:color="000000" w:sz="18"/>
-              <w:left w:val="none" w:color="FFFFFF" w:sz="0"/>
-              <w:bottom w:val="single" w:color="000000" w:sz="6"/>
-              <w:right w:val="none" w:color="FFFFFF" w:sz="0"/>
-            </w:tcBorders>
             <w:vAlign w:val="center"/>
           </w:tcPr>
           <w:p>
@@ -2077,7 +1997,7 @@
             </w:pPr>
             <w:r>
               <w:rPr>
-                <w:rFonts w:ascii="SimHei" w:cs="SimHei" w:eastAsia="SimHei" w:hAnsi="SimHei"/>
+                <w:rFonts w:ascii="黑体" w:cs="黑体" w:eastAsia="黑体" w:hAnsi="黑体"/>
                 <w:b/>
                 <w:bCs/>
                 <w:sz w:val="20"/>
@@ -2089,13 +2009,10 @@
         </w:tc>
         <w:tc>
           <w:tcPr>
+            <w:tcBorders>
+              <w:bottom w:val="single" w:sz="6" w:space="0" w:color="000000"/>
+            </w:tcBorders>
             <w:tcW w:type="dxa" w:w="1600"/>
-            <w:tcBorders>
-              <w:top w:val="single" w:color="000000" w:sz="18"/>
-              <w:left w:val="none" w:color="FFFFFF" w:sz="0"/>
-              <w:bottom w:val="single" w:color="000000" w:sz="6"/>
-              <w:right w:val="none" w:color="FFFFFF" w:sz="0"/>
-            </w:tcBorders>
             <w:vAlign w:val="center"/>
           </w:tcPr>
           <w:p>
@@ -2105,7 +2022,7 @@
             </w:pPr>
             <w:r>
               <w:rPr>
-                <w:rFonts w:ascii="SimHei" w:cs="SimHei" w:eastAsia="SimHei" w:hAnsi="SimHei"/>
+                <w:rFonts w:ascii="黑体" w:cs="黑体" w:eastAsia="黑体" w:hAnsi="黑体"/>
                 <w:b/>
                 <w:bCs/>
                 <w:sz w:val="20"/>
@@ -2117,13 +2034,10 @@
         </w:tc>
         <w:tc>
           <w:tcPr>
+            <w:tcBorders>
+              <w:bottom w:val="single" w:sz="6" w:space="0" w:color="000000"/>
+            </w:tcBorders>
             <w:tcW w:type="dxa" w:w="1600"/>
-            <w:tcBorders>
-              <w:top w:val="single" w:color="000000" w:sz="18"/>
-              <w:left w:val="none" w:color="FFFFFF" w:sz="0"/>
-              <w:bottom w:val="single" w:color="000000" w:sz="6"/>
-              <w:right w:val="none" w:color="FFFFFF" w:sz="0"/>
-            </w:tcBorders>
             <w:vAlign w:val="center"/>
           </w:tcPr>
           <w:p>
@@ -2133,7 +2047,7 @@
             </w:pPr>
             <w:r>
               <w:rPr>
-                <w:rFonts w:ascii="SimHei" w:cs="SimHei" w:eastAsia="SimHei" w:hAnsi="SimHei"/>
+                <w:rFonts w:ascii="黑体" w:cs="黑体" w:eastAsia="黑体" w:hAnsi="黑体"/>
                 <w:b/>
                 <w:bCs/>
                 <w:sz w:val="20"/>
@@ -2145,13 +2059,10 @@
         </w:tc>
         <w:tc>
           <w:tcPr>
+            <w:tcBorders>
+              <w:bottom w:val="single" w:sz="6" w:space="0" w:color="000000"/>
+            </w:tcBorders>
             <w:tcW w:type="dxa" w:w="1600"/>
-            <w:tcBorders>
-              <w:top w:val="single" w:color="000000" w:sz="18"/>
-              <w:left w:val="none" w:color="FFFFFF" w:sz="0"/>
-              <w:bottom w:val="single" w:color="000000" w:sz="6"/>
-              <w:right w:val="none" w:color="FFFFFF" w:sz="0"/>
-            </w:tcBorders>
             <w:vAlign w:val="center"/>
           </w:tcPr>
           <w:p>
@@ -2161,7 +2072,7 @@
             </w:pPr>
             <w:r>
               <w:rPr>
-                <w:rFonts w:ascii="SimHei" w:cs="SimHei" w:eastAsia="SimHei" w:hAnsi="SimHei"/>
+                <w:rFonts w:ascii="黑体" w:cs="黑体" w:eastAsia="黑体" w:hAnsi="黑体"/>
                 <w:b/>
                 <w:bCs/>
                 <w:sz w:val="20"/>
@@ -2173,13 +2084,10 @@
         </w:tc>
         <w:tc>
           <w:tcPr>
+            <w:tcBorders>
+              <w:bottom w:val="single" w:sz="6" w:space="0" w:color="000000"/>
+            </w:tcBorders>
             <w:tcW w:type="dxa" w:w="1600"/>
-            <w:tcBorders>
-              <w:top w:val="single" w:color="000000" w:sz="18"/>
-              <w:left w:val="none" w:color="FFFFFF" w:sz="0"/>
-              <w:bottom w:val="single" w:color="000000" w:sz="6"/>
-              <w:right w:val="none" w:color="FFFFFF" w:sz="0"/>
-            </w:tcBorders>
             <w:vAlign w:val="center"/>
           </w:tcPr>
           <w:p>
@@ -2189,7 +2097,7 @@
             </w:pPr>
             <w:r>
               <w:rPr>
-                <w:rFonts w:ascii="SimHei" w:cs="SimHei" w:eastAsia="SimHei" w:hAnsi="SimHei"/>
+                <w:rFonts w:ascii="黑体" w:cs="黑体" w:eastAsia="黑体" w:hAnsi="黑体"/>
                 <w:b/>
                 <w:bCs/>
                 <w:sz w:val="20"/>
@@ -2203,13 +2111,10 @@
       <w:tr>
         <w:tc>
           <w:tcPr>
+            <w:tcBorders>
+              <w:bottom w:val="single" w:sz="6" w:space="0" w:color="000000"/>
+            </w:tcBorders>
             <w:tcW w:type="dxa" w:w="1000"/>
-            <w:tcBorders>
-              <w:top w:val="none" w:color="FFFFFF" w:sz="0"/>
-              <w:left w:val="none" w:color="FFFFFF" w:sz="0"/>
-              <w:bottom w:val="none" w:color="FFFFFF" w:sz="0"/>
-              <w:right w:val="none" w:color="FFFFFF" w:sz="0"/>
-            </w:tcBorders>
             <w:vAlign w:val="center"/>
           </w:tcPr>
           <w:p>
@@ -2229,13 +2134,10 @@
         </w:tc>
         <w:tc>
           <w:tcPr>
+            <w:tcBorders>
+              <w:bottom w:val="single" w:sz="6" w:space="0" w:color="000000"/>
+            </w:tcBorders>
             <w:tcW w:type="dxa" w:w="1600"/>
-            <w:tcBorders>
-              <w:top w:val="none" w:color="FFFFFF" w:sz="0"/>
-              <w:left w:val="none" w:color="FFFFFF" w:sz="0"/>
-              <w:bottom w:val="none" w:color="FFFFFF" w:sz="0"/>
-              <w:right w:val="none" w:color="FFFFFF" w:sz="0"/>
-            </w:tcBorders>
             <w:vAlign w:val="center"/>
           </w:tcPr>
           <w:p>
@@ -2255,13 +2157,10 @@
         </w:tc>
         <w:tc>
           <w:tcPr>
+            <w:tcBorders>
+              <w:bottom w:val="single" w:sz="6" w:space="0" w:color="000000"/>
+            </w:tcBorders>
             <w:tcW w:type="dxa" w:w="1600"/>
-            <w:tcBorders>
-              <w:top w:val="none" w:color="FFFFFF" w:sz="0"/>
-              <w:left w:val="none" w:color="FFFFFF" w:sz="0"/>
-              <w:bottom w:val="none" w:color="FFFFFF" w:sz="0"/>
-              <w:right w:val="none" w:color="FFFFFF" w:sz="0"/>
-            </w:tcBorders>
             <w:vAlign w:val="center"/>
           </w:tcPr>
           <w:p>
@@ -2281,13 +2180,10 @@
         </w:tc>
         <w:tc>
           <w:tcPr>
+            <w:tcBorders>
+              <w:bottom w:val="single" w:sz="6" w:space="0" w:color="000000"/>
+            </w:tcBorders>
             <w:tcW w:type="dxa" w:w="1600"/>
-            <w:tcBorders>
-              <w:top w:val="none" w:color="FFFFFF" w:sz="0"/>
-              <w:left w:val="none" w:color="FFFFFF" w:sz="0"/>
-              <w:bottom w:val="none" w:color="FFFFFF" w:sz="0"/>
-              <w:right w:val="none" w:color="FFFFFF" w:sz="0"/>
-            </w:tcBorders>
             <w:vAlign w:val="center"/>
           </w:tcPr>
           <w:p>
@@ -2307,13 +2203,10 @@
         </w:tc>
         <w:tc>
           <w:tcPr>
+            <w:tcBorders>
+              <w:bottom w:val="single" w:sz="6" w:space="0" w:color="000000"/>
+            </w:tcBorders>
             <w:tcW w:type="dxa" w:w="1600"/>
-            <w:tcBorders>
-              <w:top w:val="none" w:color="FFFFFF" w:sz="0"/>
-              <w:left w:val="none" w:color="FFFFFF" w:sz="0"/>
-              <w:bottom w:val="none" w:color="FFFFFF" w:sz="0"/>
-              <w:right w:val="none" w:color="FFFFFF" w:sz="0"/>
-            </w:tcBorders>
             <w:vAlign w:val="center"/>
           </w:tcPr>
           <w:p>
@@ -2333,13 +2226,10 @@
         </w:tc>
         <w:tc>
           <w:tcPr>
+            <w:tcBorders>
+              <w:bottom w:val="single" w:sz="6" w:space="0" w:color="000000"/>
+            </w:tcBorders>
             <w:tcW w:type="dxa" w:w="1600"/>
-            <w:tcBorders>
-              <w:top w:val="none" w:color="FFFFFF" w:sz="0"/>
-              <w:left w:val="none" w:color="FFFFFF" w:sz="0"/>
-              <w:bottom w:val="none" w:color="FFFFFF" w:sz="0"/>
-              <w:right w:val="none" w:color="FFFFFF" w:sz="0"/>
-            </w:tcBorders>
             <w:vAlign w:val="center"/>
           </w:tcPr>
           <w:p>
@@ -2361,13 +2251,10 @@
       <w:tr>
         <w:tc>
           <w:tcPr>
+            <w:tcBorders>
+              <w:bottom w:val="single" w:sz="6" w:space="0" w:color="000000"/>
+            </w:tcBorders>
             <w:tcW w:type="dxa" w:w="1000"/>
-            <w:tcBorders>
-              <w:top w:val="none" w:color="FFFFFF" w:sz="0"/>
-              <w:left w:val="none" w:color="FFFFFF" w:sz="0"/>
-              <w:bottom w:val="none" w:color="FFFFFF" w:sz="0"/>
-              <w:right w:val="none" w:color="FFFFFF" w:sz="0"/>
-            </w:tcBorders>
             <w:vAlign w:val="center"/>
           </w:tcPr>
           <w:p>
@@ -2387,13 +2274,10 @@
         </w:tc>
         <w:tc>
           <w:tcPr>
+            <w:tcBorders>
+              <w:bottom w:val="single" w:sz="6" w:space="0" w:color="000000"/>
+            </w:tcBorders>
             <w:tcW w:type="dxa" w:w="1600"/>
-            <w:tcBorders>
-              <w:top w:val="none" w:color="FFFFFF" w:sz="0"/>
-              <w:left w:val="none" w:color="FFFFFF" w:sz="0"/>
-              <w:bottom w:val="none" w:color="FFFFFF" w:sz="0"/>
-              <w:right w:val="none" w:color="FFFFFF" w:sz="0"/>
-            </w:tcBorders>
             <w:vAlign w:val="center"/>
           </w:tcPr>
           <w:p>
@@ -2413,13 +2297,10 @@
         </w:tc>
         <w:tc>
           <w:tcPr>
+            <w:tcBorders>
+              <w:bottom w:val="single" w:sz="6" w:space="0" w:color="000000"/>
+            </w:tcBorders>
             <w:tcW w:type="dxa" w:w="1600"/>
-            <w:tcBorders>
-              <w:top w:val="none" w:color="FFFFFF" w:sz="0"/>
-              <w:left w:val="none" w:color="FFFFFF" w:sz="0"/>
-              <w:bottom w:val="none" w:color="FFFFFF" w:sz="0"/>
-              <w:right w:val="none" w:color="FFFFFF" w:sz="0"/>
-            </w:tcBorders>
             <w:vAlign w:val="center"/>
           </w:tcPr>
           <w:p>
@@ -2439,13 +2320,10 @@
         </w:tc>
         <w:tc>
           <w:tcPr>
+            <w:tcBorders>
+              <w:bottom w:val="single" w:sz="6" w:space="0" w:color="000000"/>
+            </w:tcBorders>
             <w:tcW w:type="dxa" w:w="1600"/>
-            <w:tcBorders>
-              <w:top w:val="none" w:color="FFFFFF" w:sz="0"/>
-              <w:left w:val="none" w:color="FFFFFF" w:sz="0"/>
-              <w:bottom w:val="none" w:color="FFFFFF" w:sz="0"/>
-              <w:right w:val="none" w:color="FFFFFF" w:sz="0"/>
-            </w:tcBorders>
             <w:vAlign w:val="center"/>
           </w:tcPr>
           <w:p>
@@ -2465,13 +2343,10 @@
         </w:tc>
         <w:tc>
           <w:tcPr>
+            <w:tcBorders>
+              <w:bottom w:val="single" w:sz="6" w:space="0" w:color="000000"/>
+            </w:tcBorders>
             <w:tcW w:type="dxa" w:w="1600"/>
-            <w:tcBorders>
-              <w:top w:val="none" w:color="FFFFFF" w:sz="0"/>
-              <w:left w:val="none" w:color="FFFFFF" w:sz="0"/>
-              <w:bottom w:val="none" w:color="FFFFFF" w:sz="0"/>
-              <w:right w:val="none" w:color="FFFFFF" w:sz="0"/>
-            </w:tcBorders>
             <w:vAlign w:val="center"/>
           </w:tcPr>
           <w:p>
@@ -2491,13 +2366,10 @@
         </w:tc>
         <w:tc>
           <w:tcPr>
+            <w:tcBorders>
+              <w:bottom w:val="single" w:sz="6" w:space="0" w:color="000000"/>
+            </w:tcBorders>
             <w:tcW w:type="dxa" w:w="1600"/>
-            <w:tcBorders>
-              <w:top w:val="none" w:color="FFFFFF" w:sz="0"/>
-              <w:left w:val="none" w:color="FFFFFF" w:sz="0"/>
-              <w:bottom w:val="none" w:color="FFFFFF" w:sz="0"/>
-              <w:right w:val="none" w:color="FFFFFF" w:sz="0"/>
-            </w:tcBorders>
             <w:vAlign w:val="center"/>
           </w:tcPr>
           <w:p>
@@ -2519,13 +2391,10 @@
       <w:tr>
         <w:tc>
           <w:tcPr>
+            <w:tcBorders>
+              <w:bottom w:val="single" w:sz="6" w:space="0" w:color="000000"/>
+            </w:tcBorders>
             <w:tcW w:type="dxa" w:w="1000"/>
-            <w:tcBorders>
-              <w:top w:val="none" w:color="FFFFFF" w:sz="0"/>
-              <w:left w:val="none" w:color="FFFFFF" w:sz="0"/>
-              <w:bottom w:val="none" w:color="FFFFFF" w:sz="0"/>
-              <w:right w:val="none" w:color="FFFFFF" w:sz="0"/>
-            </w:tcBorders>
             <w:vAlign w:val="center"/>
           </w:tcPr>
           <w:p>
@@ -2545,13 +2414,10 @@
         </w:tc>
         <w:tc>
           <w:tcPr>
+            <w:tcBorders>
+              <w:bottom w:val="single" w:sz="6" w:space="0" w:color="000000"/>
+            </w:tcBorders>
             <w:tcW w:type="dxa" w:w="1600"/>
-            <w:tcBorders>
-              <w:top w:val="none" w:color="FFFFFF" w:sz="0"/>
-              <w:left w:val="none" w:color="FFFFFF" w:sz="0"/>
-              <w:bottom w:val="none" w:color="FFFFFF" w:sz="0"/>
-              <w:right w:val="none" w:color="FFFFFF" w:sz="0"/>
-            </w:tcBorders>
             <w:vAlign w:val="center"/>
           </w:tcPr>
           <w:p>
@@ -2571,13 +2437,10 @@
         </w:tc>
         <w:tc>
           <w:tcPr>
+            <w:tcBorders>
+              <w:bottom w:val="single" w:sz="6" w:space="0" w:color="000000"/>
+            </w:tcBorders>
             <w:tcW w:type="dxa" w:w="1600"/>
-            <w:tcBorders>
-              <w:top w:val="none" w:color="FFFFFF" w:sz="0"/>
-              <w:left w:val="none" w:color="FFFFFF" w:sz="0"/>
-              <w:bottom w:val="none" w:color="FFFFFF" w:sz="0"/>
-              <w:right w:val="none" w:color="FFFFFF" w:sz="0"/>
-            </w:tcBorders>
             <w:vAlign w:val="center"/>
           </w:tcPr>
           <w:p>
@@ -2597,13 +2460,10 @@
         </w:tc>
         <w:tc>
           <w:tcPr>
+            <w:tcBorders>
+              <w:bottom w:val="single" w:sz="6" w:space="0" w:color="000000"/>
+            </w:tcBorders>
             <w:tcW w:type="dxa" w:w="1600"/>
-            <w:tcBorders>
-              <w:top w:val="none" w:color="FFFFFF" w:sz="0"/>
-              <w:left w:val="none" w:color="FFFFFF" w:sz="0"/>
-              <w:bottom w:val="none" w:color="FFFFFF" w:sz="0"/>
-              <w:right w:val="none" w:color="FFFFFF" w:sz="0"/>
-            </w:tcBorders>
             <w:vAlign w:val="center"/>
           </w:tcPr>
           <w:p>
@@ -2623,13 +2483,10 @@
         </w:tc>
         <w:tc>
           <w:tcPr>
+            <w:tcBorders>
+              <w:bottom w:val="single" w:sz="6" w:space="0" w:color="000000"/>
+            </w:tcBorders>
             <w:tcW w:type="dxa" w:w="1600"/>
-            <w:tcBorders>
-              <w:top w:val="none" w:color="FFFFFF" w:sz="0"/>
-              <w:left w:val="none" w:color="FFFFFF" w:sz="0"/>
-              <w:bottom w:val="none" w:color="FFFFFF" w:sz="0"/>
-              <w:right w:val="none" w:color="FFFFFF" w:sz="0"/>
-            </w:tcBorders>
             <w:vAlign w:val="center"/>
           </w:tcPr>
           <w:p>
@@ -2649,13 +2506,10 @@
         </w:tc>
         <w:tc>
           <w:tcPr>
+            <w:tcBorders>
+              <w:bottom w:val="single" w:sz="6" w:space="0" w:color="000000"/>
+            </w:tcBorders>
             <w:tcW w:type="dxa" w:w="1600"/>
-            <w:tcBorders>
-              <w:top w:val="none" w:color="FFFFFF" w:sz="0"/>
-              <w:left w:val="none" w:color="FFFFFF" w:sz="0"/>
-              <w:bottom w:val="none" w:color="FFFFFF" w:sz="0"/>
-              <w:right w:val="none" w:color="FFFFFF" w:sz="0"/>
-            </w:tcBorders>
             <w:vAlign w:val="center"/>
           </w:tcPr>
           <w:p>
@@ -2677,13 +2531,10 @@
       <w:tr>
         <w:tc>
           <w:tcPr>
+            <w:tcBorders>
+              <w:bottom w:val="single" w:sz="6" w:space="0" w:color="000000"/>
+            </w:tcBorders>
             <w:tcW w:type="dxa" w:w="1000"/>
-            <w:tcBorders>
-              <w:top w:val="none" w:color="FFFFFF" w:sz="0"/>
-              <w:left w:val="none" w:color="FFFFFF" w:sz="0"/>
-              <w:bottom w:val="single" w:color="000000" w:sz="18"/>
-              <w:right w:val="none" w:color="FFFFFF" w:sz="0"/>
-            </w:tcBorders>
             <w:vAlign w:val="center"/>
           </w:tcPr>
           <w:p>
@@ -2703,13 +2554,10 @@
         </w:tc>
         <w:tc>
           <w:tcPr>
+            <w:tcBorders>
+              <w:bottom w:val="single" w:sz="6" w:space="0" w:color="000000"/>
+            </w:tcBorders>
             <w:tcW w:type="dxa" w:w="1600"/>
-            <w:tcBorders>
-              <w:top w:val="none" w:color="FFFFFF" w:sz="0"/>
-              <w:left w:val="none" w:color="FFFFFF" w:sz="0"/>
-              <w:bottom w:val="single" w:color="000000" w:sz="18"/>
-              <w:right w:val="none" w:color="FFFFFF" w:sz="0"/>
-            </w:tcBorders>
             <w:vAlign w:val="center"/>
           </w:tcPr>
           <w:p>
@@ -2729,13 +2577,10 @@
         </w:tc>
         <w:tc>
           <w:tcPr>
+            <w:tcBorders>
+              <w:bottom w:val="single" w:sz="6" w:space="0" w:color="000000"/>
+            </w:tcBorders>
             <w:tcW w:type="dxa" w:w="1600"/>
-            <w:tcBorders>
-              <w:top w:val="none" w:color="FFFFFF" w:sz="0"/>
-              <w:left w:val="none" w:color="FFFFFF" w:sz="0"/>
-              <w:bottom w:val="single" w:color="000000" w:sz="18"/>
-              <w:right w:val="none" w:color="FFFFFF" w:sz="0"/>
-            </w:tcBorders>
             <w:vAlign w:val="center"/>
           </w:tcPr>
           <w:p>
@@ -2755,13 +2600,10 @@
         </w:tc>
         <w:tc>
           <w:tcPr>
+            <w:tcBorders>
+              <w:bottom w:val="single" w:sz="6" w:space="0" w:color="000000"/>
+            </w:tcBorders>
             <w:tcW w:type="dxa" w:w="1600"/>
-            <w:tcBorders>
-              <w:top w:val="none" w:color="FFFFFF" w:sz="0"/>
-              <w:left w:val="none" w:color="FFFFFF" w:sz="0"/>
-              <w:bottom w:val="single" w:color="000000" w:sz="18"/>
-              <w:right w:val="none" w:color="FFFFFF" w:sz="0"/>
-            </w:tcBorders>
             <w:vAlign w:val="center"/>
           </w:tcPr>
           <w:p>
@@ -2781,13 +2623,10 @@
         </w:tc>
         <w:tc>
           <w:tcPr>
+            <w:tcBorders>
+              <w:bottom w:val="single" w:sz="6" w:space="0" w:color="000000"/>
+            </w:tcBorders>
             <w:tcW w:type="dxa" w:w="1600"/>
-            <w:tcBorders>
-              <w:top w:val="none" w:color="FFFFFF" w:sz="0"/>
-              <w:left w:val="none" w:color="FFFFFF" w:sz="0"/>
-              <w:bottom w:val="single" w:color="000000" w:sz="18"/>
-              <w:right w:val="none" w:color="FFFFFF" w:sz="0"/>
-            </w:tcBorders>
             <w:vAlign w:val="center"/>
           </w:tcPr>
           <w:p>
@@ -2807,13 +2646,10 @@
         </w:tc>
         <w:tc>
           <w:tcPr>
+            <w:tcBorders>
+              <w:bottom w:val="single" w:sz="6" w:space="0" w:color="000000"/>
+            </w:tcBorders>
             <w:tcW w:type="dxa" w:w="1600"/>
-            <w:tcBorders>
-              <w:top w:val="none" w:color="FFFFFF" w:sz="0"/>
-              <w:left w:val="none" w:color="FFFFFF" w:sz="0"/>
-              <w:bottom w:val="single" w:color="000000" w:sz="18"/>
-              <w:right w:val="none" w:color="FFFFFF" w:sz="0"/>
-            </w:tcBorders>
             <w:vAlign w:val="center"/>
           </w:tcPr>
           <w:p>
@@ -2842,12 +2678,8 @@
       <w:tblPr>
         <w:tblW w:type="pct" w:w="100%"/>
         <w:tblBorders>
-          <w:top w:val="single" w:color="auto" w:sz="4"/>
-          <w:left w:val="single" w:color="auto" w:sz="4"/>
-          <w:bottom w:val="single" w:color="auto" w:sz="4"/>
-          <w:right w:val="single" w:color="auto" w:sz="4"/>
-          <w:insideH w:val="single" w:color="auto" w:sz="4"/>
-          <w:insideV w:val="single" w:color="auto" w:sz="4"/>
+          <w:top w:val="single" w:sz="12" w:space="0" w:color="000000"/>
+          <w:bottom w:val="single" w:sz="12" w:space="0" w:color="000000"/>
         </w:tblBorders>
       </w:tblPr>
       <w:tblGrid>
@@ -2858,13 +2690,10 @@
       <w:tr>
         <w:tc>
           <w:tcPr>
+            <w:tcBorders>
+              <w:bottom w:val="single" w:sz="6" w:space="0" w:color="000000"/>
+            </w:tcBorders>
             <w:tcW w:type="dxa" w:w="2500"/>
-            <w:tcBorders>
-              <w:top w:val="single" w:color="000000" w:sz="18"/>
-              <w:left w:val="none" w:color="FFFFFF" w:sz="0"/>
-              <w:bottom w:val="single" w:color="000000" w:sz="6"/>
-              <w:right w:val="none" w:color="FFFFFF" w:sz="0"/>
-            </w:tcBorders>
             <w:vAlign w:val="center"/>
           </w:tcPr>
           <w:p>
@@ -2874,7 +2703,7 @@
             </w:pPr>
             <w:r>
               <w:rPr>
-                <w:rFonts w:ascii="SimHei" w:cs="SimHei" w:eastAsia="SimHei" w:hAnsi="SimHei"/>
+                <w:rFonts w:ascii="黑体" w:cs="黑体" w:eastAsia="黑体" w:hAnsi="黑体"/>
                 <w:b/>
                 <w:bCs/>
                 <w:sz w:val="20"/>
@@ -2886,13 +2715,10 @@
         </w:tc>
         <w:tc>
           <w:tcPr>
+            <w:tcBorders>
+              <w:bottom w:val="single" w:sz="6" w:space="0" w:color="000000"/>
+            </w:tcBorders>
             <w:tcW w:type="dxa" w:w="2500"/>
-            <w:tcBorders>
-              <w:top w:val="single" w:color="000000" w:sz="18"/>
-              <w:left w:val="none" w:color="FFFFFF" w:sz="0"/>
-              <w:bottom w:val="single" w:color="000000" w:sz="6"/>
-              <w:right w:val="none" w:color="FFFFFF" w:sz="0"/>
-            </w:tcBorders>
             <w:vAlign w:val="center"/>
           </w:tcPr>
           <w:p>
@@ -2902,7 +2728,7 @@
             </w:pPr>
             <w:r>
               <w:rPr>
-                <w:rFonts w:ascii="SimHei" w:cs="SimHei" w:eastAsia="SimHei" w:hAnsi="SimHei"/>
+                <w:rFonts w:ascii="黑体" w:cs="黑体" w:eastAsia="黑体" w:hAnsi="黑体"/>
                 <w:b/>
                 <w:bCs/>
                 <w:sz w:val="20"/>
@@ -2914,13 +2740,10 @@
         </w:tc>
         <w:tc>
           <w:tcPr>
+            <w:tcBorders>
+              <w:bottom w:val="single" w:sz="6" w:space="0" w:color="000000"/>
+            </w:tcBorders>
             <w:tcW w:type="dxa" w:w="4000"/>
-            <w:tcBorders>
-              <w:top w:val="single" w:color="000000" w:sz="18"/>
-              <w:left w:val="none" w:color="FFFFFF" w:sz="0"/>
-              <w:bottom w:val="single" w:color="000000" w:sz="6"/>
-              <w:right w:val="none" w:color="FFFFFF" w:sz="0"/>
-            </w:tcBorders>
             <w:vAlign w:val="center"/>
           </w:tcPr>
           <w:p>
@@ -2930,7 +2753,7 @@
             </w:pPr>
             <w:r>
               <w:rPr>
-                <w:rFonts w:ascii="SimHei" w:cs="SimHei" w:eastAsia="SimHei" w:hAnsi="SimHei"/>
+                <w:rFonts w:ascii="黑体" w:cs="黑体" w:eastAsia="黑体" w:hAnsi="黑体"/>
                 <w:b/>
                 <w:bCs/>
                 <w:sz w:val="20"/>
@@ -2944,13 +2767,10 @@
       <w:tr>
         <w:tc>
           <w:tcPr>
+            <w:tcBorders>
+              <w:bottom w:val="single" w:sz="6" w:space="0" w:color="000000"/>
+            </w:tcBorders>
             <w:tcW w:type="dxa" w:w="2500"/>
-            <w:tcBorders>
-              <w:top w:val="none" w:color="FFFFFF" w:sz="0"/>
-              <w:left w:val="none" w:color="FFFFFF" w:sz="0"/>
-              <w:bottom w:val="none" w:color="FFFFFF" w:sz="0"/>
-              <w:right w:val="none" w:color="FFFFFF" w:sz="0"/>
-            </w:tcBorders>
             <w:vAlign w:val="center"/>
           </w:tcPr>
           <w:p>
@@ -2970,13 +2790,10 @@
         </w:tc>
         <w:tc>
           <w:tcPr>
+            <w:tcBorders>
+              <w:bottom w:val="single" w:sz="6" w:space="0" w:color="000000"/>
+            </w:tcBorders>
             <w:tcW w:type="dxa" w:w="2500"/>
-            <w:tcBorders>
-              <w:top w:val="none" w:color="FFFFFF" w:sz="0"/>
-              <w:left w:val="none" w:color="FFFFFF" w:sz="0"/>
-              <w:bottom w:val="none" w:color="FFFFFF" w:sz="0"/>
-              <w:right w:val="none" w:color="FFFFFF" w:sz="0"/>
-            </w:tcBorders>
             <w:vAlign w:val="center"/>
           </w:tcPr>
           <w:p>
@@ -2996,13 +2813,10 @@
         </w:tc>
         <w:tc>
           <w:tcPr>
+            <w:tcBorders>
+              <w:bottom w:val="single" w:sz="6" w:space="0" w:color="000000"/>
+            </w:tcBorders>
             <w:tcW w:type="dxa" w:w="4000"/>
-            <w:tcBorders>
-              <w:top w:val="none" w:color="FFFFFF" w:sz="0"/>
-              <w:left w:val="none" w:color="FFFFFF" w:sz="0"/>
-              <w:bottom w:val="none" w:color="FFFFFF" w:sz="0"/>
-              <w:right w:val="none" w:color="FFFFFF" w:sz="0"/>
-            </w:tcBorders>
             <w:vAlign w:val="center"/>
           </w:tcPr>
           <w:p>
@@ -3024,13 +2838,10 @@
       <w:tr>
         <w:tc>
           <w:tcPr>
+            <w:tcBorders>
+              <w:bottom w:val="single" w:sz="6" w:space="0" w:color="000000"/>
+            </w:tcBorders>
             <w:tcW w:type="dxa" w:w="2500"/>
-            <w:tcBorders>
-              <w:top w:val="none" w:color="FFFFFF" w:sz="0"/>
-              <w:left w:val="none" w:color="FFFFFF" w:sz="0"/>
-              <w:bottom w:val="none" w:color="FFFFFF" w:sz="0"/>
-              <w:right w:val="none" w:color="FFFFFF" w:sz="0"/>
-            </w:tcBorders>
             <w:vAlign w:val="center"/>
           </w:tcPr>
           <w:p>
@@ -3050,13 +2861,10 @@
         </w:tc>
         <w:tc>
           <w:tcPr>
+            <w:tcBorders>
+              <w:bottom w:val="single" w:sz="6" w:space="0" w:color="000000"/>
+            </w:tcBorders>
             <w:tcW w:type="dxa" w:w="2500"/>
-            <w:tcBorders>
-              <w:top w:val="none" w:color="FFFFFF" w:sz="0"/>
-              <w:left w:val="none" w:color="FFFFFF" w:sz="0"/>
-              <w:bottom w:val="none" w:color="FFFFFF" w:sz="0"/>
-              <w:right w:val="none" w:color="FFFFFF" w:sz="0"/>
-            </w:tcBorders>
             <w:vAlign w:val="center"/>
           </w:tcPr>
           <w:p>
@@ -3076,13 +2884,10 @@
         </w:tc>
         <w:tc>
           <w:tcPr>
+            <w:tcBorders>
+              <w:bottom w:val="single" w:sz="6" w:space="0" w:color="000000"/>
+            </w:tcBorders>
             <w:tcW w:type="dxa" w:w="4000"/>
-            <w:tcBorders>
-              <w:top w:val="none" w:color="FFFFFF" w:sz="0"/>
-              <w:left w:val="none" w:color="FFFFFF" w:sz="0"/>
-              <w:bottom w:val="none" w:color="FFFFFF" w:sz="0"/>
-              <w:right w:val="none" w:color="FFFFFF" w:sz="0"/>
-            </w:tcBorders>
             <w:vAlign w:val="center"/>
           </w:tcPr>
           <w:p>
@@ -3104,13 +2909,10 @@
       <w:tr>
         <w:tc>
           <w:tcPr>
+            <w:tcBorders>
+              <w:bottom w:val="single" w:sz="6" w:space="0" w:color="000000"/>
+            </w:tcBorders>
             <w:tcW w:type="dxa" w:w="2500"/>
-            <w:tcBorders>
-              <w:top w:val="none" w:color="FFFFFF" w:sz="0"/>
-              <w:left w:val="none" w:color="FFFFFF" w:sz="0"/>
-              <w:bottom w:val="none" w:color="FFFFFF" w:sz="0"/>
-              <w:right w:val="none" w:color="FFFFFF" w:sz="0"/>
-            </w:tcBorders>
             <w:vAlign w:val="center"/>
           </w:tcPr>
           <w:p>
@@ -3130,13 +2932,10 @@
         </w:tc>
         <w:tc>
           <w:tcPr>
+            <w:tcBorders>
+              <w:bottom w:val="single" w:sz="6" w:space="0" w:color="000000"/>
+            </w:tcBorders>
             <w:tcW w:type="dxa" w:w="2500"/>
-            <w:tcBorders>
-              <w:top w:val="none" w:color="FFFFFF" w:sz="0"/>
-              <w:left w:val="none" w:color="FFFFFF" w:sz="0"/>
-              <w:bottom w:val="none" w:color="FFFFFF" w:sz="0"/>
-              <w:right w:val="none" w:color="FFFFFF" w:sz="0"/>
-            </w:tcBorders>
             <w:vAlign w:val="center"/>
           </w:tcPr>
           <w:p>
@@ -3156,13 +2955,10 @@
         </w:tc>
         <w:tc>
           <w:tcPr>
+            <w:tcBorders>
+              <w:bottom w:val="single" w:sz="6" w:space="0" w:color="000000"/>
+            </w:tcBorders>
             <w:tcW w:type="dxa" w:w="4000"/>
-            <w:tcBorders>
-              <w:top w:val="none" w:color="FFFFFF" w:sz="0"/>
-              <w:left w:val="none" w:color="FFFFFF" w:sz="0"/>
-              <w:bottom w:val="none" w:color="FFFFFF" w:sz="0"/>
-              <w:right w:val="none" w:color="FFFFFF" w:sz="0"/>
-            </w:tcBorders>
             <w:vAlign w:val="center"/>
           </w:tcPr>
           <w:p>
@@ -3184,13 +2980,10 @@
       <w:tr>
         <w:tc>
           <w:tcPr>
+            <w:tcBorders>
+              <w:bottom w:val="single" w:sz="6" w:space="0" w:color="000000"/>
+            </w:tcBorders>
             <w:tcW w:type="dxa" w:w="2500"/>
-            <w:tcBorders>
-              <w:top w:val="none" w:color="FFFFFF" w:sz="0"/>
-              <w:left w:val="none" w:color="FFFFFF" w:sz="0"/>
-              <w:bottom w:val="single" w:color="000000" w:sz="18"/>
-              <w:right w:val="none" w:color="FFFFFF" w:sz="0"/>
-            </w:tcBorders>
             <w:vAlign w:val="center"/>
           </w:tcPr>
           <w:p>
@@ -3210,13 +3003,10 @@
         </w:tc>
         <w:tc>
           <w:tcPr>
+            <w:tcBorders>
+              <w:bottom w:val="single" w:sz="6" w:space="0" w:color="000000"/>
+            </w:tcBorders>
             <w:tcW w:type="dxa" w:w="2500"/>
-            <w:tcBorders>
-              <w:top w:val="none" w:color="FFFFFF" w:sz="0"/>
-              <w:left w:val="none" w:color="FFFFFF" w:sz="0"/>
-              <w:bottom w:val="single" w:color="000000" w:sz="18"/>
-              <w:right w:val="none" w:color="FFFFFF" w:sz="0"/>
-            </w:tcBorders>
             <w:vAlign w:val="center"/>
           </w:tcPr>
           <w:p>
@@ -3236,13 +3026,10 @@
         </w:tc>
         <w:tc>
           <w:tcPr>
+            <w:tcBorders>
+              <w:bottom w:val="single" w:sz="6" w:space="0" w:color="000000"/>
+            </w:tcBorders>
             <w:tcW w:type="dxa" w:w="4000"/>
-            <w:tcBorders>
-              <w:top w:val="none" w:color="FFFFFF" w:sz="0"/>
-              <w:left w:val="none" w:color="FFFFFF" w:sz="0"/>
-              <w:bottom w:val="single" w:color="000000" w:sz="18"/>
-              <w:right w:val="none" w:color="FFFFFF" w:sz="0"/>
-            </w:tcBorders>
             <w:vAlign w:val="center"/>
           </w:tcPr>
           <w:p>
@@ -3274,7 +3061,7 @@
       </w:pPr>
       <w:r>
         <w:rPr>
-          <w:rFonts w:ascii="SimHei" w:cs="SimHei" w:eastAsia="SimHei" w:hAnsi="SimHei"/>
+          <w:rFonts w:ascii="黑体" w:cs="黑体" w:eastAsia="黑体" w:hAnsi="黑体"/>
           <w:b/>
           <w:bCs/>
           <w:sz w:val="28"/>
@@ -3290,7 +3077,7 @@
       </w:pPr>
       <w:r>
         <w:rPr>
-          <w:rFonts w:ascii="SimHei" w:cs="SimHei" w:eastAsia="SimHei" w:hAnsi="SimHei"/>
+          <w:rFonts w:ascii="黑体" w:cs="黑体" w:eastAsia="黑体" w:hAnsi="黑体"/>
           <w:b/>
           <w:bCs/>
           <w:sz w:val="24"/>
@@ -3306,7 +3093,7 @@
       </w:pPr>
       <w:r>
         <w:rPr>
-          <w:rFonts w:ascii="SimSun" w:cs="SimSun" w:eastAsia="SimSun" w:hAnsi="SimSun"/>
+          <w:rFonts w:ascii="宋体" w:cs="宋体" w:eastAsia="宋体" w:hAnsi="宋体"/>
           <w:sz w:val="24"/>
           <w:szCs w:val="24"/>
         </w:rPr>
@@ -3336,7 +3123,7 @@
       </w:pPr>
       <w:r>
         <w:rPr>
-          <w:rFonts w:ascii="SimSun" w:cs="SimSun" w:eastAsia="SimSun" w:hAnsi="SimSun"/>
+          <w:rFonts w:ascii="宋体" w:cs="宋体" w:eastAsia="宋体" w:hAnsi="宋体"/>
           <w:sz w:val="24"/>
           <w:szCs w:val="24"/>
         </w:rPr>
@@ -3350,7 +3137,7 @@
       </w:pPr>
       <w:r>
         <w:rPr>
-          <w:rFonts w:ascii="SimSun" w:cs="SimSun" w:eastAsia="SimSun" w:hAnsi="SimSun"/>
+          <w:rFonts w:ascii="宋体" w:cs="宋体" w:eastAsia="宋体" w:hAnsi="宋体"/>
           <w:sz w:val="24"/>
           <w:szCs w:val="24"/>
         </w:rPr>
@@ -3380,7 +3167,7 @@
       </w:pPr>
       <w:r>
         <w:rPr>
-          <w:rFonts w:ascii="SimSun" w:cs="SimSun" w:eastAsia="SimSun" w:hAnsi="SimSun"/>
+          <w:rFonts w:ascii="宋体" w:cs="宋体" w:eastAsia="宋体" w:hAnsi="宋体"/>
           <w:sz w:val="24"/>
           <w:szCs w:val="24"/>
         </w:rPr>
@@ -3410,7 +3197,7 @@
       </w:pPr>
       <w:r>
         <w:rPr>
-          <w:rFonts w:ascii="SimHei" w:cs="SimHei" w:eastAsia="SimHei" w:hAnsi="SimHei"/>
+          <w:rFonts w:ascii="黑体" w:cs="黑体" w:eastAsia="黑体" w:hAnsi="黑体"/>
           <w:b/>
           <w:bCs/>
           <w:sz w:val="24"/>
@@ -3426,7 +3213,7 @@
       </w:pPr>
       <w:r>
         <w:rPr>
-          <w:rFonts w:ascii="SimSun" w:cs="SimSun" w:eastAsia="SimSun" w:hAnsi="SimSun"/>
+          <w:rFonts w:ascii="宋体" w:cs="宋体" w:eastAsia="宋体" w:hAnsi="宋体"/>
           <w:sz w:val="24"/>
           <w:szCs w:val="24"/>
         </w:rPr>
@@ -3440,7 +3227,7 @@
       </w:pPr>
       <w:r>
         <w:rPr>
-          <w:rFonts w:ascii="SimSun" w:cs="SimSun" w:eastAsia="SimSun" w:hAnsi="SimSun"/>
+          <w:rFonts w:ascii="宋体" w:cs="宋体" w:eastAsia="宋体" w:hAnsi="宋体"/>
           <w:sz w:val="24"/>
           <w:szCs w:val="24"/>
         </w:rPr>
@@ -3448,7 +3235,7 @@
       </w:r>
       <w:r>
         <w:rPr>
-          <w:rFonts w:ascii="SimSun" w:cs="SimSun" w:eastAsia="SimSun" w:hAnsi="SimSun"/>
+          <w:rFonts w:ascii="宋体" w:cs="宋体" w:eastAsia="宋体" w:hAnsi="宋体"/>
           <w:sz w:val="24"/>
           <w:szCs w:val="24"/>
         </w:rPr>
@@ -3462,7 +3249,7 @@
       </w:pPr>
       <w:r>
         <w:rPr>
-          <w:rFonts w:ascii="SimSun" w:cs="SimSun" w:eastAsia="SimSun" w:hAnsi="SimSun"/>
+          <w:rFonts w:ascii="宋体" w:cs="宋体" w:eastAsia="宋体" w:hAnsi="宋体"/>
           <w:sz w:val="24"/>
           <w:szCs w:val="24"/>
         </w:rPr>
@@ -3470,7 +3257,7 @@
       </w:r>
       <w:r>
         <w:rPr>
-          <w:rFonts w:ascii="SimSun" w:cs="SimSun" w:eastAsia="SimSun" w:hAnsi="SimSun"/>
+          <w:rFonts w:ascii="宋体" w:cs="宋体" w:eastAsia="宋体" w:hAnsi="宋体"/>
           <w:sz w:val="24"/>
           <w:szCs w:val="24"/>
         </w:rPr>
@@ -3484,7 +3271,7 @@
       </w:pPr>
       <w:r>
         <w:rPr>
-          <w:rFonts w:ascii="SimSun" w:cs="SimSun" w:eastAsia="SimSun" w:hAnsi="SimSun"/>
+          <w:rFonts w:ascii="宋体" w:cs="宋体" w:eastAsia="宋体" w:hAnsi="宋体"/>
           <w:sz w:val="24"/>
           <w:szCs w:val="24"/>
         </w:rPr>
@@ -3492,7 +3279,7 @@
       </w:r>
       <w:r>
         <w:rPr>
-          <w:rFonts w:ascii="SimSun" w:cs="SimSun" w:eastAsia="SimSun" w:hAnsi="SimSun"/>
+          <w:rFonts w:ascii="宋体" w:cs="宋体" w:eastAsia="宋体" w:hAnsi="宋体"/>
           <w:sz w:val="24"/>
           <w:szCs w:val="24"/>
         </w:rPr>
@@ -3506,7 +3293,7 @@
       </w:pPr>
       <w:r>
         <w:rPr>
-          <w:rFonts w:ascii="SimSun" w:cs="SimSun" w:eastAsia="SimSun" w:hAnsi="SimSun"/>
+          <w:rFonts w:ascii="宋体" w:cs="宋体" w:eastAsia="宋体" w:hAnsi="宋体"/>
           <w:sz w:val="24"/>
           <w:szCs w:val="24"/>
         </w:rPr>
@@ -3520,7 +3307,7 @@
       </w:pPr>
       <w:r>
         <w:rPr>
-          <w:rFonts w:ascii="SimSun" w:cs="SimSun" w:eastAsia="SimSun" w:hAnsi="SimSun"/>
+          <w:rFonts w:ascii="宋体" w:cs="宋体" w:eastAsia="宋体" w:hAnsi="宋体"/>
           <w:sz w:val="24"/>
           <w:szCs w:val="24"/>
         </w:rPr>
@@ -3534,7 +3321,7 @@
       </w:pPr>
       <w:r>
         <w:rPr>
-          <w:rFonts w:ascii="SimSun" w:cs="SimSun" w:eastAsia="SimSun" w:hAnsi="SimSun"/>
+          <w:rFonts w:ascii="宋体" w:cs="宋体" w:eastAsia="宋体" w:hAnsi="宋体"/>
           <w:sz w:val="24"/>
           <w:szCs w:val="24"/>
         </w:rPr>
@@ -3548,7 +3335,7 @@
       </w:pPr>
       <w:r>
         <w:rPr>
-          <w:rFonts w:ascii="SimSun" w:cs="SimSun" w:eastAsia="SimSun" w:hAnsi="SimSun"/>
+          <w:rFonts w:ascii="宋体" w:cs="宋体" w:eastAsia="宋体" w:hAnsi="宋体"/>
           <w:sz w:val="24"/>
           <w:szCs w:val="24"/>
         </w:rPr>
@@ -3559,12 +3346,8 @@
       <w:tblPr>
         <w:tblW w:type="pct" w:w="100%"/>
         <w:tblBorders>
-          <w:top w:val="single" w:color="auto" w:sz="4"/>
-          <w:left w:val="single" w:color="auto" w:sz="4"/>
-          <w:bottom w:val="single" w:color="auto" w:sz="4"/>
-          <w:right w:val="single" w:color="auto" w:sz="4"/>
-          <w:insideH w:val="single" w:color="auto" w:sz="4"/>
-          <w:insideV w:val="single" w:color="auto" w:sz="4"/>
+          <w:top w:val="single" w:sz="12" w:space="0" w:color="000000"/>
+          <w:bottom w:val="single" w:sz="12" w:space="0" w:color="000000"/>
         </w:tblBorders>
       </w:tblPr>
       <w:tblGrid>
@@ -3577,13 +3360,10 @@
       <w:tr>
         <w:tc>
           <w:tcPr>
+            <w:tcBorders>
+              <w:bottom w:val="single" w:sz="6" w:space="0" w:color="000000"/>
+            </w:tcBorders>
             <w:tcW w:type="dxa" w:w="1200"/>
-            <w:tcBorders>
-              <w:top w:val="single" w:color="000000" w:sz="18"/>
-              <w:left w:val="none" w:color="FFFFFF" w:sz="0"/>
-              <w:bottom w:val="single" w:color="000000" w:sz="6"/>
-              <w:right w:val="none" w:color="FFFFFF" w:sz="0"/>
-            </w:tcBorders>
             <w:vAlign w:val="center"/>
           </w:tcPr>
           <w:p>
@@ -3593,7 +3373,7 @@
             </w:pPr>
             <w:r>
               <w:rPr>
-                <w:rFonts w:ascii="SimHei" w:cs="SimHei" w:eastAsia="SimHei" w:hAnsi="SimHei"/>
+                <w:rFonts w:ascii="黑体" w:cs="黑体" w:eastAsia="黑体" w:hAnsi="黑体"/>
                 <w:b/>
                 <w:bCs/>
                 <w:sz w:val="20"/>
@@ -3605,13 +3385,10 @@
         </w:tc>
         <w:tc>
           <w:tcPr>
+            <w:tcBorders>
+              <w:bottom w:val="single" w:sz="6" w:space="0" w:color="000000"/>
+            </w:tcBorders>
             <w:tcW w:type="dxa" w:w="2200"/>
-            <w:tcBorders>
-              <w:top w:val="single" w:color="000000" w:sz="18"/>
-              <w:left w:val="none" w:color="FFFFFF" w:sz="0"/>
-              <w:bottom w:val="single" w:color="000000" w:sz="6"/>
-              <w:right w:val="none" w:color="FFFFFF" w:sz="0"/>
-            </w:tcBorders>
             <w:vAlign w:val="center"/>
           </w:tcPr>
           <w:p>
@@ -3621,7 +3398,7 @@
             </w:pPr>
             <w:r>
               <w:rPr>
-                <w:rFonts w:ascii="SimHei" w:cs="SimHei" w:eastAsia="SimHei" w:hAnsi="SimHei"/>
+                <w:rFonts w:ascii="黑体" w:cs="黑体" w:eastAsia="黑体" w:hAnsi="黑体"/>
                 <w:b/>
                 <w:bCs/>
                 <w:sz w:val="20"/>
@@ -3633,13 +3410,10 @@
         </w:tc>
         <w:tc>
           <w:tcPr>
+            <w:tcBorders>
+              <w:bottom w:val="single" w:sz="6" w:space="0" w:color="000000"/>
+            </w:tcBorders>
             <w:tcW w:type="dxa" w:w="2200"/>
-            <w:tcBorders>
-              <w:top w:val="single" w:color="000000" w:sz="18"/>
-              <w:left w:val="none" w:color="FFFFFF" w:sz="0"/>
-              <w:bottom w:val="single" w:color="000000" w:sz="6"/>
-              <w:right w:val="none" w:color="FFFFFF" w:sz="0"/>
-            </w:tcBorders>
             <w:vAlign w:val="center"/>
           </w:tcPr>
           <w:p>
@@ -3649,7 +3423,7 @@
             </w:pPr>
             <w:r>
               <w:rPr>
-                <w:rFonts w:ascii="SimHei" w:cs="SimHei" w:eastAsia="SimHei" w:hAnsi="SimHei"/>
+                <w:rFonts w:ascii="黑体" w:cs="黑体" w:eastAsia="黑体" w:hAnsi="黑体"/>
                 <w:b/>
                 <w:bCs/>
                 <w:sz w:val="20"/>
@@ -3661,13 +3435,10 @@
         </w:tc>
         <w:tc>
           <w:tcPr>
+            <w:tcBorders>
+              <w:bottom w:val="single" w:sz="6" w:space="0" w:color="000000"/>
+            </w:tcBorders>
             <w:tcW w:type="dxa" w:w="2200"/>
-            <w:tcBorders>
-              <w:top w:val="single" w:color="000000" w:sz="18"/>
-              <w:left w:val="none" w:color="FFFFFF" w:sz="0"/>
-              <w:bottom w:val="single" w:color="000000" w:sz="6"/>
-              <w:right w:val="none" w:color="FFFFFF" w:sz="0"/>
-            </w:tcBorders>
             <w:vAlign w:val="center"/>
           </w:tcPr>
           <w:p>
@@ -3677,7 +3448,7 @@
             </w:pPr>
             <w:r>
               <w:rPr>
-                <w:rFonts w:ascii="SimHei" w:cs="SimHei" w:eastAsia="SimHei" w:hAnsi="SimHei"/>
+                <w:rFonts w:ascii="黑体" w:cs="黑体" w:eastAsia="黑体" w:hAnsi="黑体"/>
                 <w:b/>
                 <w:bCs/>
                 <w:sz w:val="20"/>
@@ -3689,13 +3460,10 @@
         </w:tc>
         <w:tc>
           <w:tcPr>
+            <w:tcBorders>
+              <w:bottom w:val="single" w:sz="6" w:space="0" w:color="000000"/>
+            </w:tcBorders>
             <w:tcW w:type="dxa" w:w="2200"/>
-            <w:tcBorders>
-              <w:top w:val="single" w:color="000000" w:sz="18"/>
-              <w:left w:val="none" w:color="FFFFFF" w:sz="0"/>
-              <w:bottom w:val="single" w:color="000000" w:sz="6"/>
-              <w:right w:val="none" w:color="FFFFFF" w:sz="0"/>
-            </w:tcBorders>
             <w:vAlign w:val="center"/>
           </w:tcPr>
           <w:p>
@@ -3705,7 +3473,7 @@
             </w:pPr>
             <w:r>
               <w:rPr>
-                <w:rFonts w:ascii="SimHei" w:cs="SimHei" w:eastAsia="SimHei" w:hAnsi="SimHei"/>
+                <w:rFonts w:ascii="黑体" w:cs="黑体" w:eastAsia="黑体" w:hAnsi="黑体"/>
                 <w:b/>
                 <w:bCs/>
                 <w:sz w:val="20"/>
@@ -3719,13 +3487,10 @@
       <w:tr>
         <w:tc>
           <w:tcPr>
+            <w:tcBorders>
+              <w:bottom w:val="single" w:sz="6" w:space="0" w:color="000000"/>
+            </w:tcBorders>
             <w:tcW w:type="dxa" w:w="1200"/>
-            <w:tcBorders>
-              <w:top w:val="none" w:color="FFFFFF" w:sz="0"/>
-              <w:left w:val="none" w:color="FFFFFF" w:sz="0"/>
-              <w:bottom w:val="none" w:color="FFFFFF" w:sz="0"/>
-              <w:right w:val="none" w:color="FFFFFF" w:sz="0"/>
-            </w:tcBorders>
             <w:vAlign w:val="center"/>
           </w:tcPr>
           <w:p>
@@ -3745,13 +3510,10 @@
         </w:tc>
         <w:tc>
           <w:tcPr>
+            <w:tcBorders>
+              <w:bottom w:val="single" w:sz="6" w:space="0" w:color="000000"/>
+            </w:tcBorders>
             <w:tcW w:type="dxa" w:w="2200"/>
-            <w:tcBorders>
-              <w:top w:val="none" w:color="FFFFFF" w:sz="0"/>
-              <w:left w:val="none" w:color="FFFFFF" w:sz="0"/>
-              <w:bottom w:val="none" w:color="FFFFFF" w:sz="0"/>
-              <w:right w:val="none" w:color="FFFFFF" w:sz="0"/>
-            </w:tcBorders>
             <w:vAlign w:val="center"/>
           </w:tcPr>
           <w:p>
@@ -3771,13 +3533,10 @@
         </w:tc>
         <w:tc>
           <w:tcPr>
+            <w:tcBorders>
+              <w:bottom w:val="single" w:sz="6" w:space="0" w:color="000000"/>
+            </w:tcBorders>
             <w:tcW w:type="dxa" w:w="2200"/>
-            <w:tcBorders>
-              <w:top w:val="none" w:color="FFFFFF" w:sz="0"/>
-              <w:left w:val="none" w:color="FFFFFF" w:sz="0"/>
-              <w:bottom w:val="none" w:color="FFFFFF" w:sz="0"/>
-              <w:right w:val="none" w:color="FFFFFF" w:sz="0"/>
-            </w:tcBorders>
             <w:vAlign w:val="center"/>
           </w:tcPr>
           <w:p>
@@ -3797,13 +3556,10 @@
         </w:tc>
         <w:tc>
           <w:tcPr>
+            <w:tcBorders>
+              <w:bottom w:val="single" w:sz="6" w:space="0" w:color="000000"/>
+            </w:tcBorders>
             <w:tcW w:type="dxa" w:w="2200"/>
-            <w:tcBorders>
-              <w:top w:val="none" w:color="FFFFFF" w:sz="0"/>
-              <w:left w:val="none" w:color="FFFFFF" w:sz="0"/>
-              <w:bottom w:val="none" w:color="FFFFFF" w:sz="0"/>
-              <w:right w:val="none" w:color="FFFFFF" w:sz="0"/>
-            </w:tcBorders>
             <w:vAlign w:val="center"/>
           </w:tcPr>
           <w:p>
@@ -3823,13 +3579,10 @@
         </w:tc>
         <w:tc>
           <w:tcPr>
+            <w:tcBorders>
+              <w:bottom w:val="single" w:sz="6" w:space="0" w:color="000000"/>
+            </w:tcBorders>
             <w:tcW w:type="dxa" w:w="2200"/>
-            <w:tcBorders>
-              <w:top w:val="none" w:color="FFFFFF" w:sz="0"/>
-              <w:left w:val="none" w:color="FFFFFF" w:sz="0"/>
-              <w:bottom w:val="none" w:color="FFFFFF" w:sz="0"/>
-              <w:right w:val="none" w:color="FFFFFF" w:sz="0"/>
-            </w:tcBorders>
             <w:vAlign w:val="center"/>
           </w:tcPr>
           <w:p>
@@ -3851,13 +3604,10 @@
       <w:tr>
         <w:tc>
           <w:tcPr>
+            <w:tcBorders>
+              <w:bottom w:val="single" w:sz="6" w:space="0" w:color="000000"/>
+            </w:tcBorders>
             <w:tcW w:type="dxa" w:w="1200"/>
-            <w:tcBorders>
-              <w:top w:val="none" w:color="FFFFFF" w:sz="0"/>
-              <w:left w:val="none" w:color="FFFFFF" w:sz="0"/>
-              <w:bottom w:val="none" w:color="FFFFFF" w:sz="0"/>
-              <w:right w:val="none" w:color="FFFFFF" w:sz="0"/>
-            </w:tcBorders>
             <w:vAlign w:val="center"/>
           </w:tcPr>
           <w:p>
@@ -3877,13 +3627,10 @@
         </w:tc>
         <w:tc>
           <w:tcPr>
+            <w:tcBorders>
+              <w:bottom w:val="single" w:sz="6" w:space="0" w:color="000000"/>
+            </w:tcBorders>
             <w:tcW w:type="dxa" w:w="2200"/>
-            <w:tcBorders>
-              <w:top w:val="none" w:color="FFFFFF" w:sz="0"/>
-              <w:left w:val="none" w:color="FFFFFF" w:sz="0"/>
-              <w:bottom w:val="none" w:color="FFFFFF" w:sz="0"/>
-              <w:right w:val="none" w:color="FFFFFF" w:sz="0"/>
-            </w:tcBorders>
             <w:vAlign w:val="center"/>
           </w:tcPr>
           <w:p>
@@ -3903,13 +3650,10 @@
         </w:tc>
         <w:tc>
           <w:tcPr>
+            <w:tcBorders>
+              <w:bottom w:val="single" w:sz="6" w:space="0" w:color="000000"/>
+            </w:tcBorders>
             <w:tcW w:type="dxa" w:w="2200"/>
-            <w:tcBorders>
-              <w:top w:val="none" w:color="FFFFFF" w:sz="0"/>
-              <w:left w:val="none" w:color="FFFFFF" w:sz="0"/>
-              <w:bottom w:val="none" w:color="FFFFFF" w:sz="0"/>
-              <w:right w:val="none" w:color="FFFFFF" w:sz="0"/>
-            </w:tcBorders>
             <w:vAlign w:val="center"/>
           </w:tcPr>
           <w:p>
@@ -3929,13 +3673,10 @@
         </w:tc>
         <w:tc>
           <w:tcPr>
+            <w:tcBorders>
+              <w:bottom w:val="single" w:sz="6" w:space="0" w:color="000000"/>
+            </w:tcBorders>
             <w:tcW w:type="dxa" w:w="2200"/>
-            <w:tcBorders>
-              <w:top w:val="none" w:color="FFFFFF" w:sz="0"/>
-              <w:left w:val="none" w:color="FFFFFF" w:sz="0"/>
-              <w:bottom w:val="none" w:color="FFFFFF" w:sz="0"/>
-              <w:right w:val="none" w:color="FFFFFF" w:sz="0"/>
-            </w:tcBorders>
             <w:vAlign w:val="center"/>
           </w:tcPr>
           <w:p>
@@ -3955,13 +3696,10 @@
         </w:tc>
         <w:tc>
           <w:tcPr>
+            <w:tcBorders>
+              <w:bottom w:val="single" w:sz="6" w:space="0" w:color="000000"/>
+            </w:tcBorders>
             <w:tcW w:type="dxa" w:w="2200"/>
-            <w:tcBorders>
-              <w:top w:val="none" w:color="FFFFFF" w:sz="0"/>
-              <w:left w:val="none" w:color="FFFFFF" w:sz="0"/>
-              <w:bottom w:val="none" w:color="FFFFFF" w:sz="0"/>
-              <w:right w:val="none" w:color="FFFFFF" w:sz="0"/>
-            </w:tcBorders>
             <w:vAlign w:val="center"/>
           </w:tcPr>
           <w:p>
@@ -3983,13 +3721,10 @@
       <w:tr>
         <w:tc>
           <w:tcPr>
+            <w:tcBorders>
+              <w:bottom w:val="single" w:sz="6" w:space="0" w:color="000000"/>
+            </w:tcBorders>
             <w:tcW w:type="dxa" w:w="1200"/>
-            <w:tcBorders>
-              <w:top w:val="none" w:color="FFFFFF" w:sz="0"/>
-              <w:left w:val="none" w:color="FFFFFF" w:sz="0"/>
-              <w:bottom w:val="none" w:color="FFFFFF" w:sz="0"/>
-              <w:right w:val="none" w:color="FFFFFF" w:sz="0"/>
-            </w:tcBorders>
             <w:vAlign w:val="center"/>
           </w:tcPr>
           <w:p>
@@ -4009,13 +3744,10 @@
         </w:tc>
         <w:tc>
           <w:tcPr>
+            <w:tcBorders>
+              <w:bottom w:val="single" w:sz="6" w:space="0" w:color="000000"/>
+            </w:tcBorders>
             <w:tcW w:type="dxa" w:w="2200"/>
-            <w:tcBorders>
-              <w:top w:val="none" w:color="FFFFFF" w:sz="0"/>
-              <w:left w:val="none" w:color="FFFFFF" w:sz="0"/>
-              <w:bottom w:val="none" w:color="FFFFFF" w:sz="0"/>
-              <w:right w:val="none" w:color="FFFFFF" w:sz="0"/>
-            </w:tcBorders>
             <w:vAlign w:val="center"/>
           </w:tcPr>
           <w:p>
@@ -4035,13 +3767,10 @@
         </w:tc>
         <w:tc>
           <w:tcPr>
+            <w:tcBorders>
+              <w:bottom w:val="single" w:sz="6" w:space="0" w:color="000000"/>
+            </w:tcBorders>
             <w:tcW w:type="dxa" w:w="2200"/>
-            <w:tcBorders>
-              <w:top w:val="none" w:color="FFFFFF" w:sz="0"/>
-              <w:left w:val="none" w:color="FFFFFF" w:sz="0"/>
-              <w:bottom w:val="none" w:color="FFFFFF" w:sz="0"/>
-              <w:right w:val="none" w:color="FFFFFF" w:sz="0"/>
-            </w:tcBorders>
             <w:vAlign w:val="center"/>
           </w:tcPr>
           <w:p>
@@ -4061,13 +3790,10 @@
         </w:tc>
         <w:tc>
           <w:tcPr>
+            <w:tcBorders>
+              <w:bottom w:val="single" w:sz="6" w:space="0" w:color="000000"/>
+            </w:tcBorders>
             <w:tcW w:type="dxa" w:w="2200"/>
-            <w:tcBorders>
-              <w:top w:val="none" w:color="FFFFFF" w:sz="0"/>
-              <w:left w:val="none" w:color="FFFFFF" w:sz="0"/>
-              <w:bottom w:val="none" w:color="FFFFFF" w:sz="0"/>
-              <w:right w:val="none" w:color="FFFFFF" w:sz="0"/>
-            </w:tcBorders>
             <w:vAlign w:val="center"/>
           </w:tcPr>
           <w:p>
@@ -4087,13 +3813,10 @@
         </w:tc>
         <w:tc>
           <w:tcPr>
+            <w:tcBorders>
+              <w:bottom w:val="single" w:sz="6" w:space="0" w:color="000000"/>
+            </w:tcBorders>
             <w:tcW w:type="dxa" w:w="2200"/>
-            <w:tcBorders>
-              <w:top w:val="none" w:color="FFFFFF" w:sz="0"/>
-              <w:left w:val="none" w:color="FFFFFF" w:sz="0"/>
-              <w:bottom w:val="none" w:color="FFFFFF" w:sz="0"/>
-              <w:right w:val="none" w:color="FFFFFF" w:sz="0"/>
-            </w:tcBorders>
             <w:vAlign w:val="center"/>
           </w:tcPr>
           <w:p>
@@ -4115,13 +3838,10 @@
       <w:tr>
         <w:tc>
           <w:tcPr>
+            <w:tcBorders>
+              <w:bottom w:val="single" w:sz="6" w:space="0" w:color="000000"/>
+            </w:tcBorders>
             <w:tcW w:type="dxa" w:w="1200"/>
-            <w:tcBorders>
-              <w:top w:val="none" w:color="FFFFFF" w:sz="0"/>
-              <w:left w:val="none" w:color="FFFFFF" w:sz="0"/>
-              <w:bottom w:val="single" w:color="000000" w:sz="18"/>
-              <w:right w:val="none" w:color="FFFFFF" w:sz="0"/>
-            </w:tcBorders>
             <w:vAlign w:val="center"/>
           </w:tcPr>
           <w:p>
@@ -4141,13 +3861,10 @@
         </w:tc>
         <w:tc>
           <w:tcPr>
+            <w:tcBorders>
+              <w:bottom w:val="single" w:sz="6" w:space="0" w:color="000000"/>
+            </w:tcBorders>
             <w:tcW w:type="dxa" w:w="2200"/>
-            <w:tcBorders>
-              <w:top w:val="none" w:color="FFFFFF" w:sz="0"/>
-              <w:left w:val="none" w:color="FFFFFF" w:sz="0"/>
-              <w:bottom w:val="single" w:color="000000" w:sz="18"/>
-              <w:right w:val="none" w:color="FFFFFF" w:sz="0"/>
-            </w:tcBorders>
             <w:vAlign w:val="center"/>
           </w:tcPr>
           <w:p>
@@ -4167,13 +3884,10 @@
         </w:tc>
         <w:tc>
           <w:tcPr>
+            <w:tcBorders>
+              <w:bottom w:val="single" w:sz="6" w:space="0" w:color="000000"/>
+            </w:tcBorders>
             <w:tcW w:type="dxa" w:w="2200"/>
-            <w:tcBorders>
-              <w:top w:val="none" w:color="FFFFFF" w:sz="0"/>
-              <w:left w:val="none" w:color="FFFFFF" w:sz="0"/>
-              <w:bottom w:val="single" w:color="000000" w:sz="18"/>
-              <w:right w:val="none" w:color="FFFFFF" w:sz="0"/>
-            </w:tcBorders>
             <w:vAlign w:val="center"/>
           </w:tcPr>
           <w:p>
@@ -4193,13 +3907,10 @@
         </w:tc>
         <w:tc>
           <w:tcPr>
+            <w:tcBorders>
+              <w:bottom w:val="single" w:sz="6" w:space="0" w:color="000000"/>
+            </w:tcBorders>
             <w:tcW w:type="dxa" w:w="2200"/>
-            <w:tcBorders>
-              <w:top w:val="none" w:color="FFFFFF" w:sz="0"/>
-              <w:left w:val="none" w:color="FFFFFF" w:sz="0"/>
-              <w:bottom w:val="single" w:color="000000" w:sz="18"/>
-              <w:right w:val="none" w:color="FFFFFF" w:sz="0"/>
-            </w:tcBorders>
             <w:vAlign w:val="center"/>
           </w:tcPr>
           <w:p>
@@ -4219,13 +3930,10 @@
         </w:tc>
         <w:tc>
           <w:tcPr>
+            <w:tcBorders>
+              <w:bottom w:val="single" w:sz="6" w:space="0" w:color="000000"/>
+            </w:tcBorders>
             <w:tcW w:type="dxa" w:w="2200"/>
-            <w:tcBorders>
-              <w:top w:val="none" w:color="FFFFFF" w:sz="0"/>
-              <w:left w:val="none" w:color="FFFFFF" w:sz="0"/>
-              <w:bottom w:val="single" w:color="000000" w:sz="18"/>
-              <w:right w:val="none" w:color="FFFFFF" w:sz="0"/>
-            </w:tcBorders>
             <w:vAlign w:val="center"/>
           </w:tcPr>
           <w:p>
@@ -4254,12 +3962,8 @@
       <w:tblPr>
         <w:tblW w:type="pct" w:w="100%"/>
         <w:tblBorders>
-          <w:top w:val="single" w:color="auto" w:sz="4"/>
-          <w:left w:val="single" w:color="auto" w:sz="4"/>
-          <w:bottom w:val="single" w:color="auto" w:sz="4"/>
-          <w:right w:val="single" w:color="auto" w:sz="4"/>
-          <w:insideH w:val="single" w:color="auto" w:sz="4"/>
-          <w:insideV w:val="single" w:color="auto" w:sz="4"/>
+          <w:top w:val="single" w:sz="12" w:space="0" w:color="000000"/>
+          <w:bottom w:val="single" w:sz="12" w:space="0" w:color="000000"/>
         </w:tblBorders>
       </w:tblPr>
       <w:tblGrid>
@@ -4270,13 +3974,10 @@
       <w:tr>
         <w:tc>
           <w:tcPr>
+            <w:tcBorders>
+              <w:bottom w:val="single" w:sz="6" w:space="0" w:color="000000"/>
+            </w:tcBorders>
             <w:tcW w:type="dxa" w:w="3000"/>
-            <w:tcBorders>
-              <w:top w:val="single" w:color="000000" w:sz="18"/>
-              <w:left w:val="none" w:color="FFFFFF" w:sz="0"/>
-              <w:bottom w:val="single" w:color="000000" w:sz="6"/>
-              <w:right w:val="none" w:color="FFFFFF" w:sz="0"/>
-            </w:tcBorders>
             <w:vAlign w:val="center"/>
           </w:tcPr>
           <w:p>
@@ -4286,7 +3987,7 @@
             </w:pPr>
             <w:r>
               <w:rPr>
-                <w:rFonts w:ascii="SimHei" w:cs="SimHei" w:eastAsia="SimHei" w:hAnsi="SimHei"/>
+                <w:rFonts w:ascii="黑体" w:cs="黑体" w:eastAsia="黑体" w:hAnsi="黑体"/>
                 <w:b/>
                 <w:bCs/>
                 <w:sz w:val="20"/>
@@ -4298,13 +3999,10 @@
         </w:tc>
         <w:tc>
           <w:tcPr>
+            <w:tcBorders>
+              <w:bottom w:val="single" w:sz="6" w:space="0" w:color="000000"/>
+            </w:tcBorders>
             <w:tcW w:type="dxa" w:w="3000"/>
-            <w:tcBorders>
-              <w:top w:val="single" w:color="000000" w:sz="18"/>
-              <w:left w:val="none" w:color="FFFFFF" w:sz="0"/>
-              <w:bottom w:val="single" w:color="000000" w:sz="6"/>
-              <w:right w:val="none" w:color="FFFFFF" w:sz="0"/>
-            </w:tcBorders>
             <w:vAlign w:val="center"/>
           </w:tcPr>
           <w:p>
@@ -4314,7 +4012,7 @@
             </w:pPr>
             <w:r>
               <w:rPr>
-                <w:rFonts w:ascii="SimHei" w:cs="SimHei" w:eastAsia="SimHei" w:hAnsi="SimHei"/>
+                <w:rFonts w:ascii="黑体" w:cs="黑体" w:eastAsia="黑体" w:hAnsi="黑体"/>
                 <w:b/>
                 <w:bCs/>
                 <w:sz w:val="20"/>
@@ -4326,13 +4024,10 @@
         </w:tc>
         <w:tc>
           <w:tcPr>
+            <w:tcBorders>
+              <w:bottom w:val="single" w:sz="6" w:space="0" w:color="000000"/>
+            </w:tcBorders>
             <w:tcW w:type="dxa" w:w="3000"/>
-            <w:tcBorders>
-              <w:top w:val="single" w:color="000000" w:sz="18"/>
-              <w:left w:val="none" w:color="FFFFFF" w:sz="0"/>
-              <w:bottom w:val="single" w:color="000000" w:sz="6"/>
-              <w:right w:val="none" w:color="FFFFFF" w:sz="0"/>
-            </w:tcBorders>
             <w:vAlign w:val="center"/>
           </w:tcPr>
           <w:p>
@@ -4342,7 +4037,7 @@
             </w:pPr>
             <w:r>
               <w:rPr>
-                <w:rFonts w:ascii="SimHei" w:cs="SimHei" w:eastAsia="SimHei" w:hAnsi="SimHei"/>
+                <w:rFonts w:ascii="黑体" w:cs="黑体" w:eastAsia="黑体" w:hAnsi="黑体"/>
                 <w:b/>
                 <w:bCs/>
                 <w:sz w:val="20"/>
@@ -4356,13 +4051,10 @@
       <w:tr>
         <w:tc>
           <w:tcPr>
+            <w:tcBorders>
+              <w:bottom w:val="single" w:sz="6" w:space="0" w:color="000000"/>
+            </w:tcBorders>
             <w:tcW w:type="dxa" w:w="3000"/>
-            <w:tcBorders>
-              <w:top w:val="none" w:color="FFFFFF" w:sz="0"/>
-              <w:left w:val="none" w:color="FFFFFF" w:sz="0"/>
-              <w:bottom w:val="none" w:color="FFFFFF" w:sz="0"/>
-              <w:right w:val="none" w:color="FFFFFF" w:sz="0"/>
-            </w:tcBorders>
             <w:vAlign w:val="center"/>
           </w:tcPr>
           <w:p>
@@ -4382,13 +4074,10 @@
         </w:tc>
         <w:tc>
           <w:tcPr>
+            <w:tcBorders>
+              <w:bottom w:val="single" w:sz="6" w:space="0" w:color="000000"/>
+            </w:tcBorders>
             <w:tcW w:type="dxa" w:w="3000"/>
-            <w:tcBorders>
-              <w:top w:val="none" w:color="FFFFFF" w:sz="0"/>
-              <w:left w:val="none" w:color="FFFFFF" w:sz="0"/>
-              <w:bottom w:val="none" w:color="FFFFFF" w:sz="0"/>
-              <w:right w:val="none" w:color="FFFFFF" w:sz="0"/>
-            </w:tcBorders>
             <w:vAlign w:val="center"/>
           </w:tcPr>
           <w:p>
@@ -4408,13 +4097,10 @@
         </w:tc>
         <w:tc>
           <w:tcPr>
+            <w:tcBorders>
+              <w:bottom w:val="single" w:sz="6" w:space="0" w:color="000000"/>
+            </w:tcBorders>
             <w:tcW w:type="dxa" w:w="3000"/>
-            <w:tcBorders>
-              <w:top w:val="none" w:color="FFFFFF" w:sz="0"/>
-              <w:left w:val="none" w:color="FFFFFF" w:sz="0"/>
-              <w:bottom w:val="none" w:color="FFFFFF" w:sz="0"/>
-              <w:right w:val="none" w:color="FFFFFF" w:sz="0"/>
-            </w:tcBorders>
             <w:vAlign w:val="center"/>
           </w:tcPr>
           <w:p>
@@ -4436,13 +4122,10 @@
       <w:tr>
         <w:tc>
           <w:tcPr>
+            <w:tcBorders>
+              <w:bottom w:val="single" w:sz="6" w:space="0" w:color="000000"/>
+            </w:tcBorders>
             <w:tcW w:type="dxa" w:w="3000"/>
-            <w:tcBorders>
-              <w:top w:val="none" w:color="FFFFFF" w:sz="0"/>
-              <w:left w:val="none" w:color="FFFFFF" w:sz="0"/>
-              <w:bottom w:val="none" w:color="FFFFFF" w:sz="0"/>
-              <w:right w:val="none" w:color="FFFFFF" w:sz="0"/>
-            </w:tcBorders>
             <w:vAlign w:val="center"/>
           </w:tcPr>
           <w:p>
@@ -4462,13 +4145,10 @@
         </w:tc>
         <w:tc>
           <w:tcPr>
+            <w:tcBorders>
+              <w:bottom w:val="single" w:sz="6" w:space="0" w:color="000000"/>
+            </w:tcBorders>
             <w:tcW w:type="dxa" w:w="3000"/>
-            <w:tcBorders>
-              <w:top w:val="none" w:color="FFFFFF" w:sz="0"/>
-              <w:left w:val="none" w:color="FFFFFF" w:sz="0"/>
-              <w:bottom w:val="none" w:color="FFFFFF" w:sz="0"/>
-              <w:right w:val="none" w:color="FFFFFF" w:sz="0"/>
-            </w:tcBorders>
             <w:vAlign w:val="center"/>
           </w:tcPr>
           <w:p>
@@ -4488,13 +4168,10 @@
         </w:tc>
         <w:tc>
           <w:tcPr>
+            <w:tcBorders>
+              <w:bottom w:val="single" w:sz="6" w:space="0" w:color="000000"/>
+            </w:tcBorders>
             <w:tcW w:type="dxa" w:w="3000"/>
-            <w:tcBorders>
-              <w:top w:val="none" w:color="FFFFFF" w:sz="0"/>
-              <w:left w:val="none" w:color="FFFFFF" w:sz="0"/>
-              <w:bottom w:val="none" w:color="FFFFFF" w:sz="0"/>
-              <w:right w:val="none" w:color="FFFFFF" w:sz="0"/>
-            </w:tcBorders>
             <w:vAlign w:val="center"/>
           </w:tcPr>
           <w:p>
@@ -4516,13 +4193,10 @@
       <w:tr>
         <w:tc>
           <w:tcPr>
+            <w:tcBorders>
+              <w:bottom w:val="single" w:sz="6" w:space="0" w:color="000000"/>
+            </w:tcBorders>
             <w:tcW w:type="dxa" w:w="3000"/>
-            <w:tcBorders>
-              <w:top w:val="none" w:color="FFFFFF" w:sz="0"/>
-              <w:left w:val="none" w:color="FFFFFF" w:sz="0"/>
-              <w:bottom w:val="none" w:color="FFFFFF" w:sz="0"/>
-              <w:right w:val="none" w:color="FFFFFF" w:sz="0"/>
-            </w:tcBorders>
             <w:vAlign w:val="center"/>
           </w:tcPr>
           <w:p>
@@ -4542,13 +4216,10 @@
         </w:tc>
         <w:tc>
           <w:tcPr>
+            <w:tcBorders>
+              <w:bottom w:val="single" w:sz="6" w:space="0" w:color="000000"/>
+            </w:tcBorders>
             <w:tcW w:type="dxa" w:w="3000"/>
-            <w:tcBorders>
-              <w:top w:val="none" w:color="FFFFFF" w:sz="0"/>
-              <w:left w:val="none" w:color="FFFFFF" w:sz="0"/>
-              <w:bottom w:val="none" w:color="FFFFFF" w:sz="0"/>
-              <w:right w:val="none" w:color="FFFFFF" w:sz="0"/>
-            </w:tcBorders>
             <w:vAlign w:val="center"/>
           </w:tcPr>
           <w:p>
@@ -4568,13 +4239,10 @@
         </w:tc>
         <w:tc>
           <w:tcPr>
+            <w:tcBorders>
+              <w:bottom w:val="single" w:sz="6" w:space="0" w:color="000000"/>
+            </w:tcBorders>
             <w:tcW w:type="dxa" w:w="3000"/>
-            <w:tcBorders>
-              <w:top w:val="none" w:color="FFFFFF" w:sz="0"/>
-              <w:left w:val="none" w:color="FFFFFF" w:sz="0"/>
-              <w:bottom w:val="none" w:color="FFFFFF" w:sz="0"/>
-              <w:right w:val="none" w:color="FFFFFF" w:sz="0"/>
-            </w:tcBorders>
             <w:vAlign w:val="center"/>
           </w:tcPr>
           <w:p>
@@ -4596,13 +4264,10 @@
       <w:tr>
         <w:tc>
           <w:tcPr>
+            <w:tcBorders>
+              <w:bottom w:val="single" w:sz="6" w:space="0" w:color="000000"/>
+            </w:tcBorders>
             <w:tcW w:type="dxa" w:w="3000"/>
-            <w:tcBorders>
-              <w:top w:val="none" w:color="FFFFFF" w:sz="0"/>
-              <w:left w:val="none" w:color="FFFFFF" w:sz="0"/>
-              <w:bottom w:val="single" w:color="000000" w:sz="18"/>
-              <w:right w:val="none" w:color="FFFFFF" w:sz="0"/>
-            </w:tcBorders>
             <w:vAlign w:val="center"/>
           </w:tcPr>
           <w:p>
@@ -4622,13 +4287,10 @@
         </w:tc>
         <w:tc>
           <w:tcPr>
+            <w:tcBorders>
+              <w:bottom w:val="single" w:sz="6" w:space="0" w:color="000000"/>
+            </w:tcBorders>
             <w:tcW w:type="dxa" w:w="3000"/>
-            <w:tcBorders>
-              <w:top w:val="none" w:color="FFFFFF" w:sz="0"/>
-              <w:left w:val="none" w:color="FFFFFF" w:sz="0"/>
-              <w:bottom w:val="single" w:color="000000" w:sz="18"/>
-              <w:right w:val="none" w:color="FFFFFF" w:sz="0"/>
-            </w:tcBorders>
             <w:vAlign w:val="center"/>
           </w:tcPr>
           <w:p>
@@ -4648,13 +4310,10 @@
         </w:tc>
         <w:tc>
           <w:tcPr>
+            <w:tcBorders>
+              <w:bottom w:val="single" w:sz="6" w:space="0" w:color="000000"/>
+            </w:tcBorders>
             <w:tcW w:type="dxa" w:w="3000"/>
-            <w:tcBorders>
-              <w:top w:val="none" w:color="FFFFFF" w:sz="0"/>
-              <w:left w:val="none" w:color="FFFFFF" w:sz="0"/>
-              <w:bottom w:val="single" w:color="000000" w:sz="18"/>
-              <w:right w:val="none" w:color="FFFFFF" w:sz="0"/>
-            </w:tcBorders>
             <w:vAlign w:val="center"/>
           </w:tcPr>
           <w:p>
@@ -4686,7 +4345,7 @@
       </w:pPr>
       <w:r>
         <w:rPr>
-          <w:rFonts w:ascii="SimHei" w:cs="SimHei" w:eastAsia="SimHei" w:hAnsi="SimHei"/>
+          <w:rFonts w:ascii="黑体" w:cs="黑体" w:eastAsia="黑体" w:hAnsi="黑体"/>
           <w:b/>
           <w:bCs/>
           <w:sz w:val="28"/>
@@ -4702,7 +4361,7 @@
       </w:pPr>
       <w:r>
         <w:rPr>
-          <w:rFonts w:ascii="SimSun" w:cs="SimSun" w:eastAsia="SimSun" w:hAnsi="SimSun"/>
+          <w:rFonts w:ascii="宋体" w:cs="宋体" w:eastAsia="宋体" w:hAnsi="宋体"/>
           <w:sz w:val="24"/>
           <w:szCs w:val="24"/>
         </w:rPr>
@@ -4716,7 +4375,7 @@
       </w:pPr>
       <w:r>
         <w:rPr>
-          <w:rFonts w:ascii="SimSun" w:cs="SimSun" w:eastAsia="SimSun" w:hAnsi="SimSun"/>
+          <w:rFonts w:ascii="宋体" w:cs="宋体" w:eastAsia="宋体" w:hAnsi="宋体"/>
           <w:sz w:val="24"/>
           <w:szCs w:val="24"/>
         </w:rPr>
@@ -4745,7 +4404,7 @@
       </w:pPr>
       <w:r>
         <w:rPr>
-          <w:rFonts w:ascii="SimSun" w:cs="SimSun" w:eastAsia="SimSun" w:hAnsi="SimSun"/>
+          <w:rFonts w:ascii="宋体" w:cs="宋体" w:eastAsia="宋体" w:hAnsi="宋体"/>
           <w:sz w:val="24"/>
           <w:szCs w:val="24"/>
         </w:rPr>
@@ -4758,7 +4417,7 @@
       </w:pPr>
       <w:r>
         <w:rPr>
-          <w:rFonts w:ascii="SimSun" w:cs="SimSun" w:eastAsia="SimSun" w:hAnsi="SimSun"/>
+          <w:rFonts w:ascii="宋体" w:cs="宋体" w:eastAsia="宋体" w:hAnsi="宋体"/>
           <w:sz w:val="24"/>
           <w:szCs w:val="24"/>
         </w:rPr>
@@ -4772,7 +4431,7 @@
       </w:pPr>
       <w:r>
         <w:rPr>
-          <w:rFonts w:ascii="SimSun" w:cs="SimSun" w:eastAsia="SimSun" w:hAnsi="SimSun"/>
+          <w:rFonts w:ascii="宋体" w:cs="宋体" w:eastAsia="宋体" w:hAnsi="宋体"/>
           <w:sz w:val="24"/>
           <w:szCs w:val="24"/>
         </w:rPr>
@@ -4818,7 +4477,7 @@
       </w:pPr>
       <w:r>
         <w:rPr>
-          <w:rFonts w:ascii="SimSun" w:cs="SimSun" w:eastAsia="SimSun" w:hAnsi="SimSun"/>
+          <w:rFonts w:ascii="宋体" w:cs="宋体" w:eastAsia="宋体" w:hAnsi="宋体"/>
           <w:sz w:val="24"/>
           <w:szCs w:val="24"/>
         </w:rPr>
@@ -4832,7 +4491,7 @@
       </w:pPr>
       <w:r>
         <w:rPr>
-          <w:rFonts w:ascii="SimSun" w:cs="SimSun" w:eastAsia="SimSun" w:hAnsi="SimSun"/>
+          <w:rFonts w:ascii="宋体" w:cs="宋体" w:eastAsia="宋体" w:hAnsi="宋体"/>
           <w:sz w:val="24"/>
           <w:szCs w:val="24"/>
         </w:rPr>
@@ -4846,7 +4505,7 @@
       </w:pPr>
       <w:r>
         <w:rPr>
-          <w:rFonts w:ascii="SimSun" w:cs="SimSun" w:eastAsia="SimSun" w:hAnsi="SimSun"/>
+          <w:rFonts w:ascii="宋体" w:cs="宋体" w:eastAsia="宋体" w:hAnsi="宋体"/>
           <w:sz w:val="24"/>
           <w:szCs w:val="24"/>
         </w:rPr>
@@ -4860,7 +4519,7 @@
       </w:pPr>
       <w:r>
         <w:rPr>
-          <w:rFonts w:ascii="SimSun" w:cs="SimSun" w:eastAsia="SimSun" w:hAnsi="SimSun"/>
+          <w:rFonts w:ascii="宋体" w:cs="宋体" w:eastAsia="宋体" w:hAnsi="宋体"/>
           <w:sz w:val="24"/>
           <w:szCs w:val="24"/>
         </w:rPr>
@@ -4874,7 +4533,7 @@
       </w:pPr>
       <w:r>
         <w:rPr>
-          <w:rFonts w:ascii="SimSun" w:cs="SimSun" w:eastAsia="SimSun" w:hAnsi="SimSun"/>
+          <w:rFonts w:ascii="宋体" w:cs="宋体" w:eastAsia="宋体" w:hAnsi="宋体"/>
           <w:sz w:val="24"/>
           <w:szCs w:val="24"/>
         </w:rPr>
@@ -4888,7 +4547,7 @@
       </w:pPr>
       <w:r>
         <w:rPr>
-          <w:rFonts w:ascii="SimHei" w:cs="SimHei" w:eastAsia="SimHei" w:hAnsi="SimHei"/>
+          <w:rFonts w:ascii="黑体" w:cs="黑体" w:eastAsia="黑体" w:hAnsi="黑体"/>
           <w:b/>
           <w:bCs/>
           <w:sz w:val="32"/>
@@ -4904,7 +4563,7 @@
       </w:pPr>
       <w:r>
         <w:rPr>
-          <w:rFonts w:ascii="SimHei" w:cs="SimHei" w:eastAsia="SimHei" w:hAnsi="SimHei"/>
+          <w:rFonts w:ascii="黑体" w:cs="黑体" w:eastAsia="黑体" w:hAnsi="黑体"/>
           <w:b/>
           <w:bCs/>
           <w:sz w:val="28"/>
@@ -4920,7 +4579,7 @@
       </w:pPr>
       <w:r>
         <w:rPr>
-          <w:rFonts w:ascii="SimSun" w:cs="SimSun" w:eastAsia="SimSun" w:hAnsi="SimSun"/>
+          <w:rFonts w:ascii="宋体" w:cs="宋体" w:eastAsia="宋体" w:hAnsi="宋体"/>
           <w:sz w:val="24"/>
           <w:szCs w:val="24"/>
         </w:rPr>
@@ -4934,7 +4593,7 @@
       </w:pPr>
       <w:r>
         <w:rPr>
-          <w:rFonts w:ascii="SimHei" w:cs="SimHei" w:eastAsia="SimHei" w:hAnsi="SimHei"/>
+          <w:rFonts w:ascii="黑体" w:cs="黑体" w:eastAsia="黑体" w:hAnsi="黑体"/>
           <w:b/>
           <w:bCs/>
           <w:sz w:val="28"/>
@@ -4950,7 +4609,7 @@
       </w:pPr>
       <w:r>
         <w:rPr>
-          <w:rFonts w:ascii="SimSun" w:cs="SimSun" w:eastAsia="SimSun" w:hAnsi="SimSun"/>
+          <w:rFonts w:ascii="宋体" w:cs="宋体" w:eastAsia="宋体" w:hAnsi="宋体"/>
           <w:sz w:val="24"/>
           <w:szCs w:val="24"/>
         </w:rPr>
@@ -4964,7 +4623,7 @@
       </w:pPr>
       <w:r>
         <w:rPr>
-          <w:rFonts w:ascii="SimHei" w:cs="SimHei" w:eastAsia="SimHei" w:hAnsi="SimHei"/>
+          <w:rFonts w:ascii="黑体" w:cs="黑体" w:eastAsia="黑体" w:hAnsi="黑体"/>
           <w:b/>
           <w:bCs/>
           <w:sz w:val="28"/>
@@ -4980,7 +4639,7 @@
       </w:pPr>
       <w:r>
         <w:rPr>
-          <w:rFonts w:ascii="SimSun" w:cs="SimSun" w:eastAsia="SimSun" w:hAnsi="SimSun"/>
+          <w:rFonts w:ascii="宋体" w:cs="宋体" w:eastAsia="宋体" w:hAnsi="宋体"/>
           <w:sz w:val="24"/>
           <w:szCs w:val="24"/>
         </w:rPr>
@@ -4994,7 +4653,7 @@
       </w:pPr>
       <w:r>
         <w:rPr>
-          <w:rFonts w:ascii="SimSun" w:cs="SimSun" w:eastAsia="SimSun" w:hAnsi="SimSun"/>
+          <w:rFonts w:ascii="宋体" w:cs="宋体" w:eastAsia="宋体" w:hAnsi="宋体"/>
           <w:sz w:val="24"/>
           <w:szCs w:val="24"/>
         </w:rPr>
@@ -5008,7 +4667,7 @@
       </w:pPr>
       <w:r>
         <w:rPr>
-          <w:rFonts w:ascii="SimHei" w:cs="SimHei" w:eastAsia="SimHei" w:hAnsi="SimHei"/>
+          <w:rFonts w:ascii="黑体" w:cs="黑体" w:eastAsia="黑体" w:hAnsi="黑体"/>
           <w:b/>
           <w:bCs/>
           <w:sz w:val="32"/>
@@ -5024,7 +4683,7 @@
       </w:pPr>
       <w:r>
         <w:rPr>
-          <w:rFonts w:ascii="SimHei" w:cs="SimHei" w:eastAsia="SimHei" w:hAnsi="SimHei"/>
+          <w:rFonts w:ascii="黑体" w:cs="黑体" w:eastAsia="黑体" w:hAnsi="黑体"/>
           <w:b/>
           <w:bCs/>
           <w:sz w:val="28"/>
@@ -5040,7 +4699,7 @@
       </w:pPr>
       <w:r>
         <w:rPr>
-          <w:rFonts w:ascii="SimSun" w:cs="SimSun" w:eastAsia="SimSun" w:hAnsi="SimSun"/>
+          <w:rFonts w:ascii="宋体" w:cs="宋体" w:eastAsia="宋体" w:hAnsi="宋体"/>
           <w:sz w:val="24"/>
           <w:szCs w:val="24"/>
         </w:rPr>
@@ -5048,7 +4707,7 @@
       </w:r>
       <w:r>
         <w:rPr>
-          <w:rFonts w:ascii="SimSun" w:cs="SimSun" w:eastAsia="SimSun" w:hAnsi="SimSun"/>
+          <w:rFonts w:ascii="宋体" w:cs="宋体" w:eastAsia="宋体" w:hAnsi="宋体"/>
           <w:sz w:val="24"/>
           <w:szCs w:val="24"/>
         </w:rPr>
@@ -5062,7 +4721,7 @@
       </w:pPr>
       <w:r>
         <w:rPr>
-          <w:rFonts w:ascii="SimSun" w:cs="SimSun" w:eastAsia="SimSun" w:hAnsi="SimSun"/>
+          <w:rFonts w:ascii="宋体" w:cs="宋体" w:eastAsia="宋体" w:hAnsi="宋体"/>
           <w:sz w:val="24"/>
           <w:szCs w:val="24"/>
         </w:rPr>
@@ -5070,7 +4729,7 @@
       </w:r>
       <w:r>
         <w:rPr>
-          <w:rFonts w:ascii="SimSun" w:cs="SimSun" w:eastAsia="SimSun" w:hAnsi="SimSun"/>
+          <w:rFonts w:ascii="宋体" w:cs="宋体" w:eastAsia="宋体" w:hAnsi="宋体"/>
           <w:sz w:val="24"/>
           <w:szCs w:val="24"/>
         </w:rPr>
@@ -5084,7 +4743,7 @@
       </w:pPr>
       <w:r>
         <w:rPr>
-          <w:rFonts w:ascii="SimSun" w:cs="SimSun" w:eastAsia="SimSun" w:hAnsi="SimSun"/>
+          <w:rFonts w:ascii="宋体" w:cs="宋体" w:eastAsia="宋体" w:hAnsi="宋体"/>
           <w:sz w:val="24"/>
           <w:szCs w:val="24"/>
         </w:rPr>
@@ -5092,7 +4751,7 @@
       </w:r>
       <w:r>
         <w:rPr>
-          <w:rFonts w:ascii="SimSun" w:cs="SimSun" w:eastAsia="SimSun" w:hAnsi="SimSun"/>
+          <w:rFonts w:ascii="宋体" w:cs="宋体" w:eastAsia="宋体" w:hAnsi="宋体"/>
           <w:sz w:val="24"/>
           <w:szCs w:val="24"/>
         </w:rPr>
@@ -5106,7 +4765,7 @@
       </w:pPr>
       <w:r>
         <w:rPr>
-          <w:rFonts w:ascii="SimSun" w:cs="SimSun" w:eastAsia="SimSun" w:hAnsi="SimSun"/>
+          <w:rFonts w:ascii="宋体" w:cs="宋体" w:eastAsia="宋体" w:hAnsi="宋体"/>
           <w:sz w:val="24"/>
           <w:szCs w:val="24"/>
         </w:rPr>
@@ -5114,7 +4773,7 @@
       </w:r>
       <w:r>
         <w:rPr>
-          <w:rFonts w:ascii="SimSun" w:cs="SimSun" w:eastAsia="SimSun" w:hAnsi="SimSun"/>
+          <w:rFonts w:ascii="宋体" w:cs="宋体" w:eastAsia="宋体" w:hAnsi="宋体"/>
           <w:sz w:val="24"/>
           <w:szCs w:val="24"/>
         </w:rPr>
@@ -5128,7 +4787,7 @@
       </w:pPr>
       <w:r>
         <w:rPr>
-          <w:rFonts w:ascii="SimSun" w:cs="SimSun" w:eastAsia="SimSun" w:hAnsi="SimSun"/>
+          <w:rFonts w:ascii="宋体" w:cs="宋体" w:eastAsia="宋体" w:hAnsi="宋体"/>
           <w:sz w:val="24"/>
           <w:szCs w:val="24"/>
         </w:rPr>
@@ -5136,7 +4795,7 @@
       </w:r>
       <w:r>
         <w:rPr>
-          <w:rFonts w:ascii="SimSun" w:cs="SimSun" w:eastAsia="SimSun" w:hAnsi="SimSun"/>
+          <w:rFonts w:ascii="宋体" w:cs="宋体" w:eastAsia="宋体" w:hAnsi="宋体"/>
           <w:sz w:val="24"/>
           <w:szCs w:val="24"/>
         </w:rPr>
@@ -5150,7 +4809,7 @@
       </w:pPr>
       <w:r>
         <w:rPr>
-          <w:rFonts w:ascii="SimHei" w:cs="SimHei" w:eastAsia="SimHei" w:hAnsi="SimHei"/>
+          <w:rFonts w:ascii="黑体" w:cs="黑体" w:eastAsia="黑体" w:hAnsi="黑体"/>
           <w:b/>
           <w:bCs/>
           <w:sz w:val="28"/>
@@ -5166,7 +4825,7 @@
       </w:pPr>
       <w:r>
         <w:rPr>
-          <w:rFonts w:ascii="SimSun" w:cs="SimSun" w:eastAsia="SimSun" w:hAnsi="SimSun"/>
+          <w:rFonts w:ascii="宋体" w:cs="宋体" w:eastAsia="宋体" w:hAnsi="宋体"/>
           <w:sz w:val="24"/>
           <w:szCs w:val="24"/>
         </w:rPr>
@@ -5174,7 +4833,7 @@
       </w:r>
       <w:r>
         <w:rPr>
-          <w:rFonts w:ascii="SimSun" w:cs="SimSun" w:eastAsia="SimSun" w:hAnsi="SimSun"/>
+          <w:rFonts w:ascii="宋体" w:cs="宋体" w:eastAsia="宋体" w:hAnsi="宋体"/>
           <w:sz w:val="24"/>
           <w:szCs w:val="24"/>
         </w:rPr>
@@ -5188,7 +4847,7 @@
       </w:pPr>
       <w:r>
         <w:rPr>
-          <w:rFonts w:ascii="SimSun" w:cs="SimSun" w:eastAsia="SimSun" w:hAnsi="SimSun"/>
+          <w:rFonts w:ascii="宋体" w:cs="宋体" w:eastAsia="宋体" w:hAnsi="宋体"/>
           <w:sz w:val="24"/>
           <w:szCs w:val="24"/>
         </w:rPr>
@@ -5196,7 +4855,7 @@
       </w:r>
       <w:r>
         <w:rPr>
-          <w:rFonts w:ascii="SimSun" w:cs="SimSun" w:eastAsia="SimSun" w:hAnsi="SimSun"/>
+          <w:rFonts w:ascii="宋体" w:cs="宋体" w:eastAsia="宋体" w:hAnsi="宋体"/>
           <w:sz w:val="24"/>
           <w:szCs w:val="24"/>
         </w:rPr>
@@ -5210,7 +4869,7 @@
       </w:pPr>
       <w:r>
         <w:rPr>
-          <w:rFonts w:ascii="SimSun" w:cs="SimSun" w:eastAsia="SimSun" w:hAnsi="SimSun"/>
+          <w:rFonts w:ascii="宋体" w:cs="宋体" w:eastAsia="宋体" w:hAnsi="宋体"/>
           <w:sz w:val="24"/>
           <w:szCs w:val="24"/>
         </w:rPr>
@@ -5218,7 +4877,7 @@
       </w:r>
       <w:r>
         <w:rPr>
-          <w:rFonts w:ascii="SimSun" w:cs="SimSun" w:eastAsia="SimSun" w:hAnsi="SimSun"/>
+          <w:rFonts w:ascii="宋体" w:cs="宋体" w:eastAsia="宋体" w:hAnsi="宋体"/>
           <w:sz w:val="24"/>
           <w:szCs w:val="24"/>
         </w:rPr>
@@ -5232,7 +4891,7 @@
       </w:pPr>
       <w:r>
         <w:rPr>
-          <w:rFonts w:ascii="SimSun" w:cs="SimSun" w:eastAsia="SimSun" w:hAnsi="SimSun"/>
+          <w:rFonts w:ascii="宋体" w:cs="宋体" w:eastAsia="宋体" w:hAnsi="宋体"/>
           <w:sz w:val="24"/>
           <w:szCs w:val="24"/>
         </w:rPr>
@@ -5240,7 +4899,7 @@
       </w:r>
       <w:r>
         <w:rPr>
-          <w:rFonts w:ascii="SimSun" w:cs="SimSun" w:eastAsia="SimSun" w:hAnsi="SimSun"/>
+          <w:rFonts w:ascii="宋体" w:cs="宋体" w:eastAsia="宋体" w:hAnsi="宋体"/>
           <w:sz w:val="24"/>
           <w:szCs w:val="24"/>
         </w:rPr>
@@ -5254,7 +4913,7 @@
       </w:pPr>
       <w:r>
         <w:rPr>
-          <w:rFonts w:ascii="SimHei" w:cs="SimHei" w:eastAsia="SimHei" w:hAnsi="SimHei"/>
+          <w:rFonts w:ascii="黑体" w:cs="黑体" w:eastAsia="黑体" w:hAnsi="黑体"/>
           <w:b/>
           <w:bCs/>
           <w:sz w:val="28"/>
@@ -5270,7 +4929,7 @@
       </w:pPr>
       <w:r>
         <w:rPr>
-          <w:rFonts w:ascii="SimSun" w:cs="SimSun" w:eastAsia="SimSun" w:hAnsi="SimSun"/>
+          <w:rFonts w:ascii="宋体" w:cs="宋体" w:eastAsia="宋体" w:hAnsi="宋体"/>
           <w:sz w:val="24"/>
           <w:szCs w:val="24"/>
         </w:rPr>
@@ -5278,7 +4937,7 @@
       </w:r>
       <w:r>
         <w:rPr>
-          <w:rFonts w:ascii="SimSun" w:cs="SimSun" w:eastAsia="SimSun" w:hAnsi="SimSun"/>
+          <w:rFonts w:ascii="宋体" w:cs="宋体" w:eastAsia="宋体" w:hAnsi="宋体"/>
           <w:sz w:val="24"/>
           <w:szCs w:val="24"/>
         </w:rPr>
@@ -5292,7 +4951,7 @@
       </w:pPr>
       <w:r>
         <w:rPr>
-          <w:rFonts w:ascii="SimSun" w:cs="SimSun" w:eastAsia="SimSun" w:hAnsi="SimSun"/>
+          <w:rFonts w:ascii="宋体" w:cs="宋体" w:eastAsia="宋体" w:hAnsi="宋体"/>
           <w:sz w:val="24"/>
           <w:szCs w:val="24"/>
         </w:rPr>
@@ -5300,7 +4959,7 @@
       </w:r>
       <w:r>
         <w:rPr>
-          <w:rFonts w:ascii="SimSun" w:cs="SimSun" w:eastAsia="SimSun" w:hAnsi="SimSun"/>
+          <w:rFonts w:ascii="宋体" w:cs="宋体" w:eastAsia="宋体" w:hAnsi="宋体"/>
           <w:sz w:val="24"/>
           <w:szCs w:val="24"/>
         </w:rPr>
@@ -5314,7 +4973,7 @@
       </w:pPr>
       <w:r>
         <w:rPr>
-          <w:rFonts w:ascii="SimSun" w:cs="SimSun" w:eastAsia="SimSun" w:hAnsi="SimSun"/>
+          <w:rFonts w:ascii="宋体" w:cs="宋体" w:eastAsia="宋体" w:hAnsi="宋体"/>
           <w:sz w:val="24"/>
           <w:szCs w:val="24"/>
         </w:rPr>
@@ -5322,7 +4981,7 @@
       </w:r>
       <w:r>
         <w:rPr>
-          <w:rFonts w:ascii="SimSun" w:cs="SimSun" w:eastAsia="SimSun" w:hAnsi="SimSun"/>
+          <w:rFonts w:ascii="宋体" w:cs="宋体" w:eastAsia="宋体" w:hAnsi="宋体"/>
           <w:sz w:val="24"/>
           <w:szCs w:val="24"/>
         </w:rPr>
@@ -5336,7 +4995,7 @@
       </w:pPr>
       <w:r>
         <w:rPr>
-          <w:rFonts w:ascii="SimSun" w:cs="SimSun" w:eastAsia="SimSun" w:hAnsi="SimSun"/>
+          <w:rFonts w:ascii="宋体" w:cs="宋体" w:eastAsia="宋体" w:hAnsi="宋体"/>
           <w:sz w:val="24"/>
           <w:szCs w:val="24"/>
         </w:rPr>
@@ -5344,7 +5003,7 @@
       </w:r>
       <w:r>
         <w:rPr>
-          <w:rFonts w:ascii="SimSun" w:cs="SimSun" w:eastAsia="SimSun" w:hAnsi="SimSun"/>
+          <w:rFonts w:ascii="宋体" w:cs="宋体" w:eastAsia="宋体" w:hAnsi="宋体"/>
           <w:sz w:val="24"/>
           <w:szCs w:val="24"/>
         </w:rPr>
@@ -5358,7 +5017,7 @@
       </w:pPr>
       <w:r>
         <w:rPr>
-          <w:rFonts w:ascii="SimHei" w:cs="SimHei" w:eastAsia="SimHei" w:hAnsi="SimHei"/>
+          <w:rFonts w:ascii="黑体" w:cs="黑体" w:eastAsia="黑体" w:hAnsi="黑体"/>
           <w:b/>
           <w:bCs/>
           <w:sz w:val="32"/>
@@ -5373,7 +5032,7 @@
       </w:pPr>
       <w:r>
         <w:rPr>
-          <w:rFonts w:ascii="SimSun" w:cs="SimSun" w:eastAsia="SimSun" w:hAnsi="SimSun"/>
+          <w:rFonts w:ascii="宋体" w:cs="宋体" w:eastAsia="宋体" w:hAnsi="宋体"/>
           <w:sz w:val="21"/>
           <w:szCs w:val="21"/>
         </w:rPr>
@@ -5386,7 +5045,7 @@
       </w:pPr>
       <w:r>
         <w:rPr>
-          <w:rFonts w:ascii="SimSun" w:cs="SimSun" w:eastAsia="SimSun" w:hAnsi="SimSun"/>
+          <w:rFonts w:ascii="宋体" w:cs="宋体" w:eastAsia="宋体" w:hAnsi="宋体"/>
           <w:sz w:val="21"/>
           <w:szCs w:val="21"/>
         </w:rPr>
@@ -5399,7 +5058,7 @@
       </w:pPr>
       <w:r>
         <w:rPr>
-          <w:rFonts w:ascii="SimSun" w:cs="SimSun" w:eastAsia="SimSun" w:hAnsi="SimSun"/>
+          <w:rFonts w:ascii="宋体" w:cs="宋体" w:eastAsia="宋体" w:hAnsi="宋体"/>
           <w:sz w:val="21"/>
           <w:szCs w:val="21"/>
         </w:rPr>
@@ -5412,7 +5071,7 @@
       </w:pPr>
       <w:r>
         <w:rPr>
-          <w:rFonts w:ascii="SimSun" w:cs="SimSun" w:eastAsia="SimSun" w:hAnsi="SimSun"/>
+          <w:rFonts w:ascii="宋体" w:cs="宋体" w:eastAsia="宋体" w:hAnsi="宋体"/>
           <w:sz w:val="21"/>
           <w:szCs w:val="21"/>
         </w:rPr>
@@ -5425,7 +5084,7 @@
       </w:pPr>
       <w:r>
         <w:rPr>
-          <w:rFonts w:ascii="SimSun" w:cs="SimSun" w:eastAsia="SimSun" w:hAnsi="SimSun"/>
+          <w:rFonts w:ascii="宋体" w:cs="宋体" w:eastAsia="宋体" w:hAnsi="宋体"/>
           <w:sz w:val="21"/>
           <w:szCs w:val="21"/>
         </w:rPr>
@@ -5438,7 +5097,7 @@
       </w:pPr>
       <w:r>
         <w:rPr>
-          <w:rFonts w:ascii="SimSun" w:cs="SimSun" w:eastAsia="SimSun" w:hAnsi="SimSun"/>
+          <w:rFonts w:ascii="宋体" w:cs="宋体" w:eastAsia="宋体" w:hAnsi="宋体"/>
           <w:sz w:val="21"/>
           <w:szCs w:val="21"/>
         </w:rPr>
@@ -5451,7 +5110,7 @@
       </w:pPr>
       <w:r>
         <w:rPr>
-          <w:rFonts w:ascii="SimSun" w:cs="SimSun" w:eastAsia="SimSun" w:hAnsi="SimSun"/>
+          <w:rFonts w:ascii="宋体" w:cs="宋体" w:eastAsia="宋体" w:hAnsi="宋体"/>
           <w:sz w:val="21"/>
           <w:szCs w:val="21"/>
         </w:rPr>
@@ -5464,7 +5123,7 @@
       </w:pPr>
       <w:r>
         <w:rPr>
-          <w:rFonts w:ascii="SimSun" w:cs="SimSun" w:eastAsia="SimSun" w:hAnsi="SimSun"/>
+          <w:rFonts w:ascii="宋体" w:cs="宋体" w:eastAsia="宋体" w:hAnsi="宋体"/>
           <w:sz w:val="21"/>
           <w:szCs w:val="21"/>
         </w:rPr>
@@ -5478,7 +5137,7 @@
       </w:pPr>
       <w:r>
         <w:rPr>
-          <w:rFonts w:ascii="SimHei" w:cs="SimHei" w:eastAsia="SimHei" w:hAnsi="SimHei"/>
+          <w:rFonts w:ascii="黑体" w:cs="黑体" w:eastAsia="黑体" w:hAnsi="黑体"/>
           <w:b/>
           <w:bCs/>
           <w:sz w:val="32"/>
@@ -5494,7 +5153,7 @@
       </w:pPr>
       <w:r>
         <w:rPr>
-          <w:rFonts w:ascii="SimHei" w:cs="SimHei" w:eastAsia="SimHei" w:hAnsi="SimHei"/>
+          <w:rFonts w:ascii="黑体" w:cs="黑体" w:eastAsia="黑体" w:hAnsi="黑体"/>
           <w:b/>
           <w:bCs/>
           <w:sz w:val="28"/>
@@ -5510,7 +5169,7 @@
       </w:pPr>
       <w:r>
         <w:rPr>
-          <w:rFonts w:ascii="SimSun" w:cs="SimSun" w:eastAsia="SimSun" w:hAnsi="SimSun"/>
+          <w:rFonts w:ascii="宋体" w:cs="宋体" w:eastAsia="宋体" w:hAnsi="宋体"/>
           <w:sz w:val="24"/>
           <w:szCs w:val="24"/>
         </w:rPr>
@@ -5524,7 +5183,7 @@
       </w:pPr>
       <w:r>
         <w:rPr>
-          <w:rFonts w:ascii="SimSun" w:cs="SimSun" w:eastAsia="SimSun" w:hAnsi="SimSun"/>
+          <w:rFonts w:ascii="宋体" w:cs="宋体" w:eastAsia="宋体" w:hAnsi="宋体"/>
           <w:sz w:val="24"/>
           <w:szCs w:val="24"/>
         </w:rPr>
@@ -5538,7 +5197,7 @@
       </w:pPr>
       <w:r>
         <w:rPr>
-          <w:rFonts w:ascii="SimSun" w:cs="SimSun" w:eastAsia="SimSun" w:hAnsi="SimSun"/>
+          <w:rFonts w:ascii="宋体" w:cs="宋体" w:eastAsia="宋体" w:hAnsi="宋体"/>
           <w:sz w:val="24"/>
           <w:szCs w:val="24"/>
         </w:rPr>
@@ -5552,7 +5211,7 @@
       </w:pPr>
       <w:r>
         <w:rPr>
-          <w:rFonts w:ascii="SimSun" w:cs="SimSun" w:eastAsia="SimSun" w:hAnsi="SimSun"/>
+          <w:rFonts w:ascii="宋体" w:cs="宋体" w:eastAsia="宋体" w:hAnsi="宋体"/>
           <w:sz w:val="24"/>
           <w:szCs w:val="24"/>
         </w:rPr>
@@ -5566,7 +5225,7 @@
       </w:pPr>
       <w:r>
         <w:rPr>
-          <w:rFonts w:ascii="SimHei" w:cs="SimHei" w:eastAsia="SimHei" w:hAnsi="SimHei"/>
+          <w:rFonts w:ascii="黑体" w:cs="黑体" w:eastAsia="黑体" w:hAnsi="黑体"/>
           <w:b/>
           <w:bCs/>
           <w:sz w:val="28"/>
@@ -5582,7 +5241,7 @@
       </w:pPr>
       <w:r>
         <w:rPr>
-          <w:rFonts w:ascii="SimSun" w:cs="SimSun" w:eastAsia="SimSun" w:hAnsi="SimSun"/>
+          <w:rFonts w:ascii="宋体" w:cs="宋体" w:eastAsia="宋体" w:hAnsi="宋体"/>
           <w:sz w:val="24"/>
           <w:szCs w:val="24"/>
         </w:rPr>
@@ -5596,7 +5255,7 @@
       </w:pPr>
       <w:r>
         <w:rPr>
-          <w:rFonts w:ascii="SimSun" w:cs="SimSun" w:eastAsia="SimSun" w:hAnsi="SimSun"/>
+          <w:rFonts w:ascii="宋体" w:cs="宋体" w:eastAsia="宋体" w:hAnsi="宋体"/>
           <w:sz w:val="24"/>
           <w:szCs w:val="24"/>
         </w:rPr>
@@ -5610,7 +5269,7 @@
       </w:pPr>
       <w:r>
         <w:rPr>
-          <w:rFonts w:ascii="SimSun" w:cs="SimSun" w:eastAsia="SimSun" w:hAnsi="SimSun"/>
+          <w:rFonts w:ascii="宋体" w:cs="宋体" w:eastAsia="宋体" w:hAnsi="宋体"/>
           <w:sz w:val="24"/>
           <w:szCs w:val="24"/>
         </w:rPr>
@@ -5669,6 +5328,38 @@
 </w:endnotes>
 </file>
 
+<file path=word/footer1.xml><?xml version="1.0" encoding="utf-8"?>
+<w:ftr xmlns:wpc="http://schemas.microsoft.com/office/word/2010/wordprocessingCanvas" xmlns:mc="http://schemas.openxmlformats.org/markup-compatibility/2006" xmlns:o="urn:schemas-microsoft-com:office:office" xmlns:r="http://schemas.openxmlformats.org/officeDocument/2006/relationships" xmlns:m="http://schemas.openxmlformats.org/officeDocument/2006/math" xmlns:v="urn:schemas-microsoft-com:vml" xmlns:wp14="http://schemas.microsoft.com/office/word/2010/wordprocessingDrawing" xmlns:wp="http://schemas.openxmlformats.org/drawingml/2006/wordprocessingDrawing" xmlns:w10="urn:schemas-microsoft-com:office:word" xmlns:w="http://schemas.openxmlformats.org/wordprocessingml/2006/main" xmlns:w14="http://schemas.microsoft.com/office/word/2010/wordml" xmlns:w15="http://schemas.microsoft.com/office/word/2012/wordml" xmlns:wpg="http://schemas.microsoft.com/office/word/2010/wordprocessingGroup" xmlns:wpi="http://schemas.microsoft.com/office/word/2010/wordprocessingInk" xmlns:wne="http://schemas.microsoft.com/office/word/2006/wordml" xmlns:wps="http://schemas.microsoft.com/office/word/2010/wordprocessingShape" xmlns:wpsCustomData="http://www.wps.cn/officeDocument/2013/wpsCustomData" mc:Ignorable="w14 w15 wp14">
+  <w:p>
+    <w:pPr>
+      <w:pStyle w:val="8"/>
+      <w:ind w:right="360" w:firstLine="360"/>
+    </w:pPr>
+    <w:r>
+      <w:fldChar w:fldCharType="begin"/>
+    </w:r>
+    <w:r>
+      <w:rPr>
+        <w:rStyle w:val="15"/>
+      </w:rPr>
+      <w:instrText xml:space="preserve"> PAGE </w:instrText>
+    </w:r>
+    <w:r>
+      <w:fldChar w:fldCharType="separate"/>
+    </w:r>
+    <w:r>
+      <w:rPr>
+        <w:rStyle w:val="15"/>
+      </w:rPr>
+      <w:t>4</w:t>
+    </w:r>
+    <w:r>
+      <w:fldChar w:fldCharType="end"/>
+    </w:r>
+  </w:p>
+</w:ftr>
+</file>
+
 <file path=word/footnotes.xml><?xml version="1.0" encoding="utf-8"?>
 <w:footnotes xmlns:wpc="http://schemas.microsoft.com/office/word/2010/wordprocessingCanvas" xmlns:mc="http://schemas.openxmlformats.org/markup-compatibility/2006" xmlns:o="urn:schemas-microsoft-com:office:office" xmlns:r="http://schemas.openxmlformats.org/officeDocument/2006/relationships" xmlns:m="http://schemas.openxmlformats.org/officeDocument/2006/math" xmlns:v="urn:schemas-microsoft-com:vml" xmlns:wp14="http://schemas.microsoft.com/office/word/2010/wordprocessingDrawing" xmlns:wp="http://schemas.openxmlformats.org/drawingml/2006/wordprocessingDrawing" xmlns:w10="urn:schemas-microsoft-com:office:word" xmlns:w="http://schemas.openxmlformats.org/wordprocessingml/2006/main" xmlns:w14="http://schemas.microsoft.com/office/word/2010/wordml" xmlns:w15="http://schemas.microsoft.com/office/word/2012/wordml" xmlns:wpg="http://schemas.microsoft.com/office/word/2010/wordprocessingGroup" xmlns:wpi="http://schemas.microsoft.com/office/word/2010/wordprocessingInk" xmlns:wne="http://schemas.microsoft.com/office/word/2006/wordml" xmlns:wps="http://schemas.microsoft.com/office/word/2010/wordprocessingShape" mc:Ignorable="w14 w15 wp14">
   <w:footnote w:type="separator" w:id="-1">
@@ -5706,82 +5397,20 @@
 </w:footnotes>
 </file>
 
-<file path=word/header_watermark.xml><?xml version="1.0" encoding="utf-8"?>
-<w:hdr xmlns:w="http://schemas.openxmlformats.org/wordprocessingml/2006/main" xmlns:r="http://schemas.openxmlformats.org/officeDocument/2006/relationships" xmlns:wp="http://schemas.openxmlformats.org/drawingml/2006/wordprocessingDrawing" xmlns:a="http://schemas.openxmlformats.org/drawingml/2006/main" xmlns:wps="http://schemas.microsoft.com/office/word/2010/wordprocessingShape" xmlns:mc="http://schemas.openxmlformats.org/markup-compatibility/2006" xmlns:wp14="http://schemas.microsoft.com/office/word/2010/wordprocessingDrawing" xmlns:w14="http://schemas.microsoft.com/office/word/2010/wordml" mc:Ignorable="w14 wp14">
+<file path=word/header1.xml><?xml version="1.0" encoding="utf-8"?>
+<w:hdr xmlns:wpc="http://schemas.microsoft.com/office/word/2010/wordprocessingCanvas" xmlns:mc="http://schemas.openxmlformats.org/markup-compatibility/2006" xmlns:o="urn:schemas-microsoft-com:office:office" xmlns:r="http://schemas.openxmlformats.org/officeDocument/2006/relationships" xmlns:m="http://schemas.openxmlformats.org/officeDocument/2006/math" xmlns:v="urn:schemas-microsoft-com:vml" xmlns:wp14="http://schemas.microsoft.com/office/word/2010/wordprocessingDrawing" xmlns:wp="http://schemas.openxmlformats.org/drawingml/2006/wordprocessingDrawing" xmlns:w10="urn:schemas-microsoft-com:office:word" xmlns:w="http://schemas.openxmlformats.org/wordprocessingml/2006/main" xmlns:w14="http://schemas.microsoft.com/office/word/2010/wordml" xmlns:w15="http://schemas.microsoft.com/office/word/2012/wordml" xmlns:wpg="http://schemas.microsoft.com/office/word/2010/wordprocessingGroup" xmlns:wpi="http://schemas.microsoft.com/office/word/2010/wordprocessingInk" xmlns:wne="http://schemas.microsoft.com/office/word/2006/wordml" xmlns:wps="http://schemas.microsoft.com/office/word/2010/wordprocessingShape" xmlns:wpsCustomData="http://www.wps.cn/officeDocument/2013/wpsCustomData" mc:Ignorable="w14 w15 wp14">
   <w:p>
     <w:pPr>
-      <w:pStyle w:val="Header"/>
+      <w:pStyle w:val="9"/>
+      <w:rPr>
+        <w:rFonts w:hint="eastAsia" w:ascii="宋体" w:hAnsi="宋体" w:eastAsia="宋体"/>
+      </w:rPr>
     </w:pPr>
     <w:r>
       <w:rPr>
-        <w:noProof/>
+        <w:rFonts w:hint="eastAsia" w:ascii="宋体" w:hAnsi="宋体" w:eastAsia="宋体"/>
       </w:rPr>
-      <mc:AlternateContent>
-        <mc:Choice Requires="wps">
-          <w:drawing>
-            <wp:anchor distT="0" distB="0" distL="0" distR="0" simplePos="0" relativeHeight="251658240" behindDoc="1" locked="0" layoutInCell="0" allowOverlap="1">
-              <wp:simplePos x="0" y="0"/>
-              <wp:positionH relativeFrom="page">
-                <wp:align>right</wp:align>
-              </wp:positionH>
-              <wp:positionV relativeFrom="page">
-                <wp:align>bottom</wp:align>
-              </wp:positionV>
-              <wp:extent cx="2200000" cy="350000"/>
-              <wp:effectExtent l="0" t="0" r="0" b="0"/>
-              <wp:wrapNone/>
-              <wp:docPr id="1" name="Watermark"/>
-              <a:graphic>
-                <a:graphicData uri="http://schemas.microsoft.com/office/word/2010/wordprocessingShape">
-                  <wps:wsp>
-                    <wps:cNvSpPr txBox="1"/>
-                    <wps:spPr>
-                      <a:xfrm rot="0">
-                        <a:off x="0" y="0"/>
-                        <a:ext cx="2200000" cy="350000"/>
-                      </a:xfrm>
-                      <a:prstGeom prst="rect">
-                        <a:avLst/>
-                      </a:prstGeom>
-                      <a:noFill/>
-                      <a:ln>
-                        <a:noFill/>
-                      </a:ln>
-                    </wps:spPr>
-                    <wps:txbx>
-                      <w:txbxContent>
-                        <w:p>
-                          <w:pPr>
-                            <w:jc w:val="right"/>
-                          </w:pPr>
-                          <w:r>
-                            <w:rPr>
-                              <w:sz w:val="32"/>
-                              <w:szCs w:val="32"/>
-                              <w:rFonts w:eastAsia="SimSun" w:ascii="Arial" w:hAnsi="Arial"/>
-                              <w:color w:val="808080"/>
-                              <w14:textFill>
-                                <w14:solidFill>
-                                  <w14:srgbClr w14:val="808080">
-                                    <w14:alpha w14:val="19999"/>
-                                  </w14:srgbClr>
-                                </w14:solidFill>
-                              </w14:textFill>
-                            </w:rPr>
-                            <w:t>TRAE AI 生成</w:t>
-                          </w:r>
-                        </w:p>
-                      </w:txbxContent>
-                    </wps:txbx>
-                    <wps:bodyPr wrap="square" anchor="b" anchorCtr="0" lIns="0" tIns="0" rIns="91440" bIns="45720"/>
-                  </wps:wsp>
-                </a:graphicData>
-              </a:graphic>
-            </wp:anchor>
-          </w:drawing>
-        </mc:Choice>
-        <mc:Fallback/>
-      </mc:AlternateContent>
+      <w:t>基于电磁感应传感器的智能车系统设计(单驱动)</w:t>
     </w:r>
   </w:p>
 </w:hdr>
@@ -5887,7 +5516,7 @@
   <w:docDefaults>
     <w:rPrDefault>
       <w:rPr>
-        <w:rFonts w:ascii="SimSun" w:cs="SimSun" w:eastAsia="SimSun" w:hAnsi="SimSun"/>
+        <w:rFonts w:ascii="宋体" w:cs="宋体" w:eastAsia="宋体" w:hAnsi="宋体"/>
         <w:sz w:val="24"/>
         <w:szCs w:val="24"/>
       </w:rPr>

--- a/论文与演讲稿/气象报文卫星通信传输问题/气象报文卫星通信传输论文.docx
+++ b/论文与演讲稿/气象报文卫星通信传输问题/气象报文卫星通信传输论文.docx
@@ -2,6 +2,588 @@
 <file path=word/document.xml><?xml version="1.0" encoding="utf-8"?>
 <w:document xmlns:wpc="http://schemas.microsoft.com/office/word/2010/wordprocessingCanvas" xmlns:mc="http://schemas.openxmlformats.org/markup-compatibility/2006" xmlns:o="urn:schemas-microsoft-com:office:office" xmlns:r="http://schemas.openxmlformats.org/officeDocument/2006/relationships" xmlns:m="http://schemas.openxmlformats.org/officeDocument/2006/math" xmlns:v="urn:schemas-microsoft-com:vml" xmlns:wp14="http://schemas.microsoft.com/office/word/2010/wordprocessingDrawing" xmlns:wp="http://schemas.openxmlformats.org/drawingml/2006/wordprocessingDrawing" xmlns:w10="urn:schemas-microsoft-com:office:word" xmlns:w="http://schemas.openxmlformats.org/wordprocessingml/2006/main" xmlns:w14="http://schemas.microsoft.com/office/word/2010/wordml" xmlns:w15="http://schemas.microsoft.com/office/word/2012/wordml" xmlns:wpg="http://schemas.microsoft.com/office/word/2010/wordprocessingGroup" xmlns:wpi="http://schemas.microsoft.com/office/word/2010/wordprocessingInk" xmlns:wne="http://schemas.microsoft.com/office/word/2006/wordml" xmlns:wps="http://schemas.microsoft.com/office/word/2010/wordprocessingShape" xmlns:cx="http://schemas.microsoft.com/office/drawing/2014/chartex" xmlns:cx1="http://schemas.microsoft.com/office/drawing/2015/9/8/chartex" xmlns:cx2="http://schemas.microsoft.com/office/drawing/2015/10/21/chartex" xmlns:cx3="http://schemas.microsoft.com/office/drawing/2016/5/9/chartex" xmlns:cx4="http://schemas.microsoft.com/office/drawing/2016/5/10/chartex" xmlns:cx5="http://schemas.microsoft.com/office/drawing/2016/5/11/chartex" xmlns:cx6="http://schemas.microsoft.com/office/drawing/2016/5/12/chartex" xmlns:cx7="http://schemas.microsoft.com/office/drawing/2016/5/13/chartex" xmlns:cx8="http://schemas.microsoft.com/office/drawing/2016/5/14/chartex" xmlns:aink="http://schemas.microsoft.com/office/drawing/2016/ink" xmlns:am3d="http://schemas.microsoft.com/office/drawing/2017/model3d" xmlns:w16cex="http://schemas.microsoft.com/office/word/2018/wordml/cex" xmlns:w16cid="http://schemas.microsoft.com/office/word/2016/wordml/cid" xmlns:w16="http://schemas.microsoft.com/office/word/2018/wordml" xmlns:w16sdtdh="http://schemas.microsoft.com/office/word/2020/wordml/sdtdatahash" xmlns:w16se="http://schemas.microsoft.com/office/word/2015/wordml/symex" mc:Ignorable="w14 w15 wp14">
   <w:body>
+    <w:p>
+      <w:pPr>
+        <w:ind w:firstLine="1200" w:firstLineChars="375"/>
+        <w:rPr>
+          <w:rFonts w:hint="eastAsia"/>
+          <w:sz w:val="32"/>
+          <w:u w:val="single"/>
+        </w:rPr>
+      </w:pPr>
+    </w:p>
+    <w:p>
+      <w:pPr>
+        <w:jc w:val="center"/>
+        <w:rPr>
+          <w:rFonts w:hint="eastAsia"/>
+        </w:rPr>
+      </w:pPr>
+    </w:p>
+    <w:p>
+      <w:pPr>
+        <w:rPr>
+          <w:rFonts w:hint="eastAsia"/>
+        </w:rPr>
+      </w:pPr>
+    </w:p>
+    <w:p>
+      <w:pPr>
+        <w:ind w:firstLine="640" w:firstLineChars="200"/>
+        <w:rPr>
+          <w:rFonts w:hint="eastAsia"/>
+          <w:sz w:val="32"/>
+        </w:rPr>
+      </w:pPr>
+    </w:p>
+    <w:p>
+      <w:pPr>
+        <w:jc w:val="center"/>
+        <w:rPr>
+          <w:rFonts w:hint="default" w:ascii="宋体" w:hAnsi="宋体"/>
+          <w:b/>
+          <w:w w:val="90"/>
+          <w:sz w:val="72"/>
+          <w:szCs w:val="20"/>
+          <w:lang w:val="en-US" w:eastAsia="zh-CN"/>
+        </w:rPr>
+      </w:pPr>
+      <w:r>
+        <w:rPr>
+          <w:rFonts w:hint="eastAsia" w:ascii="宋体" w:hAnsi="宋体"/>
+          <w:b/>
+          <w:w w:val="90"/>
+          <w:sz w:val="72"/>
+          <w:szCs w:val="20"/>
+          <w:lang w:val="en-US" w:eastAsia="zh-CN"/>
+        </w:rPr>
+        <w:t>数学建模与</w:t>
+      </w:r>
+      <w:r>
+        <w:rPr>
+          <w:rFonts w:hint="default" w:ascii="宋体" w:hAnsi="宋体"/>
+          <w:b/>
+          <w:w w:val="90"/>
+          <w:sz w:val="72"/>
+          <w:szCs w:val="20"/>
+          <w:lang w:val="en-US" w:eastAsia="zh-CN"/>
+        </w:rPr>
+        <w:t>MATLAB</w:t>
+      </w:r>
+      <w:r>
+        <w:rPr>
+          <w:rFonts w:hint="eastAsia" w:ascii="宋体" w:hAnsi="宋体"/>
+          <w:b/>
+          <w:w w:val="90"/>
+          <w:sz w:val="72"/>
+          <w:szCs w:val="20"/>
+          <w:lang w:val="en-US" w:eastAsia="zh-CN"/>
+        </w:rPr>
+        <w:t>课程</w:t>
+      </w:r>
+    </w:p>
+    <w:p>
+      <w:pPr>
+        <w:jc w:val="center"/>
+        <w:rPr>
+          <w:b/>
+          <w:sz w:val="28"/>
+        </w:rPr>
+      </w:pPr>
+      <w:r>
+        <w:rPr>
+          <w:rFonts w:hint="eastAsia" w:ascii="宋体" w:hAnsi="宋体"/>
+          <w:b/>
+          <w:w w:val="90"/>
+          <w:sz w:val="72"/>
+          <w:szCs w:val="20"/>
+          <w:lang w:val="en-US" w:eastAsia="zh-CN"/>
+        </w:rPr>
+        <w:t>期 末</w:t>
+      </w:r>
+      <w:r>
+        <w:rPr>
+          <w:rFonts w:hint="eastAsia" w:ascii="宋体" w:hAnsi="宋体"/>
+          <w:b/>
+          <w:w w:val="90"/>
+          <w:sz w:val="72"/>
+          <w:szCs w:val="20"/>
+        </w:rPr>
+        <w:t xml:space="preserve"> 论 文</w:t>
+      </w:r>
+    </w:p>
+    <w:p>
+      <w:pPr>
+        <w:keepNext w:val="0"/>
+        <w:keepLines w:val="0"/>
+        <w:pageBreakBefore w:val="0"/>
+        <w:widowControl w:val="0"/>
+        <w:kinsoku/>
+        <w:wordWrap/>
+        <w:overflowPunct/>
+        <w:topLinePunct w:val="0"/>
+        <w:autoSpaceDE/>
+        <w:autoSpaceDN/>
+        <w:bidi w:val="0"/>
+        <w:adjustRightInd/>
+        <w:snapToGrid/>
+        <w:ind w:right="1102" w:rightChars="525"/>
+        <w:textAlignment w:val="auto"/>
+        <w:rPr>
+          <w:rFonts w:hint="eastAsia"/>
+          <w:sz w:val="32"/>
+        </w:rPr>
+      </w:pPr>
+    </w:p>
+    <w:p>
+      <w:pPr>
+        <w:keepNext w:val="0"/>
+        <w:keepLines w:val="0"/>
+        <w:pageBreakBefore w:val="0"/>
+        <w:widowControl w:val="0"/>
+        <w:kinsoku/>
+        <w:wordWrap/>
+        <w:overflowPunct/>
+        <w:topLinePunct w:val="0"/>
+        <w:autoSpaceDE/>
+        <w:autoSpaceDN/>
+        <w:bidi w:val="0"/>
+        <w:adjustRightInd/>
+        <w:snapToGrid/>
+        <w:ind w:left="1470" w:leftChars="700" w:right="1102" w:rightChars="525"/>
+        <w:textAlignment w:val="auto"/>
+        <w:rPr>
+          <w:rFonts w:hint="eastAsia"/>
+          <w:sz w:val="32"/>
+        </w:rPr>
+      </w:pPr>
+    </w:p>
+    <w:p>
+      <w:pPr>
+        <w:keepNext w:val="0"/>
+        <w:keepLines w:val="0"/>
+        <w:pageBreakBefore w:val="0"/>
+        <w:widowControl w:val="0"/>
+        <w:kinsoku/>
+        <w:wordWrap/>
+        <w:overflowPunct/>
+        <w:topLinePunct w:val="0"/>
+        <w:autoSpaceDE/>
+        <w:autoSpaceDN/>
+        <w:bidi w:val="0"/>
+        <w:adjustRightInd/>
+        <w:snapToGrid/>
+        <w:ind w:left="1470" w:leftChars="700" w:right="1102" w:rightChars="525"/>
+        <w:textAlignment w:val="auto"/>
+        <w:rPr>
+          <w:rFonts w:hint="eastAsia"/>
+          <w:sz w:val="32"/>
+        </w:rPr>
+      </w:pPr>
+    </w:p>
+    <w:p>
+      <w:pPr>
+        <w:keepNext w:val="0"/>
+        <w:keepLines w:val="0"/>
+        <w:pageBreakBefore w:val="0"/>
+        <w:widowControl w:val="0"/>
+        <w:kinsoku/>
+        <w:wordWrap/>
+        <w:overflowPunct/>
+        <w:topLinePunct w:val="0"/>
+        <w:autoSpaceDE/>
+        <w:autoSpaceDN/>
+        <w:bidi w:val="0"/>
+        <w:adjustRightInd/>
+        <w:snapToGrid/>
+        <w:ind w:left="1470" w:leftChars="700" w:right="1102" w:rightChars="525"/>
+        <w:textAlignment w:val="auto"/>
+        <w:rPr>
+          <w:rFonts w:hint="eastAsia"/>
+          <w:sz w:val="32"/>
+        </w:rPr>
+      </w:pPr>
+    </w:p>
+    <w:p>
+      <w:pPr>
+        <w:keepNext w:val="0"/>
+        <w:keepLines w:val="0"/>
+        <w:pageBreakBefore w:val="0"/>
+        <w:widowControl w:val="0"/>
+        <w:kinsoku/>
+        <w:wordWrap/>
+        <w:overflowPunct/>
+        <w:topLinePunct w:val="0"/>
+        <w:autoSpaceDE/>
+        <w:autoSpaceDN/>
+        <w:bidi w:val="0"/>
+        <w:adjustRightInd/>
+        <w:snapToGrid/>
+        <w:ind w:left="1470" w:leftChars="700" w:right="1102" w:rightChars="525"/>
+        <w:textAlignment w:val="auto"/>
+        <w:rPr>
+          <w:rFonts w:hint="eastAsia"/>
+          <w:sz w:val="32"/>
+        </w:rPr>
+      </w:pPr>
+      <w:r>
+        <w:rPr>
+          <w:rFonts w:hint="eastAsia"/>
+          <w:sz w:val="32"/>
+        </w:rPr>
+        <w:t>题</w:t>
+      </w:r>
+      <w:r>
+        <w:rPr>
+          <w:rFonts w:hint="eastAsia"/>
+          <w:sz w:val="32"/>
+          <w:lang w:val="en-US" w:eastAsia="zh-CN"/>
+        </w:rPr>
+        <w:t xml:space="preserve"> </w:t>
+      </w:r>
+      <w:r>
+        <w:rPr>
+          <w:rFonts w:hint="eastAsia"/>
+          <w:sz w:val="32"/>
+        </w:rPr>
+        <w:t xml:space="preserve"> </w:t>
+      </w:r>
+      <w:r>
+        <w:rPr>
+          <w:rFonts w:hint="eastAsia"/>
+          <w:sz w:val="32"/>
+          <w:lang w:val="en-US" w:eastAsia="zh-CN"/>
+        </w:rPr>
+        <w:t xml:space="preserve">  </w:t>
+      </w:r>
+      <w:r>
+        <w:rPr>
+          <w:rFonts w:hint="eastAsia"/>
+          <w:sz w:val="32"/>
+        </w:rPr>
+        <w:t xml:space="preserve">目： </w:t>
+      </w:r>
+      <w:r>
+        <w:rPr>
+          <w:rFonts w:hint="eastAsia"/>
+          <w:sz w:val="32"/>
+          <w:u w:val="single"/>
+        </w:rPr>
+        <w:t xml:space="preserve">气象报文卫星通信传输问题</w:t>
+      </w:r>
+      <w:r>
+        <w:rPr>
+          <w:rFonts w:hint="eastAsia"/>
+          <w:sz w:val="32"/>
+          <w:u w:val="single"/>
+          <w:lang w:val="en-US" w:eastAsia="zh-CN"/>
+        </w:rPr>
+        <w:t xml:space="preserve">                </w:t>
+      </w:r>
+      <w:r>
+        <w:rPr>
+          <w:rFonts w:hint="eastAsia"/>
+          <w:sz w:val="32"/>
+          <w:u w:val="single"/>
+        </w:rPr>
+        <w:t xml:space="preserve"> </w:t>
+      </w:r>
+    </w:p>
+    <w:p>
+      <w:pPr>
+        <w:spacing w:line="600" w:lineRule="auto"/>
+        <w:ind w:left="1470" w:leftChars="700" w:right="1801" w:rightChars="858"/>
+        <w:rPr>
+          <w:sz w:val="32"/>
+        </w:rPr>
+      </w:pPr>
+      <w:r>
+        <w:rPr>
+          <w:rFonts w:hint="eastAsia"/>
+          <w:sz w:val="32"/>
+        </w:rPr>
+        <w:t>专</w:t>
+      </w:r>
+      <w:r>
+        <w:rPr>
+          <w:sz w:val="32"/>
+        </w:rPr>
+        <w:t xml:space="preserve">    </w:t>
+      </w:r>
+      <w:r>
+        <w:rPr>
+          <w:rFonts w:hint="eastAsia"/>
+          <w:sz w:val="32"/>
+        </w:rPr>
+        <w:t>业：</w:t>
+      </w:r>
+      <w:r>
+        <w:rPr>
+          <w:sz w:val="32"/>
+          <w:u w:val="single"/>
+        </w:rPr>
+        <w:t xml:space="preserve"> </w:t>
+      </w:r>
+      <w:r>
+        <w:rPr>
+          <w:rFonts w:hint="eastAsia"/>
+          <w:sz w:val="32"/>
+          <w:u w:val="single"/>
+        </w:rPr>
+        <w:t xml:space="preserve">       </w:t>
+      </w:r>
+      <w:r>
+        <w:rPr>
+          <w:rFonts w:hint="eastAsia"/>
+          <w:sz w:val="32"/>
+          <w:u w:val="single"/>
+          <w:lang w:val="en-US" w:eastAsia="zh-CN"/>
+        </w:rPr>
+        <w:t xml:space="preserve">  </w:t>
+      </w:r>
+      <w:r>
+        <w:rPr>
+          <w:sz w:val="32"/>
+          <w:u w:val="single"/>
+        </w:rPr>
+        <w:t xml:space="preserve"> </w:t>
+      </w:r>
+      <w:r>
+        <w:rPr>
+          <w:rFonts w:hint="eastAsia"/>
+          <w:sz w:val="32"/>
+          <w:u w:val="single"/>
+        </w:rPr>
+        <w:t xml:space="preserve">            </w:t>
+      </w:r>
+      <w:r>
+        <w:rPr>
+          <w:sz w:val="32"/>
+          <w:u w:val="single"/>
+        </w:rPr>
+        <w:t xml:space="preserve">    </w:t>
+      </w:r>
+    </w:p>
+    <w:p>
+      <w:pPr>
+        <w:spacing w:line="600" w:lineRule="auto"/>
+        <w:ind w:left="1470" w:leftChars="700" w:right="1801" w:rightChars="858"/>
+        <w:rPr>
+          <w:sz w:val="32"/>
+        </w:rPr>
+      </w:pPr>
+      <w:r>
+        <w:rPr>
+          <w:rFonts w:hint="eastAsia"/>
+          <w:sz w:val="32"/>
+        </w:rPr>
+        <w:t>姓</w:t>
+      </w:r>
+      <w:r>
+        <w:rPr>
+          <w:sz w:val="32"/>
+        </w:rPr>
+        <w:t xml:space="preserve">    </w:t>
+      </w:r>
+      <w:r>
+        <w:rPr>
+          <w:rFonts w:hint="eastAsia"/>
+          <w:sz w:val="32"/>
+        </w:rPr>
+        <w:t>名：</w:t>
+      </w:r>
+      <w:r>
+        <w:rPr>
+          <w:sz w:val="32"/>
+          <w:u w:val="single"/>
+        </w:rPr>
+        <w:t xml:space="preserve">      </w:t>
+      </w:r>
+      <w:r>
+        <w:rPr>
+          <w:rFonts w:hint="eastAsia"/>
+          <w:sz w:val="32"/>
+          <w:u w:val="single"/>
+        </w:rPr>
+        <w:t xml:space="preserve">    </w:t>
+      </w:r>
+      <w:r>
+        <w:rPr>
+          <w:rFonts w:hint="eastAsia"/>
+          <w:sz w:val="32"/>
+          <w:u w:val="single"/>
+          <w:lang w:val="en-US" w:eastAsia="zh-CN"/>
+        </w:rPr>
+        <w:t xml:space="preserve">         </w:t>
+      </w:r>
+      <w:r>
+        <w:rPr>
+          <w:rFonts w:hint="eastAsia"/>
+          <w:sz w:val="32"/>
+          <w:u w:val="single"/>
+        </w:rPr>
+        <w:t xml:space="preserve">   </w:t>
+      </w:r>
+      <w:r>
+        <w:rPr>
+          <w:sz w:val="32"/>
+          <w:u w:val="single"/>
+        </w:rPr>
+        <w:t xml:space="preserve">        </w:t>
+      </w:r>
+    </w:p>
+    <w:p>
+      <w:pPr>
+        <w:spacing w:line="600" w:lineRule="auto"/>
+        <w:ind w:left="1470" w:leftChars="700" w:right="1801" w:rightChars="858"/>
+        <w:rPr>
+          <w:sz w:val="32"/>
+        </w:rPr>
+      </w:pPr>
+      <w:r>
+        <w:rPr>
+          <w:rFonts w:hint="eastAsia"/>
+          <w:sz w:val="32"/>
+        </w:rPr>
+        <w:t>学</w:t>
+      </w:r>
+      <w:r>
+        <w:rPr>
+          <w:sz w:val="32"/>
+        </w:rPr>
+        <w:t xml:space="preserve">    </w:t>
+      </w:r>
+      <w:r>
+        <w:rPr>
+          <w:rFonts w:hint="eastAsia"/>
+          <w:sz w:val="32"/>
+        </w:rPr>
+        <w:t>号：</w:t>
+      </w:r>
+      <w:r>
+        <w:rPr>
+          <w:sz w:val="32"/>
+          <w:u w:val="single"/>
+        </w:rPr>
+        <w:t xml:space="preserve">       </w:t>
+      </w:r>
+      <w:r>
+        <w:rPr>
+          <w:rFonts w:hint="eastAsia"/>
+          <w:sz w:val="32"/>
+          <w:u w:val="single"/>
+        </w:rPr>
+        <w:t xml:space="preserve">  </w:t>
+      </w:r>
+      <w:r>
+        <w:rPr>
+          <w:rFonts w:hint="eastAsia"/>
+          <w:sz w:val="32"/>
+          <w:u w:val="single"/>
+          <w:lang w:val="en-US" w:eastAsia="zh-CN"/>
+        </w:rPr>
+        <w:t xml:space="preserve">               </w:t>
+      </w:r>
+      <w:r>
+        <w:rPr>
+          <w:rFonts w:hint="eastAsia"/>
+          <w:sz w:val="32"/>
+          <w:u w:val="single"/>
+        </w:rPr>
+        <w:t xml:space="preserve">   </w:t>
+      </w:r>
+      <w:r>
+        <w:rPr>
+          <w:sz w:val="32"/>
+          <w:u w:val="single"/>
+        </w:rPr>
+        <w:t xml:space="preserve"> </w:t>
+      </w:r>
+    </w:p>
+    <w:p>
+      <w:pPr>
+        <w:spacing w:line="600" w:lineRule="auto"/>
+        <w:ind w:left="1470" w:leftChars="700" w:right="1801" w:rightChars="858"/>
+        <w:rPr>
+          <w:sz w:val="32"/>
+          <w:u w:val="single"/>
+        </w:rPr>
+      </w:pPr>
+      <w:r>
+        <w:rPr>
+          <w:rFonts w:hint="eastAsia"/>
+          <w:sz w:val="32"/>
+          <w:lang w:val="en-US" w:eastAsia="zh-CN"/>
+        </w:rPr>
+        <w:t>学</w:t>
+      </w:r>
+      <w:r>
+        <w:rPr>
+          <w:rFonts w:hint="eastAsia"/>
+          <w:sz w:val="32"/>
+        </w:rPr>
+        <w:t xml:space="preserve">    期：</w:t>
+      </w:r>
+      <w:r>
+        <w:rPr>
+          <w:sz w:val="32"/>
+          <w:u w:val="single"/>
+        </w:rPr>
+        <w:t xml:space="preserve">  </w:t>
+      </w:r>
+      <w:r>
+        <w:rPr>
+          <w:rFonts w:hint="eastAsia"/>
+          <w:sz w:val="32"/>
+          <w:u w:val="single"/>
+          <w:lang w:val="en-US" w:eastAsia="zh-CN"/>
+        </w:rPr>
+        <w:t xml:space="preserve">   25-26春季学期</w:t>
+      </w:r>
+      <w:r>
+        <w:rPr>
+          <w:rFonts w:hint="eastAsia"/>
+          <w:sz w:val="32"/>
+          <w:u w:val="single"/>
+        </w:rPr>
+        <w:t xml:space="preserve">      </w:t>
+      </w:r>
+      <w:r>
+        <w:rPr>
+          <w:sz w:val="32"/>
+          <w:u w:val="single"/>
+        </w:rPr>
+        <w:t xml:space="preserve"> </w:t>
+      </w:r>
+    </w:p>
+    <w:p>
+      <w:pPr>
+        <w:spacing w:before="312" w:beforeLines="100" w:after="312" w:afterLines="100" w:line="600" w:lineRule="auto"/>
+        <w:jc w:val="center"/>
+        <w:textAlignment w:val="baseline"/>
+        <w:rPr>
+          <w:b/>
+          <w:sz w:val="44"/>
+        </w:rPr>
+        <w:sectPr>
+          <w:headerReference r:id="rId3" w:type="default"/>
+          <w:footerReference r:id="rId5" w:type="default"/>
+          <w:headerReference r:id="rId4" w:type="even"/>
+          <w:footerReference r:id="rId6" w:type="even"/>
+          <w:pgSz w:w="11906" w:h="16838"/>
+          <w:pgMar w:top="1588" w:right="1134" w:bottom="1247" w:left="1701" w:header="1021" w:footer="794" w:gutter="0"/>
+          <w:pgNumType w:start="1"/>
+          <w:cols w:space="720" w:num="1"/>
+          <w:titlePg/>
+          <w:docGrid w:type="linesAndChars" w:linePitch="312" w:charSpace="0"/>
+        </w:sectPr>
+      </w:pPr>
+    </w:p>
+    <w:p>
+      <w:r>
+        <w:br w:type="page"/>
+      </w:r>
+    </w:p>
     <w:p>
       <w:pPr>
         <w:spacing w:after="120" w:before="600"/>
